--- a/backend/data/templates/pt/politica_gestao_ativos_pme.docx
+++ b/backend/data/templates/pt/politica_gestao_ativos_pme.docx
@@ -200,16 +200,7 @@
           <w:szCs w:val="20"/>
           <w:lang w:val="pt-PT"/>
         </w:rPr>
-        <w:t>DL 125/2025 (NIS2)</w:t>
-      </w:r>
-      <w:r>
-        <w:rPr>
-          <w:color w:val="AAAAAA"/>
-          <w:sz w:val="20"/>
-          <w:szCs w:val="20"/>
-          <w:lang w:val="pt-PT"/>
-        </w:rPr>
-        <w:t xml:space="preserve"> </w:t>
+        <w:t>NIS2 (Regime Jurídico da Cibersegurança e Regulamento n.º 756/2026 do CNCS) | QNRCS</w:t>
       </w:r>
     </w:p>
     <w:p>
@@ -313,43 +304,7 @@
                 <w:szCs w:val="19"/>
                 <w:lang w:val="pt-PT"/>
               </w:rPr>
-              <w:t xml:space="preserve">Os documentos do repositório NIS2PME são modelos de referência desenvolvidos para apoiar pequenas e médias empresas na implementação de práticas de </w:t>
-            </w:r>
-            <w:proofErr w:type="spellStart"/>
-            <w:r>
-              <w:rPr>
-                <w:sz w:val="19"/>
-                <w:szCs w:val="19"/>
-                <w:lang w:val="pt-PT"/>
-              </w:rPr>
-              <w:t>cibersegurança</w:t>
-            </w:r>
-            <w:proofErr w:type="spellEnd"/>
-            <w:r>
-              <w:rPr>
-                <w:sz w:val="19"/>
-                <w:szCs w:val="19"/>
-                <w:lang w:val="pt-PT"/>
-              </w:rPr>
-              <w:t xml:space="preserve"> alinhadas com o Decreto-Lei 125/2025 e a </w:t>
-            </w:r>
-            <w:proofErr w:type="spellStart"/>
-            <w:r>
-              <w:rPr>
-                <w:sz w:val="19"/>
-                <w:szCs w:val="19"/>
-                <w:lang w:val="pt-PT"/>
-              </w:rPr>
-              <w:t>Directiva</w:t>
-            </w:r>
-            <w:proofErr w:type="spellEnd"/>
-            <w:r>
-              <w:rPr>
-                <w:sz w:val="19"/>
-                <w:szCs w:val="19"/>
-                <w:lang w:val="pt-PT"/>
-              </w:rPr>
-              <w:t xml:space="preserve"> NIS2 (UE 2022/2555).</w:t>
+              <w:t>Os documentos do repositório NIS2PME são modelos de referência desenvolvidos para apoiar pequenas e médias empresas na implementação de práticas de cibersegurança alinhadas com a NIS2. A NIS2 é uma diretiva europeia (Diretiva (UE) 2022/2555). Em Portugal, aplica-se através do Regime Jurídico da Cibersegurança (RJC), aprovado pelo Decreto-Lei n.º 125/2025, de 4 de dezembro, e do Regulamento n.º 756/2026 do Centro Nacional de Cibersegurança (CNCS), que define as medidas mínimas do Quadro Nacional de Referência para a Cibersegurança (QNRCS) e a plataforma eletrónica MyCiber.</w:t>
             </w:r>
           </w:p>
           <w:p>
@@ -375,7 +330,7 @@
                 <w:szCs w:val="19"/>
                 <w:lang w:val="pt-PT"/>
               </w:rPr>
-              <w:t>adoptar</w:t>
+              <w:t>adotar</w:t>
             </w:r>
             <w:proofErr w:type="spellEnd"/>
             <w:r>
@@ -415,7 +370,7 @@
                 <w:szCs w:val="19"/>
                 <w:lang w:val="pt-PT"/>
               </w:rPr>
-              <w:t>rectos</w:t>
+              <w:t>retos</w:t>
             </w:r>
             <w:proofErr w:type="spellEnd"/>
             <w:r>
@@ -574,7 +529,7 @@
           <w:szCs w:val="40"/>
           <w:lang w:val="pt-PT"/>
         </w:rPr>
-        <w:t>POLÍTICA DE GESTÃO DE ACTIVOS</w:t>
+        <w:t>POLÍTICA DE GESTÃO DE ATIVOS</w:t>
       </w:r>
     </w:p>
     <w:p>
@@ -649,7 +604,7 @@
           <w:szCs w:val="20"/>
           <w:lang w:val="pt-PT"/>
         </w:rPr>
-        <w:t>Versão 1.0   |   [Data]   |   Classificação: Confidencial - Uso Interno</w:t>
+        <w:t xml:space="preserve">Versão 1.0   |   [Data]   |   Classificação: Confidencial - Uso Interno</w:t>
       </w:r>
     </w:p>
     <w:p>
@@ -667,27 +622,7 @@
           <w:szCs w:val="18"/>
           <w:lang w:val="pt-PT"/>
         </w:rPr>
-        <w:t xml:space="preserve">Alinhada com: NIS2 (UE 2022/2555) | DL 125/2025 | ISO/IEC 27002 | CIS </w:t>
-      </w:r>
-      <w:proofErr w:type="spellStart"/>
-      <w:r>
-        <w:rPr>
-          <w:color w:val="777777"/>
-          <w:sz w:val="18"/>
-          <w:szCs w:val="18"/>
-          <w:lang w:val="pt-PT"/>
-        </w:rPr>
-        <w:t>Controls</w:t>
-      </w:r>
-      <w:proofErr w:type="spellEnd"/>
-      <w:r>
-        <w:rPr>
-          <w:color w:val="777777"/>
-          <w:sz w:val="18"/>
-          <w:szCs w:val="18"/>
-          <w:lang w:val="pt-PT"/>
-        </w:rPr>
-        <w:t xml:space="preserve"> v8 | RGPD</w:t>
+        <w:t>Alinhada com: NIS2 (Regime Jurídico da Cibersegurança e Regulamento n.º 756/2026 do CNCS) | QNRCS | ISO/IEC 27002:2022 | CIS Controls v8.1 | RGPD</w:t>
       </w:r>
     </w:p>
     <w:p>
@@ -696,6 +631,8 @@
           <w:lang w:val="pt-PT"/>
         </w:rPr>
         <w:sectPr>
+          <w:headerReference w:type="default" r:id="rId11"/>
+          <w:footerReference w:type="default" r:id="rId12"/>
           <w:pgSz w:w="11906" w:h="16838"/>
           <w:pgMar w:top="1440" w:right="1440" w:bottom="1440" w:left="1440" w:header="708" w:footer="708" w:gutter="0"/>
           <w:cols w:space="720"/>
@@ -1884,7 +1821,7 @@
       </w:r>
       <w:proofErr w:type="spellStart"/>
       <w:r>
-        <w:t>Objectivos</w:t>
+        <w:t>Objetivos</w:t>
       </w:r>
       <w:proofErr w:type="spellEnd"/>
     </w:p>
@@ -1906,7 +1843,7 @@
         <w:rPr>
           <w:lang w:val="pt-PT"/>
         </w:rPr>
-        <w:t>activos</w:t>
+        <w:t>ativos</w:t>
       </w:r>
       <w:proofErr w:type="spellEnd"/>
       <w:r>
@@ -1927,119 +1864,7 @@
         <w:rPr>
           <w:lang w:val="pt-PT"/>
         </w:rPr>
-        <w:t xml:space="preserve">A presente Política de Gestão de </w:t>
-      </w:r>
-      <w:proofErr w:type="spellStart"/>
-      <w:r>
-        <w:rPr>
-          <w:lang w:val="pt-PT"/>
-        </w:rPr>
-        <w:t>Activos</w:t>
-      </w:r>
-      <w:proofErr w:type="spellEnd"/>
-      <w:r>
-        <w:rPr>
-          <w:lang w:val="pt-PT"/>
-        </w:rPr>
-        <w:t xml:space="preserve"> define as regras e procedimentos para a gestão do ciclo de vida dos </w:t>
-      </w:r>
-      <w:proofErr w:type="spellStart"/>
-      <w:r>
-        <w:rPr>
-          <w:lang w:val="pt-PT"/>
-        </w:rPr>
-        <w:t>activos</w:t>
-      </w:r>
-      <w:proofErr w:type="spellEnd"/>
-      <w:r>
-        <w:rPr>
-          <w:lang w:val="pt-PT"/>
-        </w:rPr>
-        <w:t xml:space="preserve"> de informação, equipamentos e </w:t>
-      </w:r>
-      <w:r>
-        <w:rPr>
-          <w:i/>
-          <w:iCs/>
-          <w:lang w:val="pt-PT"/>
-        </w:rPr>
-        <w:t>software</w:t>
-      </w:r>
-      <w:r>
-        <w:rPr>
-          <w:lang w:val="pt-PT"/>
-        </w:rPr>
-        <w:t xml:space="preserve"> da </w:t>
-      </w:r>
-      <w:r>
-        <w:rPr>
-          <w:b/>
-          <w:bCs/>
-          <w:lang w:val="pt-PT"/>
-        </w:rPr>
-        <w:t>[ORGANIZAÇÃO]</w:t>
-      </w:r>
-      <w:r>
-        <w:rPr>
-          <w:lang w:val="pt-PT"/>
-        </w:rPr>
-        <w:t xml:space="preserve">, em conformidade com o DL 125/2025 (transposição da </w:t>
-      </w:r>
-      <w:proofErr w:type="spellStart"/>
-      <w:r>
-        <w:rPr>
-          <w:lang w:val="pt-PT"/>
-        </w:rPr>
-        <w:t>Directiva</w:t>
-      </w:r>
-      <w:proofErr w:type="spellEnd"/>
-      <w:r>
-        <w:rPr>
-          <w:lang w:val="pt-PT"/>
-        </w:rPr>
-        <w:t xml:space="preserve"> NIS2) e com o RGPD.</w:t>
-      </w:r>
-    </w:p>
-    <w:p>
-      <w:pPr>
-        <w:spacing w:before="80" w:after="80"/>
-        <w:rPr>
-          <w:lang w:val="pt-PT"/>
-        </w:rPr>
-      </w:pPr>
-      <w:r>
-        <w:rPr>
-          <w:lang w:val="pt-PT"/>
-        </w:rPr>
-        <w:t xml:space="preserve">Uma boa gestão de </w:t>
-      </w:r>
-      <w:proofErr w:type="spellStart"/>
-      <w:r>
-        <w:rPr>
-          <w:lang w:val="pt-PT"/>
-        </w:rPr>
-        <w:t>activos</w:t>
-      </w:r>
-      <w:proofErr w:type="spellEnd"/>
-      <w:r>
-        <w:rPr>
-          <w:lang w:val="pt-PT"/>
-        </w:rPr>
-        <w:t xml:space="preserve"> contribui para: redução de custos (evitar licenças desnecessárias e substituições não planeadas), segurança melhorada (conhecer o que existe na rede e quem o utiliza) e cumprimento regulatório (inventário </w:t>
-      </w:r>
-      <w:proofErr w:type="spellStart"/>
-      <w:r>
-        <w:rPr>
-          <w:lang w:val="pt-PT"/>
-        </w:rPr>
-        <w:t>auditável</w:t>
-      </w:r>
-      <w:proofErr w:type="spellEnd"/>
-      <w:r>
-        <w:rPr>
-          <w:lang w:val="pt-PT"/>
-        </w:rPr>
-        <w:t>).</w:t>
+        <w:t>A presente Política de Gestão de Ativos define as regras e os procedimentos para gerir o ciclo de vida dos ativos de informação, equipamentos, software e serviços da [ORGANIZAÇÃO], desde a aquisição até ao abate. Concretiza a gestão de ativos prevista no RJC, art. 27.º, n.º 1, al. h), e é a Política de Gestão do Ciclo de Vida de Ativos que o QNRCS pede a partir do nível Substancial (ID.GA-7). A classificação da informação e a destruição de dados seguem a Política de Classificação e Gestão de Dados, que usa os mesmos níveis de classificação.</w:t>
       </w:r>
     </w:p>
     <w:tbl>
@@ -2104,25 +1929,7 @@
                 <w:szCs w:val="20"/>
                 <w:lang w:val="pt-PT"/>
               </w:rPr>
-              <w:t xml:space="preserve">DL 125/2025, </w:t>
-            </w:r>
-            <w:proofErr w:type="spellStart"/>
-            <w:r>
-              <w:rPr>
-                <w:sz w:val="20"/>
-                <w:szCs w:val="20"/>
-                <w:lang w:val="pt-PT"/>
-              </w:rPr>
-              <w:t>Art</w:t>
-            </w:r>
-            <w:proofErr w:type="spellEnd"/>
-            <w:r>
-              <w:rPr>
-                <w:sz w:val="20"/>
-                <w:szCs w:val="20"/>
-                <w:lang w:val="pt-PT"/>
-              </w:rPr>
-              <w:t>. 10.º, n.º 1 - As entidades devem identificar e documentar os sistemas de redes e de informação, incluindo as dependências e vulnerabilidades relevantes para a prestação dos seus serviços.</w:t>
+              <w:t>RJC, art. 27.º, n.º 1, al. h) (gestão de ativos), e art. 29.º, n.º 1 (análise e gestão de riscos em relação a todos os ativos que garantem o funcionamento das redes e sistemas de informação); QNRCS ID.GA-1 e ID.GA-2 (nível Básico) - os equipamentos e demais recursos físicos, e os recursos lógicos, são inventariados, com mapeamento das dependências entre ativos; o inventário é documentado e atualizado.</w:t>
             </w:r>
           </w:p>
         </w:tc>
@@ -2171,7 +1978,7 @@
         <w:rPr>
           <w:lang w:val="pt-PT"/>
         </w:rPr>
-        <w:t>activos</w:t>
+        <w:t>ativos</w:t>
       </w:r>
       <w:proofErr w:type="spellEnd"/>
       <w:r>
@@ -2230,71 +2037,7 @@
           <w:iCs/>
           <w:lang w:val="pt-PT"/>
         </w:rPr>
-        <w:t>Software</w:t>
-      </w:r>
-      <w:r>
-        <w:rPr>
-          <w:lang w:val="pt-PT"/>
-        </w:rPr>
-        <w:t xml:space="preserve">: sistemas operativos, aplicações de negócio, serviços </w:t>
-      </w:r>
-      <w:proofErr w:type="spellStart"/>
-      <w:r>
-        <w:rPr>
-          <w:i/>
-          <w:iCs/>
-          <w:lang w:val="pt-PT"/>
-        </w:rPr>
-        <w:t>cloud</w:t>
-      </w:r>
-      <w:proofErr w:type="spellEnd"/>
-      <w:r>
-        <w:rPr>
-          <w:lang w:val="pt-PT"/>
-        </w:rPr>
-        <w:t xml:space="preserve"> (</w:t>
-      </w:r>
-      <w:r>
-        <w:rPr>
-          <w:i/>
-          <w:iCs/>
-          <w:lang w:val="pt-PT"/>
-        </w:rPr>
-        <w:t>SaaS</w:t>
-      </w:r>
-      <w:r>
-        <w:rPr>
-          <w:lang w:val="pt-PT"/>
-        </w:rPr>
-        <w:t xml:space="preserve">, </w:t>
-      </w:r>
-      <w:r>
-        <w:rPr>
-          <w:i/>
-          <w:iCs/>
-          <w:lang w:val="pt-PT"/>
-        </w:rPr>
-        <w:t>PaaS</w:t>
-      </w:r>
-      <w:r>
-        <w:rPr>
-          <w:lang w:val="pt-PT"/>
-        </w:rPr>
-        <w:t xml:space="preserve">, </w:t>
-      </w:r>
-      <w:r>
-        <w:rPr>
-          <w:i/>
-          <w:iCs/>
-          <w:lang w:val="pt-PT"/>
-        </w:rPr>
-        <w:t>IaaS</w:t>
-      </w:r>
-      <w:r>
-        <w:rPr>
-          <w:lang w:val="pt-PT"/>
-        </w:rPr>
-        <w:t>).</w:t>
+        <w:t>Software: sistemas operativos, aplicações de negócio, serviços na nuvem (SaaS, PaaS, IaaS).</w:t>
       </w:r>
     </w:p>
     <w:p>
@@ -2312,7 +2055,7 @@
         <w:rPr>
           <w:lang w:val="pt-PT"/>
         </w:rPr>
-        <w:t>Dados e informação: bases de dados, ficheiros, documentação, credenciais de acesso.</w:t>
+        <w:t>Serviços prestados por fornecedores: suporte informático externalizado, alojamento, ligação à Internet, correio eletrónico, cópias de segurança externas.</w:t>
       </w:r>
     </w:p>
     <w:p>
@@ -2326,20 +2069,11 @@
           <w:lang w:val="pt-PT"/>
         </w:rPr>
       </w:pPr>
-      <w:proofErr w:type="spellStart"/>
-      <w:r>
-        <w:rPr>
-          <w:lang w:val="pt-PT"/>
-        </w:rPr>
-        <w:lastRenderedPageBreak/>
-        <w:t>Activos</w:t>
-      </w:r>
-      <w:proofErr w:type="spellEnd"/>
-      <w:r>
-        <w:rPr>
-          <w:lang w:val="pt-PT"/>
-        </w:rPr>
-        <w:t xml:space="preserve"> administrativos: nomes de domínio, certificados digitais, chaves criptográficas.</w:t>
+      <w:r>
+        <w:rPr>
+          <w:lang w:val="pt-PT"/>
+        </w:rPr>
+        <w:t>Dados e informação: bases de dados, ficheiros, documentação, credenciais de acesso.</w:t>
       </w:r>
     </w:p>
     <w:p>
@@ -2353,6 +2087,32 @@
           <w:lang w:val="pt-PT"/>
         </w:rPr>
       </w:pPr>
+      <w:proofErr w:type="spellStart"/>
+      <w:r>
+        <w:rPr>
+          <w:lang w:val="pt-PT"/>
+        </w:rPr>
+        <w:t>Ativos</w:t>
+      </w:r>
+      <w:proofErr w:type="spellEnd"/>
+      <w:r>
+        <w:rPr>
+          <w:lang w:val="pt-PT"/>
+        </w:rPr>
+        <w:t xml:space="preserve"> administrativos: nomes de domínio, certificados digitais, chaves criptográficas.</w:t>
+      </w:r>
+    </w:p>
+    <w:p>
+      <w:pPr>
+        <w:pStyle w:val="ListParagraph"/>
+        <w:numPr>
+          <w:ilvl w:val="0"/>
+          <w:numId w:val="2"/>
+        </w:numPr>
+        <w:rPr>
+          <w:lang w:val="pt-PT"/>
+        </w:rPr>
+      </w:pPr>
       <w:r>
         <w:rPr>
           <w:lang w:val="pt-PT"/>
@@ -2402,7 +2162,7 @@
         <w:rPr>
           <w:lang w:val="pt-PT"/>
         </w:rPr>
-        <w:t>activos</w:t>
+        <w:t>ativos</w:t>
       </w:r>
       <w:proofErr w:type="spellEnd"/>
       <w:r>
@@ -2564,7 +2324,7 @@
                 <w:sz w:val="20"/>
                 <w:szCs w:val="20"/>
               </w:rPr>
-              <w:t>Activo</w:t>
+              <w:t>Ativo</w:t>
             </w:r>
             <w:proofErr w:type="spellEnd"/>
           </w:p>
@@ -2599,7 +2359,7 @@
                 <w:szCs w:val="20"/>
                 <w:lang w:val="pt-PT"/>
               </w:rPr>
-              <w:t>Qualquer dado, sistema, equipamento, software, rede, nome de domínio, documentação ou outro recurso que tenha valor para a organização.</w:t>
+              <w:t>Qualquer dado, sistema, equipamento, software, rede, nome de domínio, documentação ou outro recurso que tenha valor para a organização. Inclui, pelo menos, os ativos na aceção do RJC, art. 2.º, al. a): todo o sistema de informação e comunicação, os equipamentos e os demais recursos físicos e lógicos geridos ou detidos pela entidade, que suportam, direta ou indiretamente, um ou mais serviços.</w:t>
             </w:r>
           </w:p>
         </w:tc>
@@ -2632,7 +2392,7 @@
                 <w:sz w:val="20"/>
                 <w:szCs w:val="20"/>
               </w:rPr>
-              <w:t>Activo</w:t>
+              <w:t>Ativo</w:t>
             </w:r>
             <w:proofErr w:type="spellEnd"/>
             <w:r>
@@ -2834,7 +2594,7 @@
                 <w:sz w:val="20"/>
                 <w:szCs w:val="20"/>
               </w:rPr>
-              <w:t>Activo</w:t>
+              <w:t>Ativo</w:t>
             </w:r>
             <w:proofErr w:type="spellEnd"/>
             <w:r>
@@ -2893,7 +2653,7 @@
                 <w:szCs w:val="20"/>
                 <w:lang w:val="pt-PT"/>
               </w:rPr>
-              <w:t>activos</w:t>
+              <w:t>ativos</w:t>
             </w:r>
             <w:proofErr w:type="spellEnd"/>
             <w:r>
@@ -2949,7 +2709,7 @@
                 <w:sz w:val="20"/>
                 <w:szCs w:val="20"/>
               </w:rPr>
-              <w:t>activos</w:t>
+              <w:t>ativos</w:t>
             </w:r>
             <w:proofErr w:type="spellEnd"/>
             <w:r>
@@ -3038,7 +2798,7 @@
                 <w:sz w:val="20"/>
                 <w:szCs w:val="20"/>
               </w:rPr>
-              <w:t>Activo</w:t>
+              <w:t>Ativo</w:t>
             </w:r>
             <w:proofErr w:type="spellEnd"/>
             <w:r>
@@ -3087,23 +2847,13 @@
                 <w:lang w:val="pt-PT"/>
               </w:rPr>
             </w:pPr>
-            <w:proofErr w:type="spellStart"/>
-            <w:r>
-              <w:rPr>
-                <w:sz w:val="20"/>
-                <w:szCs w:val="20"/>
-                <w:lang w:val="pt-PT"/>
-              </w:rPr>
-              <w:t>Activo</w:t>
-            </w:r>
-            <w:proofErr w:type="spellEnd"/>
-            <w:r>
-              <w:rPr>
-                <w:sz w:val="20"/>
-                <w:szCs w:val="20"/>
-                <w:lang w:val="pt-PT"/>
-              </w:rPr>
-              <w:t xml:space="preserve"> cuja perda ou comprometimento causaria danos graves para a organização ou para terceiros.</w:t>
+            <w:r>
+              <w:rPr>
+                <w:sz w:val="20"/>
+                <w:szCs w:val="20"/>
+                <w:lang w:val="pt-PT"/>
+              </w:rPr>
+              <w:t>Ativo de criticidade Alta (secção 8.1): a sua perda, indisponibilidade ou comprometimento impede a prestação de um serviço crítico ou causa danos graves à organização ou a terceiros.</w:t>
             </w:r>
           </w:p>
         </w:tc>
@@ -3156,7 +2906,7 @@
                 <w:sz w:val="20"/>
                 <w:szCs w:val="20"/>
               </w:rPr>
-              <w:t>activo</w:t>
+              <w:t>ativo</w:t>
             </w:r>
             <w:proofErr w:type="spellEnd"/>
           </w:p>
@@ -3191,25 +2941,7 @@
                 <w:szCs w:val="20"/>
                 <w:lang w:val="pt-PT"/>
               </w:rPr>
-              <w:t xml:space="preserve">Pessoa responsável pela gestão e segurança de um </w:t>
-            </w:r>
-            <w:proofErr w:type="spellStart"/>
-            <w:r>
-              <w:rPr>
-                <w:sz w:val="20"/>
-                <w:szCs w:val="20"/>
-                <w:lang w:val="pt-PT"/>
-              </w:rPr>
-              <w:t>activo</w:t>
-            </w:r>
-            <w:proofErr w:type="spellEnd"/>
-            <w:r>
-              <w:rPr>
-                <w:sz w:val="20"/>
-                <w:szCs w:val="20"/>
-                <w:lang w:val="pt-PT"/>
-              </w:rPr>
-              <w:t xml:space="preserve"> específico.</w:t>
+              <w:t>Pessoa responsável pela gestão e segurança de um ativo específico, incluindo atribuir-lhe a criticidade e a classificação.</w:t>
             </w:r>
           </w:p>
         </w:tc>
@@ -3241,7 +2973,7 @@
                 <w:sz w:val="20"/>
                 <w:szCs w:val="20"/>
               </w:rPr>
-              <w:t>EOL (End-of-Life)</w:t>
+              <w:t>Criticidade</w:t>
             </w:r>
           </w:p>
         </w:tc>
@@ -3275,25 +3007,7 @@
                 <w:szCs w:val="20"/>
                 <w:lang w:val="pt-PT"/>
               </w:rPr>
-              <w:t xml:space="preserve">Estado de um equipamento ou software cujo fabricante já não disponibiliza </w:t>
-            </w:r>
-            <w:proofErr w:type="spellStart"/>
-            <w:r>
-              <w:rPr>
-                <w:sz w:val="20"/>
-                <w:szCs w:val="20"/>
-                <w:lang w:val="pt-PT"/>
-              </w:rPr>
-              <w:t>actualizações</w:t>
-            </w:r>
-            <w:proofErr w:type="spellEnd"/>
-            <w:r>
-              <w:rPr>
-                <w:sz w:val="20"/>
-                <w:szCs w:val="20"/>
-                <w:lang w:val="pt-PT"/>
-              </w:rPr>
-              <w:t xml:space="preserve"> de segurança.</w:t>
+              <w:t>Importância de um ativo para a continuidade dos serviços (Alta, Média ou Baixa). Não se confunde com o nível de classificação da informação (Público, Interno, Confidencial, Crítico), que mede o dano causado pela divulgação.</w:t>
             </w:r>
           </w:p>
         </w:tc>
@@ -3325,52 +3039,59 @@
                 <w:sz w:val="20"/>
                 <w:szCs w:val="20"/>
               </w:rPr>
-              <w:t xml:space="preserve">Dados </w:t>
+              <w:t>EOL (End-of-Life)</w:t>
+            </w:r>
+          </w:p>
+        </w:tc>
+        <w:tc>
+          <w:tcPr>
+            <w:tcW w:w="6426" w:type="dxa"/>
+            <w:tcBorders>
+              <w:top w:val="single" w:sz="6" w:space="0" w:color="AAAAAA"/>
+              <w:left w:val="single" w:sz="6" w:space="0" w:color="AAAAAA"/>
+              <w:bottom w:val="single" w:sz="6" w:space="0" w:color="AAAAAA"/>
+              <w:right w:val="single" w:sz="6" w:space="0" w:color="AAAAAA"/>
+            </w:tcBorders>
+            <w:shd w:val="clear" w:color="auto" w:fill="FFFFFF"/>
+            <w:tcMar>
+              <w:top w:w="80" w:type="dxa"/>
+              <w:left w:w="120" w:type="dxa"/>
+              <w:bottom w:w="80" w:type="dxa"/>
+              <w:right w:w="120" w:type="dxa"/>
+            </w:tcMar>
+            <w:vAlign w:val="center"/>
+          </w:tcPr>
+          <w:p>
+            <w:pPr>
+              <w:rPr>
+                <w:lang w:val="pt-PT"/>
+              </w:rPr>
+            </w:pPr>
+            <w:r>
+              <w:rPr>
+                <w:sz w:val="20"/>
+                <w:szCs w:val="20"/>
+                <w:lang w:val="pt-PT"/>
+              </w:rPr>
+              <w:t xml:space="preserve">Estado de um equipamento ou software cujo fabricante já não disponibiliza </w:t>
             </w:r>
             <w:proofErr w:type="spellStart"/>
             <w:r>
               <w:rPr>
-                <w:b/>
-                <w:bCs/>
-                <w:sz w:val="20"/>
-                <w:szCs w:val="20"/>
-              </w:rPr>
-              <w:t>pessoais</w:t>
+                <w:sz w:val="20"/>
+                <w:szCs w:val="20"/>
+                <w:lang w:val="pt-PT"/>
+              </w:rPr>
+              <w:t>atualizações</w:t>
             </w:r>
             <w:proofErr w:type="spellEnd"/>
-          </w:p>
-        </w:tc>
-        <w:tc>
-          <w:tcPr>
-            <w:tcW w:w="6426" w:type="dxa"/>
-            <w:tcBorders>
-              <w:top w:val="single" w:sz="6" w:space="0" w:color="AAAAAA"/>
-              <w:left w:val="single" w:sz="6" w:space="0" w:color="AAAAAA"/>
-              <w:bottom w:val="single" w:sz="6" w:space="0" w:color="AAAAAA"/>
-              <w:right w:val="single" w:sz="6" w:space="0" w:color="AAAAAA"/>
-            </w:tcBorders>
-            <w:shd w:val="clear" w:color="auto" w:fill="FFFFFF"/>
-            <w:tcMar>
-              <w:top w:w="80" w:type="dxa"/>
-              <w:left w:w="120" w:type="dxa"/>
-              <w:bottom w:w="80" w:type="dxa"/>
-              <w:right w:w="120" w:type="dxa"/>
-            </w:tcMar>
-            <w:vAlign w:val="center"/>
-          </w:tcPr>
-          <w:p>
-            <w:pPr>
-              <w:rPr>
-                <w:lang w:val="pt-PT"/>
-              </w:rPr>
-            </w:pPr>
-            <w:r>
-              <w:rPr>
-                <w:sz w:val="20"/>
-                <w:szCs w:val="20"/>
-                <w:lang w:val="pt-PT"/>
-              </w:rPr>
-              <w:t>Informação que identifica ou pode identificar uma pessoa singular, sujeita ao RGPD.</w:t>
+            <w:r>
+              <w:rPr>
+                <w:sz w:val="20"/>
+                <w:szCs w:val="20"/>
+                <w:lang w:val="pt-PT"/>
+              </w:rPr>
+              <w:t xml:space="preserve"> de segurança.</w:t>
             </w:r>
           </w:p>
         </w:tc>
@@ -3402,7 +3123,7 @@
                 <w:sz w:val="20"/>
                 <w:szCs w:val="20"/>
               </w:rPr>
-              <w:t xml:space="preserve">Abate </w:t>
+              <w:t xml:space="preserve">Dados </w:t>
             </w:r>
             <w:proofErr w:type="spellStart"/>
             <w:r>
@@ -3412,7 +3133,7 @@
                 <w:sz w:val="20"/>
                 <w:szCs w:val="20"/>
               </w:rPr>
-              <w:t>controlado</w:t>
+              <w:t>pessoais</w:t>
             </w:r>
             <w:proofErr w:type="spellEnd"/>
           </w:p>
@@ -3447,25 +3168,7 @@
                 <w:szCs w:val="20"/>
                 <w:lang w:val="pt-PT"/>
               </w:rPr>
-              <w:t xml:space="preserve">Processo formal e documentado de retirada de serviço de um </w:t>
-            </w:r>
-            <w:proofErr w:type="spellStart"/>
-            <w:r>
-              <w:rPr>
-                <w:sz w:val="20"/>
-                <w:szCs w:val="20"/>
-                <w:lang w:val="pt-PT"/>
-              </w:rPr>
-              <w:t>activo</w:t>
-            </w:r>
-            <w:proofErr w:type="spellEnd"/>
-            <w:r>
-              <w:rPr>
-                <w:sz w:val="20"/>
-                <w:szCs w:val="20"/>
-                <w:lang w:val="pt-PT"/>
-              </w:rPr>
-              <w:t>, com apagamento seguro dos dados.</w:t>
+              <w:t>Informação que identifica ou pode identificar uma pessoa singular, sujeita ao RGPD.</w:t>
             </w:r>
           </w:p>
         </w:tc>
@@ -3507,6 +3210,101 @@
                 <w:sz w:val="20"/>
                 <w:szCs w:val="20"/>
               </w:rPr>
+              <w:t>controlado</w:t>
+            </w:r>
+            <w:proofErr w:type="spellEnd"/>
+          </w:p>
+        </w:tc>
+        <w:tc>
+          <w:tcPr>
+            <w:tcW w:w="6426" w:type="dxa"/>
+            <w:tcBorders>
+              <w:top w:val="single" w:sz="6" w:space="0" w:color="AAAAAA"/>
+              <w:left w:val="single" w:sz="6" w:space="0" w:color="AAAAAA"/>
+              <w:bottom w:val="single" w:sz="6" w:space="0" w:color="AAAAAA"/>
+              <w:right w:val="single" w:sz="6" w:space="0" w:color="AAAAAA"/>
+            </w:tcBorders>
+            <w:shd w:val="clear" w:color="auto" w:fill="FFFFFF"/>
+            <w:tcMar>
+              <w:top w:w="80" w:type="dxa"/>
+              <w:left w:w="120" w:type="dxa"/>
+              <w:bottom w:w="80" w:type="dxa"/>
+              <w:right w:w="120" w:type="dxa"/>
+            </w:tcMar>
+            <w:vAlign w:val="center"/>
+          </w:tcPr>
+          <w:p>
+            <w:pPr>
+              <w:rPr>
+                <w:lang w:val="pt-PT"/>
+              </w:rPr>
+            </w:pPr>
+            <w:r>
+              <w:rPr>
+                <w:sz w:val="20"/>
+                <w:szCs w:val="20"/>
+                <w:lang w:val="pt-PT"/>
+              </w:rPr>
+              <w:t xml:space="preserve">Processo formal e documentado de retirada de serviço de um </w:t>
+            </w:r>
+            <w:proofErr w:type="spellStart"/>
+            <w:r>
+              <w:rPr>
+                <w:sz w:val="20"/>
+                <w:szCs w:val="20"/>
+                <w:lang w:val="pt-PT"/>
+              </w:rPr>
+              <w:t>ativo</w:t>
+            </w:r>
+            <w:proofErr w:type="spellEnd"/>
+            <w:r>
+              <w:rPr>
+                <w:sz w:val="20"/>
+                <w:szCs w:val="20"/>
+                <w:lang w:val="pt-PT"/>
+              </w:rPr>
+              <w:t>, com apagamento seguro dos dados.</w:t>
+            </w:r>
+          </w:p>
+        </w:tc>
+      </w:tr>
+      <w:tr>
+        <w:tc>
+          <w:tcPr>
+            <w:tcW w:w="2600" w:type="dxa"/>
+            <w:tcBorders>
+              <w:top w:val="single" w:sz="6" w:space="0" w:color="AAAAAA"/>
+              <w:left w:val="single" w:sz="6" w:space="0" w:color="AAAAAA"/>
+              <w:bottom w:val="single" w:sz="6" w:space="0" w:color="AAAAAA"/>
+              <w:right w:val="single" w:sz="6" w:space="0" w:color="AAAAAA"/>
+            </w:tcBorders>
+            <w:shd w:val="clear" w:color="auto" w:fill="D6E4F0"/>
+            <w:tcMar>
+              <w:top w:w="80" w:type="dxa"/>
+              <w:left w:w="120" w:type="dxa"/>
+              <w:bottom w:w="80" w:type="dxa"/>
+              <w:right w:w="120" w:type="dxa"/>
+            </w:tcMar>
+            <w:vAlign w:val="center"/>
+          </w:tcPr>
+          <w:p>
+            <w:r>
+              <w:rPr>
+                <w:b/>
+                <w:bCs/>
+                <w:sz w:val="20"/>
+                <w:szCs w:val="20"/>
+              </w:rPr>
+              <w:t xml:space="preserve">Abate </w:t>
+            </w:r>
+            <w:proofErr w:type="spellStart"/>
+            <w:r>
+              <w:rPr>
+                <w:b/>
+                <w:bCs/>
+                <w:sz w:val="20"/>
+                <w:szCs w:val="20"/>
+              </w:rPr>
               <w:t>não</w:t>
             </w:r>
             <w:proofErr w:type="spellEnd"/>
@@ -3571,7 +3369,7 @@
                 <w:szCs w:val="20"/>
                 <w:lang w:val="pt-PT"/>
               </w:rPr>
-              <w:t>activo</w:t>
+              <w:t>ativo</w:t>
             </w:r>
             <w:proofErr w:type="spellEnd"/>
             <w:r>
@@ -3804,37 +3602,15 @@
             <w:vAlign w:val="center"/>
           </w:tcPr>
           <w:p>
-            <w:proofErr w:type="spellStart"/>
-            <w:r>
-              <w:rPr>
-                <w:b/>
-                <w:bCs/>
-                <w:sz w:val="20"/>
-                <w:szCs w:val="20"/>
-              </w:rPr>
-              <w:t>Administração</w:t>
-            </w:r>
-            <w:proofErr w:type="spellEnd"/>
-            <w:r>
-              <w:rPr>
-                <w:b/>
-                <w:bCs/>
-                <w:sz w:val="20"/>
-                <w:szCs w:val="20"/>
-              </w:rPr>
-              <w:t xml:space="preserve"> / </w:t>
-            </w:r>
-            <w:proofErr w:type="spellStart"/>
-            <w:r>
-              <w:rPr>
-                <w:b/>
-                <w:bCs/>
-                <w:sz w:val="20"/>
-                <w:szCs w:val="20"/>
-              </w:rPr>
-              <w:t>Gerência</w:t>
-            </w:r>
-            <w:proofErr w:type="spellEnd"/>
+            <w:r>
+              <w:rPr>
+                <w:b/>
+                <w:bCs/>
+                <w:sz w:val="20"/>
+                <w:szCs w:val="20"/>
+              </w:rPr>
+              <w:t>Órgão de gestão</w:t>
+            </w:r>
           </w:p>
         </w:tc>
         <w:tc>
@@ -3867,25 +3643,7 @@
                 <w:szCs w:val="20"/>
                 <w:lang w:val="pt-PT"/>
               </w:rPr>
-              <w:t xml:space="preserve">Aprovar esta política e os recursos necessários. Ser informada de perdas, roubos ou incidentes que envolvam </w:t>
-            </w:r>
-            <w:proofErr w:type="spellStart"/>
-            <w:r>
-              <w:rPr>
-                <w:sz w:val="20"/>
-                <w:szCs w:val="20"/>
-                <w:lang w:val="pt-PT"/>
-              </w:rPr>
-              <w:t>activos</w:t>
-            </w:r>
-            <w:proofErr w:type="spellEnd"/>
-            <w:r>
-              <w:rPr>
-                <w:sz w:val="20"/>
-                <w:szCs w:val="20"/>
-                <w:lang w:val="pt-PT"/>
-              </w:rPr>
-              <w:t xml:space="preserve"> críticos.</w:t>
+              <w:t>Aprovar esta política e os recursos necessários (RJC, art. 25.º, n.º 1, al. a)) e supervisionar a sua aplicação. Ser informado de perdas, roubos ou incidentes que envolvam ativos críticos.</w:t>
             </w:r>
           </w:p>
         </w:tc>
@@ -3910,6 +3668,36 @@
             <w:vAlign w:val="center"/>
           </w:tcPr>
           <w:p>
+            <w:r>
+              <w:rPr>
+                <w:b/>
+                <w:bCs/>
+                <w:sz w:val="20"/>
+                <w:szCs w:val="20"/>
+              </w:rPr>
+              <w:t>Responsável de Cibersegurança</w:t>
+            </w:r>
+          </w:p>
+        </w:tc>
+        <w:tc>
+          <w:tcPr>
+            <w:tcW w:w="6426" w:type="dxa"/>
+            <w:tcBorders>
+              <w:top w:val="single" w:sz="6" w:space="0" w:color="AAAAAA"/>
+              <w:left w:val="single" w:sz="6" w:space="0" w:color="AAAAAA"/>
+              <w:bottom w:val="single" w:sz="6" w:space="0" w:color="AAAAAA"/>
+              <w:right w:val="single" w:sz="6" w:space="0" w:color="AAAAAA"/>
+            </w:tcBorders>
+            <w:shd w:val="clear" w:color="auto" w:fill="FFFFFF"/>
+            <w:tcMar>
+              <w:top w:w="80" w:type="dxa"/>
+              <w:left w:w="120" w:type="dxa"/>
+              <w:bottom w:w="80" w:type="dxa"/>
+              <w:right w:w="120" w:type="dxa"/>
+            </w:tcMar>
+            <w:vAlign w:val="center"/>
+          </w:tcPr>
+          <w:p>
             <w:pPr>
               <w:rPr>
                 <w:lang w:val="pt-PT"/>
@@ -3917,119 +3705,11 @@
             </w:pPr>
             <w:r>
               <w:rPr>
-                <w:b/>
-                <w:bCs/>
-                <w:sz w:val="20"/>
-                <w:szCs w:val="20"/>
-                <w:lang w:val="pt-PT"/>
-              </w:rPr>
-              <w:t>Responsável de TI (interno ou externo)</w:t>
-            </w:r>
-          </w:p>
-        </w:tc>
-        <w:tc>
-          <w:tcPr>
-            <w:tcW w:w="6426" w:type="dxa"/>
-            <w:tcBorders>
-              <w:top w:val="single" w:sz="6" w:space="0" w:color="AAAAAA"/>
-              <w:left w:val="single" w:sz="6" w:space="0" w:color="AAAAAA"/>
-              <w:bottom w:val="single" w:sz="6" w:space="0" w:color="AAAAAA"/>
-              <w:right w:val="single" w:sz="6" w:space="0" w:color="AAAAAA"/>
-            </w:tcBorders>
-            <w:shd w:val="clear" w:color="auto" w:fill="FFFFFF"/>
-            <w:tcMar>
-              <w:top w:w="80" w:type="dxa"/>
-              <w:left w:w="120" w:type="dxa"/>
-              <w:bottom w:w="80" w:type="dxa"/>
-              <w:right w:w="120" w:type="dxa"/>
-            </w:tcMar>
-            <w:vAlign w:val="center"/>
-          </w:tcPr>
-          <w:p>
-            <w:pPr>
-              <w:rPr>
-                <w:lang w:val="pt-PT"/>
-              </w:rPr>
-            </w:pPr>
-            <w:r>
-              <w:rPr>
-                <w:sz w:val="20"/>
-                <w:szCs w:val="20"/>
-                <w:lang w:val="pt-PT"/>
-              </w:rPr>
-              <w:t xml:space="preserve">Manter o inventário de </w:t>
-            </w:r>
-            <w:proofErr w:type="spellStart"/>
-            <w:r>
-              <w:rPr>
-                <w:sz w:val="20"/>
-                <w:szCs w:val="20"/>
-                <w:lang w:val="pt-PT"/>
-              </w:rPr>
-              <w:t>activos</w:t>
-            </w:r>
-            <w:proofErr w:type="spellEnd"/>
-            <w:r>
-              <w:rPr>
-                <w:sz w:val="20"/>
-                <w:szCs w:val="20"/>
-                <w:lang w:val="pt-PT"/>
-              </w:rPr>
-              <w:t xml:space="preserve"> </w:t>
-            </w:r>
-            <w:proofErr w:type="spellStart"/>
-            <w:r>
-              <w:rPr>
-                <w:sz w:val="20"/>
-                <w:szCs w:val="20"/>
-                <w:lang w:val="pt-PT"/>
-              </w:rPr>
-              <w:t>actualizado</w:t>
-            </w:r>
-            <w:proofErr w:type="spellEnd"/>
-            <w:r>
-              <w:rPr>
-                <w:sz w:val="20"/>
-                <w:szCs w:val="20"/>
-                <w:lang w:val="pt-PT"/>
-              </w:rPr>
-              <w:t xml:space="preserve">. Executar e documentar manutenção preventiva e </w:t>
-            </w:r>
-            <w:proofErr w:type="spellStart"/>
-            <w:r>
-              <w:rPr>
-                <w:sz w:val="20"/>
-                <w:szCs w:val="20"/>
-                <w:lang w:val="pt-PT"/>
-              </w:rPr>
-              <w:t>correctiva</w:t>
-            </w:r>
-            <w:proofErr w:type="spellEnd"/>
-            <w:r>
-              <w:rPr>
-                <w:sz w:val="20"/>
-                <w:szCs w:val="20"/>
-                <w:lang w:val="pt-PT"/>
-              </w:rPr>
-              <w:t xml:space="preserve">. Gerir o ciclo de vida dos </w:t>
-            </w:r>
-            <w:proofErr w:type="spellStart"/>
-            <w:r>
-              <w:rPr>
-                <w:sz w:val="20"/>
-                <w:szCs w:val="20"/>
-                <w:lang w:val="pt-PT"/>
-              </w:rPr>
-              <w:t>activos</w:t>
-            </w:r>
-            <w:proofErr w:type="spellEnd"/>
-            <w:r>
-              <w:rPr>
-                <w:sz w:val="20"/>
-                <w:szCs w:val="20"/>
-                <w:lang w:val="pt-PT"/>
-              </w:rPr>
-              <w:t>. Assegurar o apagamento seguro dos dados no abate.</w:t>
+                <w:sz w:val="20"/>
+                <w:szCs w:val="20"/>
+                <w:lang w:val="pt-PT"/>
+              </w:rPr>
+              <w:t>Propor esta política ao órgão de gestão e acompanhar a sua aplicação (RJC, art. 31.º, n.º 2, al. a)). Validar a lista de ativos diretamente acessíveis a partir da Internet antes de ser comunicada na MyCiber.</w:t>
             </w:r>
           </w:p>
         </w:tc>
@@ -4054,89 +3734,195 @@
             <w:vAlign w:val="center"/>
           </w:tcPr>
           <w:p>
-            <w:r>
-              <w:rPr>
-                <w:b/>
-                <w:bCs/>
-                <w:sz w:val="20"/>
-                <w:szCs w:val="20"/>
-              </w:rPr>
-              <w:lastRenderedPageBreak/>
-              <w:t xml:space="preserve">Todos </w:t>
+            <w:pPr>
+              <w:rPr>
+                <w:lang w:val="pt-PT"/>
+              </w:rPr>
+            </w:pPr>
+            <w:r>
+              <w:rPr>
+                <w:b/>
+                <w:bCs/>
+                <w:sz w:val="20"/>
+                <w:szCs w:val="20"/>
+                <w:lang w:val="pt-PT"/>
+              </w:rPr>
+              <w:t>Responsável de TI (interno ou prestador externo)</w:t>
+            </w:r>
+          </w:p>
+        </w:tc>
+        <w:tc>
+          <w:tcPr>
+            <w:tcW w:w="6426" w:type="dxa"/>
+            <w:tcBorders>
+              <w:top w:val="single" w:sz="6" w:space="0" w:color="AAAAAA"/>
+              <w:left w:val="single" w:sz="6" w:space="0" w:color="AAAAAA"/>
+              <w:bottom w:val="single" w:sz="6" w:space="0" w:color="AAAAAA"/>
+              <w:right w:val="single" w:sz="6" w:space="0" w:color="AAAAAA"/>
+            </w:tcBorders>
+            <w:shd w:val="clear" w:color="auto" w:fill="FFFFFF"/>
+            <w:tcMar>
+              <w:top w:w="80" w:type="dxa"/>
+              <w:left w:w="120" w:type="dxa"/>
+              <w:bottom w:w="80" w:type="dxa"/>
+              <w:right w:w="120" w:type="dxa"/>
+            </w:tcMar>
+            <w:vAlign w:val="center"/>
+          </w:tcPr>
+          <w:p>
+            <w:pPr>
+              <w:rPr>
+                <w:lang w:val="pt-PT"/>
+              </w:rPr>
+            </w:pPr>
+            <w:r>
+              <w:rPr>
+                <w:sz w:val="20"/>
+                <w:szCs w:val="20"/>
+                <w:lang w:val="pt-PT"/>
+              </w:rPr>
+              <w:t>Manter o inventário de ativos atualizado. Aprovar, executar e registar a manutenção preventiva e corretiva. Gerir o ciclo de vida dos ativos. Assegurar o apagamento seguro dos dados no abate. Preparar a lista de ativos diretamente acessíveis a partir da Internet (secção 7.5).</w:t>
+            </w:r>
+          </w:p>
+        </w:tc>
+      </w:tr>
+      <w:tr>
+        <w:tc>
+          <w:tcPr>
+            <w:tcW w:w="2600" w:type="dxa"/>
+            <w:tcBorders>
+              <w:top w:val="single" w:sz="6" w:space="0" w:color="AAAAAA"/>
+              <w:left w:val="single" w:sz="6" w:space="0" w:color="AAAAAA"/>
+              <w:bottom w:val="single" w:sz="6" w:space="0" w:color="AAAAAA"/>
+              <w:right w:val="single" w:sz="6" w:space="0" w:color="AAAAAA"/>
+            </w:tcBorders>
+            <w:shd w:val="clear" w:color="auto" w:fill="FFFFFF"/>
+            <w:tcMar>
+              <w:top w:w="80" w:type="dxa"/>
+              <w:left w:w="120" w:type="dxa"/>
+              <w:bottom w:w="80" w:type="dxa"/>
+              <w:right w:w="120" w:type="dxa"/>
+            </w:tcMar>
+            <w:vAlign w:val="center"/>
+          </w:tcPr>
+          <w:p>
+            <w:r>
+              <w:rPr>
+                <w:b/>
+                <w:bCs/>
+                <w:sz w:val="20"/>
+                <w:szCs w:val="20"/>
+              </w:rPr>
+              <w:t>Proprietário do ativo</w:t>
+            </w:r>
+          </w:p>
+        </w:tc>
+        <w:tc>
+          <w:tcPr>
+            <w:tcW w:w="6426" w:type="dxa"/>
+            <w:tcBorders>
+              <w:top w:val="single" w:sz="6" w:space="0" w:color="AAAAAA"/>
+              <w:left w:val="single" w:sz="6" w:space="0" w:color="AAAAAA"/>
+              <w:bottom w:val="single" w:sz="6" w:space="0" w:color="AAAAAA"/>
+              <w:right w:val="single" w:sz="6" w:space="0" w:color="AAAAAA"/>
+            </w:tcBorders>
+            <w:shd w:val="clear" w:color="auto" w:fill="FFFFFF"/>
+            <w:tcMar>
+              <w:top w:w="80" w:type="dxa"/>
+              <w:left w:w="120" w:type="dxa"/>
+              <w:bottom w:w="80" w:type="dxa"/>
+              <w:right w:w="120" w:type="dxa"/>
+            </w:tcMar>
+            <w:vAlign w:val="center"/>
+          </w:tcPr>
+          <w:p>
+            <w:pPr>
+              <w:rPr>
+                <w:lang w:val="pt-PT"/>
+              </w:rPr>
+            </w:pPr>
+            <w:r>
+              <w:rPr>
+                <w:sz w:val="20"/>
+                <w:szCs w:val="20"/>
+                <w:lang w:val="pt-PT"/>
+              </w:rPr>
+              <w:t>Atribuir a criticidade e a classificação dos seus ativos e mantê-las atualizadas. Autorizar os acessos ao ativo. Reportar avarias, perdas ou uso indevido.</w:t>
+            </w:r>
+          </w:p>
+        </w:tc>
+      </w:tr>
+      <w:tr>
+        <w:tc>
+          <w:tcPr>
+            <w:tcW w:w="2600" w:type="dxa"/>
+            <w:tcBorders>
+              <w:top w:val="single" w:sz="6" w:space="0" w:color="AAAAAA"/>
+              <w:left w:val="single" w:sz="6" w:space="0" w:color="AAAAAA"/>
+              <w:bottom w:val="single" w:sz="6" w:space="0" w:color="AAAAAA"/>
+              <w:right w:val="single" w:sz="6" w:space="0" w:color="AAAAAA"/>
+            </w:tcBorders>
+            <w:shd w:val="clear" w:color="auto" w:fill="FFFFFF"/>
+            <w:tcMar>
+              <w:top w:w="80" w:type="dxa"/>
+              <w:left w:w="120" w:type="dxa"/>
+              <w:bottom w:w="80" w:type="dxa"/>
+              <w:right w:w="120" w:type="dxa"/>
+            </w:tcMar>
+            <w:vAlign w:val="center"/>
+          </w:tcPr>
+          <w:p>
+            <w:r>
+              <w:rPr>
+                <w:b/>
+                <w:bCs/>
+                <w:sz w:val="20"/>
+                <w:szCs w:val="20"/>
+              </w:rPr>
+              <w:t>Colaboradores</w:t>
+            </w:r>
+          </w:p>
+        </w:tc>
+        <w:tc>
+          <w:tcPr>
+            <w:tcW w:w="6426" w:type="dxa"/>
+            <w:tcBorders>
+              <w:top w:val="single" w:sz="6" w:space="0" w:color="AAAAAA"/>
+              <w:left w:val="single" w:sz="6" w:space="0" w:color="AAAAAA"/>
+              <w:bottom w:val="single" w:sz="6" w:space="0" w:color="AAAAAA"/>
+              <w:right w:val="single" w:sz="6" w:space="0" w:color="AAAAAA"/>
+            </w:tcBorders>
+            <w:shd w:val="clear" w:color="auto" w:fill="FFFFFF"/>
+            <w:tcMar>
+              <w:top w:w="80" w:type="dxa"/>
+              <w:left w:w="120" w:type="dxa"/>
+              <w:bottom w:w="80" w:type="dxa"/>
+              <w:right w:w="120" w:type="dxa"/>
+            </w:tcMar>
+            <w:vAlign w:val="center"/>
+          </w:tcPr>
+          <w:p>
+            <w:pPr>
+              <w:rPr>
+                <w:lang w:val="pt-PT"/>
+              </w:rPr>
+            </w:pPr>
+            <w:r>
+              <w:rPr>
+                <w:sz w:val="20"/>
+                <w:szCs w:val="20"/>
+                <w:lang w:val="pt-PT"/>
+              </w:rPr>
+              <w:t xml:space="preserve">Utilizar os </w:t>
             </w:r>
             <w:proofErr w:type="spellStart"/>
             <w:r>
               <w:rPr>
-                <w:b/>
-                <w:bCs/>
-                <w:sz w:val="20"/>
-                <w:szCs w:val="20"/>
-              </w:rPr>
-              <w:t>os</w:t>
-            </w:r>
-            <w:proofErr w:type="spellEnd"/>
-            <w:r>
-              <w:rPr>
-                <w:b/>
-                <w:bCs/>
-                <w:sz w:val="20"/>
-                <w:szCs w:val="20"/>
-              </w:rPr>
-              <w:t xml:space="preserve"> </w:t>
-            </w:r>
-            <w:proofErr w:type="spellStart"/>
-            <w:r>
-              <w:rPr>
-                <w:b/>
-                <w:bCs/>
-                <w:sz w:val="20"/>
-                <w:szCs w:val="20"/>
-              </w:rPr>
-              <w:t>colaboradores</w:t>
-            </w:r>
-            <w:proofErr w:type="spellEnd"/>
-          </w:p>
-        </w:tc>
-        <w:tc>
-          <w:tcPr>
-            <w:tcW w:w="6426" w:type="dxa"/>
-            <w:tcBorders>
-              <w:top w:val="single" w:sz="6" w:space="0" w:color="AAAAAA"/>
-              <w:left w:val="single" w:sz="6" w:space="0" w:color="AAAAAA"/>
-              <w:bottom w:val="single" w:sz="6" w:space="0" w:color="AAAAAA"/>
-              <w:right w:val="single" w:sz="6" w:space="0" w:color="AAAAAA"/>
-            </w:tcBorders>
-            <w:shd w:val="clear" w:color="auto" w:fill="FFFFFF"/>
-            <w:tcMar>
-              <w:top w:w="80" w:type="dxa"/>
-              <w:left w:w="120" w:type="dxa"/>
-              <w:bottom w:w="80" w:type="dxa"/>
-              <w:right w:w="120" w:type="dxa"/>
-            </w:tcMar>
-            <w:vAlign w:val="center"/>
-          </w:tcPr>
-          <w:p>
-            <w:pPr>
-              <w:rPr>
-                <w:lang w:val="pt-PT"/>
-              </w:rPr>
-            </w:pPr>
-            <w:r>
-              <w:rPr>
-                <w:sz w:val="20"/>
-                <w:szCs w:val="20"/>
-                <w:lang w:val="pt-PT"/>
-              </w:rPr>
-              <w:t xml:space="preserve">Utilizar os </w:t>
-            </w:r>
-            <w:proofErr w:type="spellStart"/>
-            <w:r>
-              <w:rPr>
-                <w:sz w:val="20"/>
-                <w:szCs w:val="20"/>
-                <w:lang w:val="pt-PT"/>
-              </w:rPr>
-              <w:t>activos</w:t>
+                <w:sz w:val="20"/>
+                <w:szCs w:val="20"/>
+                <w:lang w:val="pt-PT"/>
+              </w:rPr>
+              <w:t>ativos</w:t>
             </w:r>
             <w:proofErr w:type="spellEnd"/>
             <w:r>
@@ -4221,43 +4007,7 @@
                 <w:szCs w:val="20"/>
                 <w:lang w:val="pt-PT"/>
               </w:rPr>
-              <w:t xml:space="preserve">DL 125/2025, </w:t>
-            </w:r>
-            <w:proofErr w:type="spellStart"/>
-            <w:r>
-              <w:rPr>
-                <w:sz w:val="20"/>
-                <w:szCs w:val="20"/>
-                <w:lang w:val="pt-PT"/>
-              </w:rPr>
-              <w:t>Art</w:t>
-            </w:r>
-            <w:proofErr w:type="spellEnd"/>
-            <w:r>
-              <w:rPr>
-                <w:sz w:val="20"/>
-                <w:szCs w:val="20"/>
-                <w:lang w:val="pt-PT"/>
-              </w:rPr>
-              <w:t xml:space="preserve">. 8.º - O órgão de administração é responsável pela aprovação das políticas de gestão de </w:t>
-            </w:r>
-            <w:proofErr w:type="spellStart"/>
-            <w:r>
-              <w:rPr>
-                <w:sz w:val="20"/>
-                <w:szCs w:val="20"/>
-                <w:lang w:val="pt-PT"/>
-              </w:rPr>
-              <w:t>activos</w:t>
-            </w:r>
-            <w:proofErr w:type="spellEnd"/>
-            <w:r>
-              <w:rPr>
-                <w:sz w:val="20"/>
-                <w:szCs w:val="20"/>
-                <w:lang w:val="pt-PT"/>
-              </w:rPr>
-              <w:t xml:space="preserve"> e pela supervisão da sua implementação.</w:t>
+              <w:t>RJC, art. 25.º, n.º 1, als. a) e b) - Os órgãos de gestão, direção e administração aprovam as medidas de gestão dos riscos de cibersegurança adotadas nos termos do art. 27.º, que incluem a gestão de ativos, e supervisionam a sua aplicação.</w:t>
             </w:r>
           </w:p>
         </w:tc>
@@ -4292,7 +4042,7 @@
         <w:rPr>
           <w:lang w:val="pt-PT"/>
         </w:rPr>
-        <w:t>Activos</w:t>
+        <w:t>Ativos</w:t>
       </w:r>
       <w:proofErr w:type="spellEnd"/>
     </w:p>
@@ -4314,7 +4064,7 @@
         <w:rPr>
           <w:lang w:val="pt-PT"/>
         </w:rPr>
-        <w:t>activo</w:t>
+        <w:t>ativo</w:t>
       </w:r>
       <w:proofErr w:type="spellEnd"/>
       <w:r>
@@ -4328,7 +4078,7 @@
         <w:rPr>
           <w:lang w:val="pt-PT"/>
         </w:rPr>
-        <w:t>acções</w:t>
+        <w:t>ações</w:t>
       </w:r>
       <w:proofErr w:type="spellEnd"/>
       <w:r>
@@ -4637,7 +4387,7 @@
                 <w:szCs w:val="20"/>
                 <w:lang w:val="pt-PT"/>
               </w:rPr>
-              <w:t>Novo equipamento ou software adquirido ou recebido por transferência. Registar imediatamente no inventário antes de ser colocado em funcionamento.</w:t>
+              <w:t>Novo equipamento, software ou serviço adquirido ou recebido por transferência. Registar no inventário antes de entrar em funcionamento, com proprietário, criticidade e classificação. Nos serviços, avaliar o fornecedor conforme a Política de Gestão do Risco da Cadeia de Abastecimento.</w:t>
             </w:r>
           </w:p>
         </w:tc>
@@ -4789,25 +4539,7 @@
                 <w:szCs w:val="20"/>
                 <w:lang w:val="pt-PT"/>
               </w:rPr>
-              <w:t xml:space="preserve">Identificar novos </w:t>
-            </w:r>
-            <w:proofErr w:type="spellStart"/>
-            <w:r>
-              <w:rPr>
-                <w:sz w:val="20"/>
-                <w:szCs w:val="20"/>
-                <w:lang w:val="pt-PT"/>
-              </w:rPr>
-              <w:t>activos</w:t>
-            </w:r>
-            <w:proofErr w:type="spellEnd"/>
-            <w:r>
-              <w:rPr>
-                <w:sz w:val="20"/>
-                <w:szCs w:val="20"/>
-                <w:lang w:val="pt-PT"/>
-              </w:rPr>
-              <w:t xml:space="preserve"> ligados à rede ou em uso. Reconciliar o inventário periodicamente. Investigar discrepâncias.</w:t>
+              <w:t>Identificar novos ativos ligados à rede ou em uso. Reconciliar o inventário periodicamente. Investigar discrepâncias. Manter o mapeamento das dependências entre ativos.</w:t>
             </w:r>
           </w:p>
         </w:tc>
@@ -4937,7 +4669,7 @@
                 <w:szCs w:val="20"/>
                 <w:lang w:val="pt-PT"/>
               </w:rPr>
-              <w:t>Utilização autorizada pelos utilizadores aprovados. Sujeita à Política de Utilização Aceitável e à Política de Controlo de Acessos.</w:t>
+              <w:t>Utilização autorizada pelos utilizadores aprovados. Sujeita à Política de Uso Aceitável e à Política de Gestão de Identidades, Autenticação e Controlo de Acessos.</w:t>
             </w:r>
           </w:p>
         </w:tc>
@@ -5062,127 +4794,7 @@
                 <w:szCs w:val="20"/>
                 <w:lang w:val="pt-PT"/>
               </w:rPr>
-              <w:t>Manutenção preventiva (</w:t>
-            </w:r>
-            <w:proofErr w:type="spellStart"/>
-            <w:r>
-              <w:rPr>
-                <w:sz w:val="20"/>
-                <w:szCs w:val="20"/>
-                <w:lang w:val="pt-PT"/>
-              </w:rPr>
-              <w:t>patches</w:t>
-            </w:r>
-            <w:proofErr w:type="spellEnd"/>
-            <w:r>
-              <w:rPr>
-                <w:sz w:val="20"/>
-                <w:szCs w:val="20"/>
-                <w:lang w:val="pt-PT"/>
-              </w:rPr>
-              <w:t xml:space="preserve">, </w:t>
-            </w:r>
-            <w:proofErr w:type="spellStart"/>
-            <w:r>
-              <w:rPr>
-                <w:sz w:val="20"/>
-                <w:szCs w:val="20"/>
-                <w:lang w:val="pt-PT"/>
-              </w:rPr>
-              <w:t>actualizações</w:t>
-            </w:r>
-            <w:proofErr w:type="spellEnd"/>
-            <w:r>
-              <w:rPr>
-                <w:sz w:val="20"/>
-                <w:szCs w:val="20"/>
-                <w:lang w:val="pt-PT"/>
-              </w:rPr>
-              <w:t xml:space="preserve">, </w:t>
-            </w:r>
-            <w:proofErr w:type="spellStart"/>
-            <w:r>
-              <w:rPr>
-                <w:sz w:val="20"/>
-                <w:szCs w:val="20"/>
-                <w:lang w:val="pt-PT"/>
-              </w:rPr>
-              <w:t>inspecções</w:t>
-            </w:r>
-            <w:proofErr w:type="spellEnd"/>
-            <w:r>
-              <w:rPr>
-                <w:sz w:val="20"/>
-                <w:szCs w:val="20"/>
-                <w:lang w:val="pt-PT"/>
-              </w:rPr>
-              <w:t xml:space="preserve">) e </w:t>
-            </w:r>
-            <w:proofErr w:type="spellStart"/>
-            <w:r>
-              <w:rPr>
-                <w:sz w:val="20"/>
-                <w:szCs w:val="20"/>
-                <w:lang w:val="pt-PT"/>
-              </w:rPr>
-              <w:t>correctiva</w:t>
-            </w:r>
-            <w:proofErr w:type="spellEnd"/>
-            <w:r>
-              <w:rPr>
-                <w:sz w:val="20"/>
-                <w:szCs w:val="20"/>
-                <w:lang w:val="pt-PT"/>
-              </w:rPr>
-              <w:t xml:space="preserve"> (reparações, resposta a incidentes). </w:t>
-            </w:r>
-            <w:proofErr w:type="spellStart"/>
-            <w:r>
-              <w:rPr>
-                <w:sz w:val="20"/>
-                <w:szCs w:val="20"/>
-              </w:rPr>
-              <w:t>Todas</w:t>
-            </w:r>
-            <w:proofErr w:type="spellEnd"/>
-            <w:r>
-              <w:rPr>
-                <w:sz w:val="20"/>
-                <w:szCs w:val="20"/>
-              </w:rPr>
-              <w:t xml:space="preserve"> as </w:t>
-            </w:r>
-            <w:proofErr w:type="spellStart"/>
-            <w:r>
-              <w:rPr>
-                <w:sz w:val="20"/>
-                <w:szCs w:val="20"/>
-              </w:rPr>
-              <w:t>acções</w:t>
-            </w:r>
-            <w:proofErr w:type="spellEnd"/>
-            <w:r>
-              <w:rPr>
-                <w:sz w:val="20"/>
-                <w:szCs w:val="20"/>
-              </w:rPr>
-              <w:t xml:space="preserve"> </w:t>
-            </w:r>
-            <w:proofErr w:type="spellStart"/>
-            <w:r>
-              <w:rPr>
-                <w:sz w:val="20"/>
-                <w:szCs w:val="20"/>
-              </w:rPr>
-              <w:t>documentadas</w:t>
-            </w:r>
-            <w:proofErr w:type="spellEnd"/>
-            <w:r>
-              <w:rPr>
-                <w:sz w:val="20"/>
-                <w:szCs w:val="20"/>
-              </w:rPr>
-              <w:t>.</w:t>
+              <w:t>Manutenção preventiva (patches, atualizações, inspeções) e corretiva (reparações, resposta a incidentes). Cada ação é aprovada e registada (secção 9.2).</w:t>
             </w:r>
           </w:p>
         </w:tc>
@@ -5322,25 +4934,7 @@
                 <w:szCs w:val="20"/>
                 <w:lang w:val="pt-PT"/>
               </w:rPr>
-              <w:t xml:space="preserve">Retirada formal de serviço: apagamento seguro dos dados, </w:t>
-            </w:r>
-            <w:proofErr w:type="spellStart"/>
-            <w:r>
-              <w:rPr>
-                <w:sz w:val="20"/>
-                <w:szCs w:val="20"/>
-                <w:lang w:val="pt-PT"/>
-              </w:rPr>
-              <w:t>actualização</w:t>
-            </w:r>
-            <w:proofErr w:type="spellEnd"/>
-            <w:r>
-              <w:rPr>
-                <w:sz w:val="20"/>
-                <w:szCs w:val="20"/>
-                <w:lang w:val="pt-PT"/>
-              </w:rPr>
-              <w:t xml:space="preserve"> do inventário, cancelamento de licenças e contratos.</w:t>
+              <w:t>Retirada formal de serviço: apagamento seguro dos dados (secção 11), atualização do inventário, cancelamento de licenças e contratos.</w:t>
             </w:r>
           </w:p>
         </w:tc>
@@ -5497,71 +5091,7 @@
                 <w:szCs w:val="20"/>
                 <w:lang w:val="pt-PT"/>
               </w:rPr>
-              <w:t xml:space="preserve">Perda ou roubo: reportar imediatamente, revogar acessos, registar no inventário como perdido/roubado. </w:t>
-            </w:r>
-            <w:proofErr w:type="spellStart"/>
-            <w:r>
-              <w:rPr>
-                <w:sz w:val="20"/>
-                <w:szCs w:val="20"/>
-              </w:rPr>
-              <w:t>Avaliar</w:t>
-            </w:r>
-            <w:proofErr w:type="spellEnd"/>
-            <w:r>
-              <w:rPr>
-                <w:sz w:val="20"/>
-                <w:szCs w:val="20"/>
-              </w:rPr>
-              <w:t xml:space="preserve"> </w:t>
-            </w:r>
-            <w:proofErr w:type="spellStart"/>
-            <w:r>
-              <w:rPr>
-                <w:sz w:val="20"/>
-                <w:szCs w:val="20"/>
-              </w:rPr>
-              <w:t>notificação</w:t>
-            </w:r>
-            <w:proofErr w:type="spellEnd"/>
-            <w:r>
-              <w:rPr>
-                <w:sz w:val="20"/>
-                <w:szCs w:val="20"/>
-              </w:rPr>
-              <w:t xml:space="preserve"> à CNPD se </w:t>
-            </w:r>
-            <w:proofErr w:type="spellStart"/>
-            <w:r>
-              <w:rPr>
-                <w:sz w:val="20"/>
-                <w:szCs w:val="20"/>
-              </w:rPr>
-              <w:t>houver</w:t>
-            </w:r>
-            <w:proofErr w:type="spellEnd"/>
-            <w:r>
-              <w:rPr>
-                <w:sz w:val="20"/>
-                <w:szCs w:val="20"/>
-              </w:rPr>
-              <w:t xml:space="preserve"> dados </w:t>
-            </w:r>
-            <w:proofErr w:type="spellStart"/>
-            <w:r>
-              <w:rPr>
-                <w:sz w:val="20"/>
-                <w:szCs w:val="20"/>
-              </w:rPr>
-              <w:t>pessoais</w:t>
-            </w:r>
-            <w:proofErr w:type="spellEnd"/>
-            <w:r>
-              <w:rPr>
-                <w:sz w:val="20"/>
-                <w:szCs w:val="20"/>
-              </w:rPr>
-              <w:t>.</w:t>
+              <w:t>Perda ou roubo: reportar imediatamente, revogar acessos, registar no inventário como perdido/roubado. Avaliar a notificação à CNPD se houver dados pessoais (secção 11.3).</w:t>
             </w:r>
           </w:p>
         </w:tc>
@@ -5592,7 +5122,7 @@
                 <w:sz w:val="18"/>
                 <w:szCs w:val="18"/>
               </w:rPr>
-              <w:t>Resp. TI + Adm.</w:t>
+              <w:t>Resp. TI + Órgão de gestão</w:t>
             </w:r>
           </w:p>
         </w:tc>
@@ -5662,66 +5192,7 @@
                 <w:szCs w:val="20"/>
                 <w:lang w:val="pt-PT"/>
               </w:rPr>
-              <w:t xml:space="preserve">ISO/IEC 27002:2022, Controlo A.5.9 - Todos os </w:t>
-            </w:r>
-            <w:proofErr w:type="spellStart"/>
-            <w:r>
-              <w:rPr>
-                <w:sz w:val="20"/>
-                <w:szCs w:val="20"/>
-                <w:lang w:val="pt-PT"/>
-              </w:rPr>
-              <w:t>activos</w:t>
-            </w:r>
-            <w:proofErr w:type="spellEnd"/>
-            <w:r>
-              <w:rPr>
-                <w:sz w:val="20"/>
-                <w:szCs w:val="20"/>
-                <w:lang w:val="pt-PT"/>
-              </w:rPr>
-              <w:t xml:space="preserve"> devem ser identificados e um inventário deve ser elaborado e mantido </w:t>
-            </w:r>
-            <w:proofErr w:type="spellStart"/>
-            <w:r>
-              <w:rPr>
-                <w:sz w:val="20"/>
-                <w:szCs w:val="20"/>
-                <w:lang w:val="pt-PT"/>
-              </w:rPr>
-              <w:t>actualizado</w:t>
-            </w:r>
-            <w:proofErr w:type="spellEnd"/>
-            <w:r>
-              <w:rPr>
-                <w:sz w:val="20"/>
-                <w:szCs w:val="20"/>
-                <w:lang w:val="pt-PT"/>
-              </w:rPr>
-              <w:t xml:space="preserve"> ao longo do ciclo de vida. </w:t>
-            </w:r>
-            <w:r>
-              <w:rPr>
-                <w:sz w:val="20"/>
-                <w:szCs w:val="20"/>
-              </w:rPr>
-              <w:t xml:space="preserve">| CIS Controls v8, </w:t>
-            </w:r>
-            <w:proofErr w:type="spellStart"/>
-            <w:r>
-              <w:rPr>
-                <w:sz w:val="20"/>
-                <w:szCs w:val="20"/>
-              </w:rPr>
-              <w:t>Controlo</w:t>
-            </w:r>
-            <w:proofErr w:type="spellEnd"/>
-            <w:r>
-              <w:rPr>
-                <w:sz w:val="20"/>
-                <w:szCs w:val="20"/>
-              </w:rPr>
-              <w:t xml:space="preserve"> 1 e 2.</w:t>
+              <w:t>QNRCS ID.GA-7 (nível Básico; nível Substancial: esta política e o plano de manutenção da secção 9.2); ISO/IEC 27002:2022, controlo 5.9; CIS Controls v8.1, controlos 1 e 2.</w:t>
             </w:r>
           </w:p>
         </w:tc>
@@ -5748,7 +5219,7 @@
       </w:r>
       <w:proofErr w:type="spellEnd"/>
       <w:r>
-        <w:t xml:space="preserve"> de Activos</w:t>
+        <w:t xml:space="preserve"> de Ativos</w:t>
       </w:r>
     </w:p>
     <w:p>
@@ -5762,53 +5233,25 @@
         <w:rPr>
           <w:lang w:val="pt-PT"/>
         </w:rPr>
-        <w:t xml:space="preserve">Deve existir um inventário de todos os </w:t>
-      </w:r>
-      <w:proofErr w:type="spellStart"/>
-      <w:r>
-        <w:rPr>
-          <w:lang w:val="pt-PT"/>
-        </w:rPr>
-        <w:t>activos</w:t>
-      </w:r>
-      <w:proofErr w:type="spellEnd"/>
-      <w:r>
-        <w:rPr>
-          <w:lang w:val="pt-PT"/>
-        </w:rPr>
-        <w:t xml:space="preserve"> da organização, mantido </w:t>
-      </w:r>
-      <w:proofErr w:type="spellStart"/>
-      <w:r>
-        <w:rPr>
-          <w:lang w:val="pt-PT"/>
-        </w:rPr>
-        <w:t>actualizado</w:t>
-      </w:r>
-      <w:proofErr w:type="spellEnd"/>
-      <w:r>
-        <w:rPr>
-          <w:lang w:val="pt-PT"/>
-        </w:rPr>
-        <w:t xml:space="preserve"> pelo Responsável de TI e revisto pelo menos semestralmente. O inventário deve ser </w:t>
-      </w:r>
-      <w:proofErr w:type="spellStart"/>
-      <w:r>
-        <w:rPr>
-          <w:lang w:val="pt-PT"/>
-        </w:rPr>
-        <w:t>auditável</w:t>
-      </w:r>
-      <w:proofErr w:type="spellEnd"/>
-      <w:r>
-        <w:rPr>
-          <w:lang w:val="pt-PT"/>
-        </w:rPr>
-        <w:t xml:space="preserve"> e conservado em local seguro.</w:t>
+        <w:t>Deve existir um inventário de todos os ativos da organização, mantido atualizado pelo Responsável de TI e revisto pelo menos semestralmente. O inventário é auditável, conservado em local seguro com acesso restrito, e regista para cada ativo o proprietário, a criticidade (secção 8.1) e as dependências. A partir do nível Elevado, o inventário de equipamentos e de software é mantido numa ferramenta de inventário e gestão de ativos (QNRCS ID.GA-1 e ID.GA-2, nível Elevado).</w:t>
       </w:r>
     </w:p>
     <w:p>
       <w:pPr>
+        <w:spacing w:before="80" w:after="80"/>
+        <w:rPr>
+          <w:lang w:val="pt-PT"/>
+        </w:rPr>
+      </w:pPr>
+      <w:r>
+        <w:rPr>
+          <w:lang w:val="pt-PT"/>
+        </w:rPr>
+        <w:t>Os diagramas de rede e dos fluxos de comunicação internos (obrigatórios a partir do nível Substancial) e externos (nível Elevado) são mantidos conforme a Política de Segurança da Rede (QNRCS ID.GA-3).</w:t>
+      </w:r>
+    </w:p>
+    <w:p>
+      <w:pPr>
         <w:pStyle w:val="Heading2"/>
         <w:rPr>
           <w:lang w:val="pt-PT"/>
@@ -5826,7 +5269,7 @@
         <w:rPr>
           <w:lang w:val="pt-PT"/>
         </w:rPr>
-        <w:t>Activos</w:t>
+        <w:t>Ativos</w:t>
       </w:r>
       <w:proofErr w:type="spellEnd"/>
       <w:r>
@@ -5851,7 +5294,7 @@
         <w:rPr>
           <w:lang w:val="pt-PT"/>
         </w:rPr>
-        <w:t>activos</w:t>
+        <w:t>ativos</w:t>
       </w:r>
       <w:proofErr w:type="spellEnd"/>
       <w:r>
@@ -5923,7 +5366,7 @@
         <w:rPr>
           <w:lang w:val="pt-PT"/>
         </w:rPr>
-        <w:t>projectos</w:t>
+        <w:t>projetos</w:t>
       </w:r>
       <w:proofErr w:type="spellEnd"/>
       <w:r>
@@ -6034,49 +5477,11 @@
           <w:lang w:val="pt-PT"/>
         </w:rPr>
       </w:pPr>
-      <w:proofErr w:type="spellStart"/>
-      <w:r>
-        <w:rPr>
-          <w:lang w:val="pt-PT"/>
-        </w:rPr>
-        <w:t>Activos</w:t>
-      </w:r>
-      <w:proofErr w:type="spellEnd"/>
-      <w:r>
-        <w:rPr>
-          <w:lang w:val="pt-PT"/>
-        </w:rPr>
-        <w:t xml:space="preserve"> alojados externamente (</w:t>
-      </w:r>
-      <w:proofErr w:type="spellStart"/>
-      <w:r>
-        <w:rPr>
-          <w:i/>
-          <w:iCs/>
-          <w:lang w:val="pt-PT"/>
-        </w:rPr>
-        <w:t>cloud</w:t>
-      </w:r>
-      <w:proofErr w:type="spellEnd"/>
-      <w:r>
-        <w:rPr>
-          <w:lang w:val="pt-PT"/>
-        </w:rPr>
-        <w:t xml:space="preserve">, </w:t>
-      </w:r>
-      <w:r>
-        <w:rPr>
-          <w:i/>
-          <w:iCs/>
-          <w:lang w:val="pt-PT"/>
-        </w:rPr>
-        <w:t>SaaS</w:t>
-      </w:r>
-      <w:r>
-        <w:rPr>
-          <w:lang w:val="pt-PT"/>
-        </w:rPr>
-        <w:t>) devem igualmente ter um proprietário interno e constar do inventário.</w:t>
+      <w:r>
+        <w:rPr>
+          <w:lang w:val="pt-PT"/>
+        </w:rPr>
+        <w:t>Ativos alojados externamente (nuvem, SaaS) devem igualmente ter um proprietário interno e constar do inventário.</w:t>
       </w:r>
     </w:p>
     <w:p>
@@ -6158,7 +5563,7 @@
                 <w:szCs w:val="20"/>
                 <w:lang w:val="pt-PT"/>
               </w:rPr>
-              <w:t>activos</w:t>
+              <w:t>ativos</w:t>
             </w:r>
             <w:proofErr w:type="spellEnd"/>
             <w:r>
@@ -6271,20 +5676,8 @@
                 <w:sz w:val="20"/>
                 <w:szCs w:val="20"/>
               </w:rPr>
-              <w:t xml:space="preserve">Nome do </w:t>
-            </w:r>
-            <w:proofErr w:type="spellStart"/>
-            <w:r>
-              <w:rPr>
-                <w:b/>
-                <w:bCs/>
-                <w:color w:val="FFFFFF"/>
-                <w:sz w:val="20"/>
-                <w:szCs w:val="20"/>
-              </w:rPr>
-              <w:t>activo</w:t>
-            </w:r>
-            <w:proofErr w:type="spellEnd"/>
+              <w:t>Ativo primário</w:t>
+            </w:r>
           </w:p>
         </w:tc>
         <w:tc>
@@ -6309,7 +5702,6 @@
             <w:pPr>
               <w:jc w:val="center"/>
             </w:pPr>
-            <w:proofErr w:type="spellStart"/>
             <w:r>
               <w:rPr>
                 <w:b/>
@@ -6318,31 +5710,8 @@
                 <w:sz w:val="20"/>
                 <w:szCs w:val="20"/>
               </w:rPr>
-              <w:t>Descrição</w:t>
-            </w:r>
-            <w:proofErr w:type="spellEnd"/>
-            <w:r>
-              <w:rPr>
-                <w:b/>
-                <w:bCs/>
-                <w:color w:val="FFFFFF"/>
-                <w:sz w:val="20"/>
-                <w:szCs w:val="20"/>
-              </w:rPr>
-              <w:t xml:space="preserve"> / </w:t>
-            </w:r>
-            <w:proofErr w:type="spellStart"/>
-            <w:r>
-              <w:rPr>
-                <w:b/>
-                <w:bCs/>
-                <w:color w:val="FFFFFF"/>
-                <w:sz w:val="20"/>
-                <w:szCs w:val="20"/>
-              </w:rPr>
-              <w:t>Localização</w:t>
-            </w:r>
-            <w:proofErr w:type="spellEnd"/>
+              <w:t>Depende de (ativos secundários e serviços)</w:t>
+            </w:r>
           </w:p>
         </w:tc>
         <w:tc>
@@ -6367,7 +5736,6 @@
             <w:pPr>
               <w:jc w:val="center"/>
             </w:pPr>
-            <w:proofErr w:type="spellStart"/>
             <w:r>
               <w:rPr>
                 <w:b/>
@@ -6378,7 +5746,6 @@
               </w:rPr>
               <w:t>Proprietário</w:t>
             </w:r>
-            <w:proofErr w:type="spellEnd"/>
           </w:p>
         </w:tc>
         <w:tc>
@@ -6411,29 +5778,7 @@
                 <w:sz w:val="20"/>
                 <w:szCs w:val="20"/>
               </w:rPr>
-              <w:t xml:space="preserve">Dados </w:t>
-            </w:r>
-            <w:proofErr w:type="spellStart"/>
-            <w:r>
-              <w:rPr>
-                <w:b/>
-                <w:bCs/>
-                <w:color w:val="FFFFFF"/>
-                <w:sz w:val="20"/>
-                <w:szCs w:val="20"/>
-              </w:rPr>
-              <w:t>pessoais</w:t>
-            </w:r>
-            <w:proofErr w:type="spellEnd"/>
-            <w:r>
-              <w:rPr>
-                <w:b/>
-                <w:bCs/>
-                <w:color w:val="FFFFFF"/>
-                <w:sz w:val="20"/>
-                <w:szCs w:val="20"/>
-              </w:rPr>
-              <w:t>?</w:t>
+              <w:t>Dados pessoais?</w:t>
             </w:r>
           </w:p>
         </w:tc>
@@ -6459,7 +5804,6 @@
             <w:pPr>
               <w:jc w:val="center"/>
             </w:pPr>
-            <w:proofErr w:type="spellStart"/>
             <w:r>
               <w:rPr>
                 <w:b/>
@@ -6468,9 +5812,8 @@
                 <w:sz w:val="20"/>
                 <w:szCs w:val="20"/>
               </w:rPr>
-              <w:t>Fornecedor</w:t>
-            </w:r>
-            <w:proofErr w:type="spellEnd"/>
+              <w:t>Criticidade / Classificação</w:t>
+            </w:r>
           </w:p>
         </w:tc>
       </w:tr>
@@ -6533,7 +5876,7 @@
                 <w:szCs w:val="20"/>
                 <w:lang w:val="pt-PT"/>
               </w:rPr>
-              <w:t>Base de dados de clientes</w:t>
+              <w:t>Base de dados de clientes (CRM)</w:t>
             </w:r>
           </w:p>
         </w:tc>
@@ -6567,18 +5910,8 @@
                 <w:szCs w:val="20"/>
                 <w:lang w:val="pt-PT"/>
               </w:rPr>
-              <w:t xml:space="preserve">CRM com dados de todos os clientes </w:t>
-            </w:r>
-            <w:proofErr w:type="spellStart"/>
-            <w:r>
-              <w:rPr>
-                <w:sz w:val="20"/>
-                <w:szCs w:val="20"/>
-                <w:lang w:val="pt-PT"/>
-              </w:rPr>
-              <w:t>activos</w:t>
-            </w:r>
-            <w:proofErr w:type="spellEnd"/>
+              <w:t>SW-001 (CRM na nuvem), SV-001 (suporte informático)</w:t>
+            </w:r>
           </w:p>
         </w:tc>
         <w:tc>
@@ -6605,23 +5938,7 @@
                 <w:sz w:val="20"/>
                 <w:szCs w:val="20"/>
               </w:rPr>
-              <w:t>[</w:t>
-            </w:r>
-            <w:proofErr w:type="spellStart"/>
-            <w:r>
-              <w:rPr>
-                <w:sz w:val="20"/>
-                <w:szCs w:val="20"/>
-              </w:rPr>
-              <w:t>Responsável</w:t>
-            </w:r>
-            <w:proofErr w:type="spellEnd"/>
-            <w:r>
-              <w:rPr>
-                <w:sz w:val="20"/>
-                <w:szCs w:val="20"/>
-              </w:rPr>
-              <w:t>]</w:t>
+              <w:t>[Responsável]</w:t>
             </w:r>
           </w:p>
         </w:tc>
@@ -6677,23 +5994,7 @@
                 <w:sz w:val="20"/>
                 <w:szCs w:val="20"/>
               </w:rPr>
-              <w:t>[</w:t>
-            </w:r>
-            <w:proofErr w:type="spellStart"/>
-            <w:r>
-              <w:rPr>
-                <w:sz w:val="20"/>
-                <w:szCs w:val="20"/>
-              </w:rPr>
-              <w:t>Fornecedor</w:t>
-            </w:r>
-            <w:proofErr w:type="spellEnd"/>
-            <w:r>
-              <w:rPr>
-                <w:sz w:val="20"/>
-                <w:szCs w:val="20"/>
-              </w:rPr>
-              <w:t>]</w:t>
+              <w:t>Alta / Confidencial</w:t>
             </w:r>
           </w:p>
         </w:tc>
@@ -7254,61 +6555,7 @@
                 <w:szCs w:val="20"/>
                 <w:lang w:val="pt-PT"/>
               </w:rPr>
-              <w:t xml:space="preserve">O inventário deve identificar claramente quais os </w:t>
-            </w:r>
-            <w:proofErr w:type="spellStart"/>
-            <w:r>
-              <w:rPr>
-                <w:sz w:val="20"/>
-                <w:szCs w:val="20"/>
-                <w:lang w:val="pt-PT"/>
-              </w:rPr>
-              <w:t>activos</w:t>
-            </w:r>
-            <w:proofErr w:type="spellEnd"/>
-            <w:r>
-              <w:rPr>
-                <w:sz w:val="20"/>
-                <w:szCs w:val="20"/>
-                <w:lang w:val="pt-PT"/>
-              </w:rPr>
-              <w:t xml:space="preserve"> que contêm dados pessoais, servindo de base ao registo das </w:t>
-            </w:r>
-            <w:proofErr w:type="spellStart"/>
-            <w:r>
-              <w:rPr>
-                <w:sz w:val="20"/>
-                <w:szCs w:val="20"/>
-                <w:lang w:val="pt-PT"/>
-              </w:rPr>
-              <w:t>actividades</w:t>
-            </w:r>
-            <w:proofErr w:type="spellEnd"/>
-            <w:r>
-              <w:rPr>
-                <w:sz w:val="20"/>
-                <w:szCs w:val="20"/>
-                <w:lang w:val="pt-PT"/>
-              </w:rPr>
-              <w:t xml:space="preserve"> de tratamento (</w:t>
-            </w:r>
-            <w:proofErr w:type="spellStart"/>
-            <w:r>
-              <w:rPr>
-                <w:sz w:val="20"/>
-                <w:szCs w:val="20"/>
-                <w:lang w:val="pt-PT"/>
-              </w:rPr>
-              <w:t>Art</w:t>
-            </w:r>
-            <w:proofErr w:type="spellEnd"/>
-            <w:r>
-              <w:rPr>
-                <w:sz w:val="20"/>
-                <w:szCs w:val="20"/>
-                <w:lang w:val="pt-PT"/>
-              </w:rPr>
-              <w:t>. 30.º do RGPD).</w:t>
+              <w:t>O inventário identifica os ativos que contêm dados pessoais, o que serve de base ao registo das atividades de tratamento (RGPD, art. 30.º).</w:t>
             </w:r>
           </w:p>
         </w:tc>
@@ -7332,7 +6579,7 @@
         <w:rPr>
           <w:lang w:val="pt-PT"/>
         </w:rPr>
-        <w:t>Activos</w:t>
+        <w:t>Ativos</w:t>
       </w:r>
       <w:proofErr w:type="spellEnd"/>
       <w:r>
@@ -7350,53 +6597,7 @@
         <w:rPr>
           <w:lang w:val="pt-PT"/>
         </w:rPr>
-        <w:t xml:space="preserve">O inventário de hardware deve cobrir todos os equipamentos físicos que suportam os </w:t>
-      </w:r>
-      <w:proofErr w:type="spellStart"/>
-      <w:r>
-        <w:rPr>
-          <w:lang w:val="pt-PT"/>
-        </w:rPr>
-        <w:t>activos</w:t>
-      </w:r>
-      <w:proofErr w:type="spellEnd"/>
-      <w:r>
-        <w:rPr>
-          <w:lang w:val="pt-PT"/>
-        </w:rPr>
-        <w:t xml:space="preserve"> primários. </w:t>
-      </w:r>
-      <w:proofErr w:type="spellStart"/>
-      <w:r>
-        <w:t>Incluir</w:t>
-      </w:r>
-      <w:proofErr w:type="spellEnd"/>
-      <w:r>
-        <w:t xml:space="preserve">, no </w:t>
-      </w:r>
-      <w:proofErr w:type="spellStart"/>
-      <w:r>
-        <w:t>mínimo</w:t>
-      </w:r>
-      <w:proofErr w:type="spellEnd"/>
-      <w:r>
-        <w:t xml:space="preserve">, </w:t>
-      </w:r>
-      <w:proofErr w:type="spellStart"/>
-      <w:r>
-        <w:t>os</w:t>
-      </w:r>
-      <w:proofErr w:type="spellEnd"/>
-      <w:r>
-        <w:t xml:space="preserve"> campos </w:t>
-      </w:r>
-      <w:proofErr w:type="spellStart"/>
-      <w:r>
-        <w:t>abaixo</w:t>
-      </w:r>
-      <w:proofErr w:type="spellEnd"/>
-      <w:r>
-        <w:t>:</w:t>
+        <w:t>O inventário de hardware deve cobrir todos os equipamentos físicos que suportam os ativos primários (QNRCS ID.GA-1). Incluir, no mínimo, os campos abaixo. A criticidade de um equipamento é, no mínimo, a mais alta dos ativos primários que suporta.</w:t>
       </w:r>
     </w:p>
     <w:p>
@@ -7648,7 +6849,6 @@
             <w:pPr>
               <w:jc w:val="center"/>
             </w:pPr>
-            <w:proofErr w:type="spellStart"/>
             <w:r>
               <w:rPr>
                 <w:b/>
@@ -7657,31 +6857,8 @@
                 <w:sz w:val="20"/>
                 <w:szCs w:val="20"/>
               </w:rPr>
-              <w:t>Garantia</w:t>
-            </w:r>
-            <w:proofErr w:type="spellEnd"/>
-            <w:r>
-              <w:rPr>
-                <w:b/>
-                <w:bCs/>
-                <w:color w:val="FFFFFF"/>
-                <w:sz w:val="20"/>
-                <w:szCs w:val="20"/>
-              </w:rPr>
-              <w:t xml:space="preserve"> </w:t>
-            </w:r>
-            <w:proofErr w:type="spellStart"/>
-            <w:r>
-              <w:rPr>
-                <w:b/>
-                <w:bCs/>
-                <w:color w:val="FFFFFF"/>
-                <w:sz w:val="20"/>
-                <w:szCs w:val="20"/>
-              </w:rPr>
-              <w:t>até</w:t>
-            </w:r>
-            <w:proofErr w:type="spellEnd"/>
+              <w:t>Criticidade</w:t>
+            </w:r>
           </w:p>
         </w:tc>
         <w:tc>
@@ -7714,7 +6891,7 @@
                 <w:sz w:val="20"/>
                 <w:szCs w:val="20"/>
               </w:rPr>
-              <w:t>EOL?</w:t>
+              <w:t>Garantia / EOL</w:t>
             </w:r>
           </w:p>
         </w:tc>
@@ -7945,7 +7122,7 @@
                 <w:sz w:val="20"/>
                 <w:szCs w:val="20"/>
               </w:rPr>
-              <w:t>2027-06-30</w:t>
+              <w:t>Média</w:t>
             </w:r>
           </w:p>
         </w:tc>
@@ -7968,15 +7145,13 @@
             <w:vAlign w:val="center"/>
           </w:tcPr>
           <w:p>
-            <w:proofErr w:type="spellStart"/>
-            <w:r>
-              <w:rPr>
-                <w:sz w:val="20"/>
-                <w:szCs w:val="20"/>
-              </w:rPr>
-              <w:t>Não</w:t>
-            </w:r>
-            <w:proofErr w:type="spellEnd"/>
+            <w:r>
+              <w:rPr>
+                <w:sz w:val="20"/>
+                <w:szCs w:val="20"/>
+              </w:rPr>
+              <w:t>2027-06-30 / Não</w:t>
+            </w:r>
           </w:p>
         </w:tc>
         <w:tc>
@@ -8733,45 +7908,7 @@
                 <w:szCs w:val="20"/>
                 <w:lang w:val="pt-PT"/>
               </w:rPr>
-              <w:t>O hardware sem suporte do fabricante (</w:t>
-            </w:r>
-            <w:proofErr w:type="spellStart"/>
-            <w:r>
-              <w:rPr>
-                <w:i/>
-                <w:iCs/>
-                <w:sz w:val="20"/>
-                <w:szCs w:val="20"/>
-                <w:lang w:val="pt-PT"/>
-              </w:rPr>
-              <w:t>End-of-Life</w:t>
-            </w:r>
-            <w:proofErr w:type="spellEnd"/>
-            <w:r>
-              <w:rPr>
-                <w:sz w:val="20"/>
-                <w:szCs w:val="20"/>
-                <w:lang w:val="pt-PT"/>
-              </w:rPr>
-              <w:t xml:space="preserve">) deve ser identificado no inventário e tratado com prioridade. A ausência de </w:t>
-            </w:r>
-            <w:proofErr w:type="spellStart"/>
-            <w:r>
-              <w:rPr>
-                <w:sz w:val="20"/>
-                <w:szCs w:val="20"/>
-                <w:lang w:val="pt-PT"/>
-              </w:rPr>
-              <w:t>actualizações</w:t>
-            </w:r>
-            <w:proofErr w:type="spellEnd"/>
-            <w:r>
-              <w:rPr>
-                <w:sz w:val="20"/>
-                <w:szCs w:val="20"/>
-                <w:lang w:val="pt-PT"/>
-              </w:rPr>
-              <w:t xml:space="preserve"> de segurança torna o equipamento uma vulnerabilidade crítica. Deve existir um plano de substituição ou mitigação para cada equipamento EOL.</w:t>
+              <w:t>o hardware sem suporte do fabricante (End-of-Life) é identificado no inventário e tem um plano de substituição ou de mitigação.</w:t>
             </w:r>
           </w:p>
         </w:tc>
@@ -8795,7 +7932,7 @@
         <w:rPr>
           <w:lang w:val="pt-PT"/>
         </w:rPr>
-        <w:t>Activos</w:t>
+        <w:t>Ativos</w:t>
       </w:r>
       <w:proofErr w:type="spellEnd"/>
       <w:r>
@@ -8816,103 +7953,7 @@
         <w:rPr>
           <w:lang w:val="pt-PT"/>
         </w:rPr>
-        <w:t xml:space="preserve">O inventário de </w:t>
-      </w:r>
-      <w:r>
-        <w:rPr>
-          <w:i/>
-          <w:iCs/>
-          <w:lang w:val="pt-PT"/>
-        </w:rPr>
-        <w:t>software</w:t>
-      </w:r>
-      <w:r>
-        <w:rPr>
-          <w:lang w:val="pt-PT"/>
-        </w:rPr>
-        <w:t xml:space="preserve"> deve cobrir todas as aplicações, sistemas operativos, serviços </w:t>
-      </w:r>
-      <w:proofErr w:type="spellStart"/>
-      <w:r>
-        <w:rPr>
-          <w:i/>
-          <w:iCs/>
-          <w:lang w:val="pt-PT"/>
-        </w:rPr>
-        <w:t>cloud</w:t>
-      </w:r>
-      <w:proofErr w:type="spellEnd"/>
-      <w:r>
-        <w:rPr>
-          <w:lang w:val="pt-PT"/>
-        </w:rPr>
-        <w:t xml:space="preserve"> e bibliotecas utilizadas. Distinguir claramente: </w:t>
-      </w:r>
-      <w:r>
-        <w:rPr>
-          <w:i/>
-          <w:iCs/>
-          <w:lang w:val="pt-PT"/>
-        </w:rPr>
-        <w:t>software</w:t>
-      </w:r>
-      <w:r>
-        <w:rPr>
-          <w:lang w:val="pt-PT"/>
-        </w:rPr>
-        <w:t xml:space="preserve"> autorizado, </w:t>
-      </w:r>
-      <w:r>
-        <w:rPr>
-          <w:i/>
-          <w:iCs/>
-          <w:lang w:val="pt-PT"/>
-        </w:rPr>
-        <w:t>software</w:t>
-      </w:r>
-      <w:r>
-        <w:rPr>
-          <w:lang w:val="pt-PT"/>
-        </w:rPr>
-        <w:t xml:space="preserve"> não autorizado (</w:t>
-      </w:r>
-      <w:proofErr w:type="spellStart"/>
-      <w:r>
-        <w:rPr>
-          <w:i/>
-          <w:iCs/>
-          <w:lang w:val="pt-PT"/>
-        </w:rPr>
-        <w:t>shadow</w:t>
-      </w:r>
-      <w:proofErr w:type="spellEnd"/>
-      <w:r>
-        <w:rPr>
-          <w:i/>
-          <w:iCs/>
-          <w:lang w:val="pt-PT"/>
-        </w:rPr>
-        <w:t xml:space="preserve"> IT</w:t>
-      </w:r>
-      <w:r>
-        <w:rPr>
-          <w:lang w:val="pt-PT"/>
-        </w:rPr>
-        <w:t xml:space="preserve">) e </w:t>
-      </w:r>
-      <w:r>
-        <w:rPr>
-          <w:i/>
-          <w:iCs/>
-          <w:lang w:val="pt-PT"/>
-        </w:rPr>
-        <w:t>software</w:t>
-      </w:r>
-      <w:r>
-        <w:rPr>
-          <w:lang w:val="pt-PT"/>
-        </w:rPr>
-        <w:t xml:space="preserve"> sem suporte (EOL).</w:t>
+        <w:t>O inventário de software deve cobrir todas as aplicações, sistemas operativos, serviços na nuvem e bibliotecas utilizadas (QNRCS ID.GA-2). Distinguir claramente: software autorizado, software não autorizado (shadow IT) e software sem suporte (EOL).</w:t>
       </w:r>
     </w:p>
     <w:p>
@@ -9212,7 +8253,7 @@
                 <w:sz w:val="20"/>
                 <w:szCs w:val="20"/>
               </w:rPr>
-              <w:t>Estado</w:t>
+              <w:t>Criticidade / Estado</w:t>
             </w:r>
           </w:p>
         </w:tc>
@@ -9423,15 +8464,13 @@
             <w:vAlign w:val="center"/>
           </w:tcPr>
           <w:p>
-            <w:proofErr w:type="spellStart"/>
-            <w:r>
-              <w:rPr>
-                <w:sz w:val="20"/>
-                <w:szCs w:val="20"/>
-              </w:rPr>
-              <w:t>Activo</w:t>
-            </w:r>
-            <w:proofErr w:type="spellEnd"/>
+            <w:r>
+              <w:rPr>
+                <w:sz w:val="20"/>
+                <w:szCs w:val="20"/>
+              </w:rPr>
+              <w:t>Alta / Ativo</w:t>
+            </w:r>
           </w:p>
         </w:tc>
       </w:tr>
@@ -9639,7 +8678,7 @@
                 <w:sz w:val="20"/>
                 <w:szCs w:val="20"/>
               </w:rPr>
-              <w:t>MIGRAR URGENTE</w:t>
+              <w:t>Alta / MIGRAR URGENTE</w:t>
             </w:r>
           </w:p>
         </w:tc>
@@ -10143,27 +9182,7 @@
           <w:iCs/>
           <w:lang w:val="pt-PT"/>
         </w:rPr>
-        <w:t>Software</w:t>
-      </w:r>
-      <w:r>
-        <w:rPr>
-          <w:lang w:val="pt-PT"/>
-        </w:rPr>
-        <w:t xml:space="preserve"> EOL deve ter um plano de migração com data-limite. Enquanto não migrado, aplicar medidas de </w:t>
-      </w:r>
-      <w:proofErr w:type="spellStart"/>
-      <w:r>
-        <w:rPr>
-          <w:lang w:val="pt-PT"/>
-        </w:rPr>
-        <w:t>protecção</w:t>
-      </w:r>
-      <w:proofErr w:type="spellEnd"/>
-      <w:r>
-        <w:rPr>
-          <w:lang w:val="pt-PT"/>
-        </w:rPr>
-        <w:t xml:space="preserve"> compensatórias (isolamento de rede, monitorização adicional).</w:t>
+        <w:t>Software EOL deve ter um plano de migração com data-limite. Enquanto não migrado, aplicar medidas de proteção compensatórias decididas com base no risco (isolamento de rede, monitorização adicional) (QNRCS ID.GA-7, nível Básico).</w:t>
       </w:r>
     </w:p>
     <w:p>
@@ -10268,30 +9287,805 @@
                 <w:szCs w:val="20"/>
                 <w:lang w:val="pt-PT"/>
               </w:rPr>
-              <w:t xml:space="preserve">CIS </w:t>
-            </w:r>
-            <w:proofErr w:type="spellStart"/>
-            <w:r>
-              <w:rPr>
-                <w:sz w:val="20"/>
-                <w:szCs w:val="20"/>
-                <w:lang w:val="pt-PT"/>
-              </w:rPr>
-              <w:t>Controls</w:t>
-            </w:r>
-            <w:proofErr w:type="spellEnd"/>
-            <w:r>
-              <w:rPr>
-                <w:sz w:val="20"/>
-                <w:szCs w:val="20"/>
-                <w:lang w:val="pt-PT"/>
-              </w:rPr>
-              <w:t xml:space="preserve"> v8, Controlo 2 - Inventário de software autorizado; gestão de software não autorizado; gestão de licenças.</w:t>
+              <w:t>QNRCS ID.GA-2 (nível Básico); CIS Controls v8.1, controlo 2 - inventário de software autorizado; gestão de software não autorizado; gestão de licenças.</w:t>
             </w:r>
           </w:p>
         </w:tc>
       </w:tr>
     </w:tbl>
+    <w:p>
+      <w:pPr>
+        <w:pStyle w:val="Heading2"/>
+        <w:rPr>
+          <w:lang w:val="pt-PT"/>
+        </w:rPr>
+      </w:pPr>
+      <w:r>
+        <w:rPr>
+          <w:lang w:val="pt-PT"/>
+        </w:rPr>
+        <w:t>7.4 Serviços Prestados por Fornecedores</w:t>
+      </w:r>
+    </w:p>
+    <w:p>
+      <w:pPr>
+        <w:spacing w:before="80" w:after="80"/>
+        <w:rPr>
+          <w:lang w:val="pt-PT"/>
+        </w:rPr>
+      </w:pPr>
+      <w:r>
+        <w:rPr>
+          <w:lang w:val="pt-PT"/>
+        </w:rPr>
+        <w:t>O inventário inclui os serviços externos de que a organização depende (QNRCS ID.GA-4, nível Básico), por exemplo: suporte informático externalizado, alojamento e serviços na nuvem, ligação à Internet, correio eletrónico, cópias de segurança externas. Para cada serviço regista-se o responsável interno, o fornecedor e os ativos que dependem dele. A avaliação dos fornecedores segue a Política de Gestão do Risco da Cadeia de Abastecimento.</w:t>
+      </w:r>
+    </w:p>
+    <w:tbl>
+      <w:tblPr>
+        <w:tblW w:w="9026" w:type="dxa"/>
+        <w:tblBorders>
+          <w:top w:val="single" w:sz="4" w:space="0" w:color="auto"/>
+          <w:left w:val="single" w:sz="4" w:space="0" w:color="auto"/>
+          <w:bottom w:val="single" w:sz="4" w:space="0" w:color="auto"/>
+          <w:right w:val="single" w:sz="4" w:space="0" w:color="auto"/>
+          <w:insideH w:val="single" w:sz="4" w:space="0" w:color="auto"/>
+          <w:insideV w:val="single" w:sz="4" w:space="0" w:color="auto"/>
+        </w:tblBorders>
+        <w:tblCellMar>
+          <w:left w:w="10" w:type="dxa"/>
+          <w:right w:w="10" w:type="dxa"/>
+        </w:tblCellMar>
+        <w:tblLook w:val="0000" w:firstRow="0" w:lastRow="0" w:firstColumn="0" w:lastColumn="0" w:noHBand="0" w:noVBand="0"/>
+      </w:tblPr>
+      <w:tblGrid>
+        <w:gridCol w:w="838"/>
+        <w:gridCol w:w="1795"/>
+        <w:gridCol w:w="2205"/>
+        <w:gridCol w:w="1508"/>
+        <w:gridCol w:w="1306"/>
+        <w:gridCol w:w="1374"/>
+      </w:tblGrid>
+      <w:tr>
+        <w:tc>
+          <w:tcPr>
+            <w:tcW w:w="900" w:type="dxa"/>
+            <w:tcBorders>
+              <w:top w:val="single" w:sz="6" w:space="0" w:color="2E75B6"/>
+              <w:left w:val="single" w:sz="6" w:space="0" w:color="2E75B6"/>
+              <w:bottom w:val="single" w:sz="6" w:space="0" w:color="2E75B6"/>
+              <w:right w:val="single" w:sz="6" w:space="0" w:color="2E75B6"/>
+            </w:tcBorders>
+            <w:shd w:val="clear" w:color="auto" w:fill="1F4E79"/>
+            <w:tcMar>
+              <w:top w:w="80" w:type="dxa"/>
+              <w:left w:w="120" w:type="dxa"/>
+              <w:bottom w:w="80" w:type="dxa"/>
+              <w:right w:w="120" w:type="dxa"/>
+            </w:tcMar>
+            <w:vAlign w:val="center"/>
+          </w:tcPr>
+          <w:p>
+            <w:pPr>
+              <w:jc w:val="center"/>
+            </w:pPr>
+            <w:r>
+              <w:rPr>
+                <w:b/>
+                <w:bCs/>
+                <w:color w:val="FFFFFF"/>
+                <w:sz w:val="20"/>
+                <w:szCs w:val="20"/>
+              </w:rPr>
+              <w:t>ID</w:t>
+            </w:r>
+          </w:p>
+        </w:tc>
+        <w:tc>
+          <w:tcPr>
+            <w:tcW w:w="2000" w:type="dxa"/>
+            <w:tcBorders>
+              <w:top w:val="single" w:sz="6" w:space="0" w:color="2E75B6"/>
+              <w:left w:val="single" w:sz="6" w:space="0" w:color="2E75B6"/>
+              <w:bottom w:val="single" w:sz="6" w:space="0" w:color="2E75B6"/>
+              <w:right w:val="single" w:sz="6" w:space="0" w:color="2E75B6"/>
+            </w:tcBorders>
+            <w:shd w:val="clear" w:color="auto" w:fill="1F4E79"/>
+            <w:tcMar>
+              <w:top w:w="80" w:type="dxa"/>
+              <w:left w:w="120" w:type="dxa"/>
+              <w:bottom w:w="80" w:type="dxa"/>
+              <w:right w:w="120" w:type="dxa"/>
+            </w:tcMar>
+            <w:vAlign w:val="center"/>
+          </w:tcPr>
+          <w:p>
+            <w:pPr>
+              <w:jc w:val="center"/>
+            </w:pPr>
+            <w:r>
+              <w:rPr>
+                <w:b/>
+                <w:bCs/>
+                <w:color w:val="FFFFFF"/>
+                <w:sz w:val="20"/>
+                <w:szCs w:val="20"/>
+              </w:rPr>
+              <w:t>Serviço</w:t>
+            </w:r>
+          </w:p>
+        </w:tc>
+        <w:tc>
+          <w:tcPr>
+            <w:tcW w:w="2400" w:type="dxa"/>
+            <w:tcBorders>
+              <w:top w:val="single" w:sz="6" w:space="0" w:color="2E75B6"/>
+              <w:left w:val="single" w:sz="6" w:space="0" w:color="2E75B6"/>
+              <w:bottom w:val="single" w:sz="6" w:space="0" w:color="2E75B6"/>
+              <w:right w:val="single" w:sz="6" w:space="0" w:color="2E75B6"/>
+            </w:tcBorders>
+            <w:shd w:val="clear" w:color="auto" w:fill="1F4E79"/>
+            <w:tcMar>
+              <w:top w:w="80" w:type="dxa"/>
+              <w:left w:w="120" w:type="dxa"/>
+              <w:bottom w:w="80" w:type="dxa"/>
+              <w:right w:w="120" w:type="dxa"/>
+            </w:tcMar>
+            <w:vAlign w:val="center"/>
+          </w:tcPr>
+          <w:p>
+            <w:pPr>
+              <w:jc w:val="center"/>
+            </w:pPr>
+            <w:r>
+              <w:rPr>
+                <w:b/>
+                <w:bCs/>
+                <w:color w:val="FFFFFF"/>
+                <w:sz w:val="20"/>
+                <w:szCs w:val="20"/>
+              </w:rPr>
+              <w:t>Ativos que dependem dele</w:t>
+            </w:r>
+          </w:p>
+        </w:tc>
+        <w:tc>
+          <w:tcPr>
+            <w:tcW w:w="1400" w:type="dxa"/>
+            <w:tcBorders>
+              <w:top w:val="single" w:sz="6" w:space="0" w:color="2E75B6"/>
+              <w:left w:val="single" w:sz="6" w:space="0" w:color="2E75B6"/>
+              <w:bottom w:val="single" w:sz="6" w:space="0" w:color="2E75B6"/>
+              <w:right w:val="single" w:sz="6" w:space="0" w:color="2E75B6"/>
+            </w:tcBorders>
+            <w:shd w:val="clear" w:color="auto" w:fill="1F4E79"/>
+            <w:tcMar>
+              <w:top w:w="80" w:type="dxa"/>
+              <w:left w:w="120" w:type="dxa"/>
+              <w:bottom w:w="80" w:type="dxa"/>
+              <w:right w:w="120" w:type="dxa"/>
+            </w:tcMar>
+            <w:vAlign w:val="center"/>
+          </w:tcPr>
+          <w:p>
+            <w:pPr>
+              <w:jc w:val="center"/>
+            </w:pPr>
+            <w:r>
+              <w:rPr>
+                <w:b/>
+                <w:bCs/>
+                <w:color w:val="FFFFFF"/>
+                <w:sz w:val="20"/>
+                <w:szCs w:val="20"/>
+              </w:rPr>
+              <w:t>Responsável interno</w:t>
+            </w:r>
+          </w:p>
+        </w:tc>
+        <w:tc>
+          <w:tcPr>
+            <w:tcW w:w="1326" w:type="dxa"/>
+            <w:tcBorders>
+              <w:top w:val="single" w:sz="6" w:space="0" w:color="2E75B6"/>
+              <w:left w:val="single" w:sz="6" w:space="0" w:color="2E75B6"/>
+              <w:bottom w:val="single" w:sz="6" w:space="0" w:color="2E75B6"/>
+              <w:right w:val="single" w:sz="6" w:space="0" w:color="2E75B6"/>
+            </w:tcBorders>
+            <w:shd w:val="clear" w:color="auto" w:fill="1F4E79"/>
+            <w:tcMar>
+              <w:top w:w="80" w:type="dxa"/>
+              <w:left w:w="120" w:type="dxa"/>
+              <w:bottom w:w="80" w:type="dxa"/>
+              <w:right w:w="120" w:type="dxa"/>
+            </w:tcMar>
+            <w:vAlign w:val="center"/>
+          </w:tcPr>
+          <w:p>
+            <w:pPr>
+              <w:jc w:val="center"/>
+            </w:pPr>
+            <w:r>
+              <w:rPr>
+                <w:b/>
+                <w:bCs/>
+                <w:color w:val="FFFFFF"/>
+                <w:sz w:val="20"/>
+                <w:szCs w:val="20"/>
+              </w:rPr>
+              <w:t>Fornecedor / contacto</w:t>
+            </w:r>
+          </w:p>
+        </w:tc>
+        <w:tc>
+          <w:tcPr>
+            <w:tcW w:w="1000" w:type="dxa"/>
+            <w:tcBorders>
+              <w:top w:val="single" w:sz="6" w:space="0" w:color="2E75B6"/>
+              <w:left w:val="single" w:sz="6" w:space="0" w:color="2E75B6"/>
+              <w:bottom w:val="single" w:sz="6" w:space="0" w:color="2E75B6"/>
+              <w:right w:val="single" w:sz="6" w:space="0" w:color="2E75B6"/>
+            </w:tcBorders>
+            <w:shd w:val="clear" w:color="auto" w:fill="1F4E79"/>
+            <w:tcMar>
+              <w:top w:w="80" w:type="dxa"/>
+              <w:left w:w="120" w:type="dxa"/>
+              <w:bottom w:w="80" w:type="dxa"/>
+              <w:right w:w="120" w:type="dxa"/>
+            </w:tcMar>
+            <w:vAlign w:val="center"/>
+          </w:tcPr>
+          <w:p>
+            <w:pPr>
+              <w:jc w:val="center"/>
+            </w:pPr>
+            <w:r>
+              <w:rPr>
+                <w:b/>
+                <w:bCs/>
+                <w:color w:val="FFFFFF"/>
+                <w:sz w:val="20"/>
+                <w:szCs w:val="20"/>
+              </w:rPr>
+              <w:t>Criticidade</w:t>
+            </w:r>
+          </w:p>
+        </w:tc>
+      </w:tr>
+      <w:tr>
+        <w:tc>
+          <w:tcPr>
+            <w:tcW w:w="900" w:type="dxa"/>
+            <w:tcBorders>
+              <w:top w:val="single" w:sz="6" w:space="0" w:color="AAAAAA"/>
+              <w:left w:val="single" w:sz="6" w:space="0" w:color="AAAAAA"/>
+              <w:bottom w:val="single" w:sz="6" w:space="0" w:color="AAAAAA"/>
+              <w:right w:val="single" w:sz="6" w:space="0" w:color="AAAAAA"/>
+            </w:tcBorders>
+            <w:shd w:val="clear" w:color="auto" w:fill="FFFFFF"/>
+            <w:tcMar>
+              <w:top w:w="80" w:type="dxa"/>
+              <w:left w:w="120" w:type="dxa"/>
+              <w:bottom w:w="80" w:type="dxa"/>
+              <w:right w:w="120" w:type="dxa"/>
+            </w:tcMar>
+            <w:vAlign w:val="center"/>
+          </w:tcPr>
+          <w:p>
+            <w:r>
+              <w:rPr>
+                <w:sz w:val="20"/>
+                <w:szCs w:val="20"/>
+              </w:rPr>
+              <w:t>SV-001</w:t>
+            </w:r>
+          </w:p>
+        </w:tc>
+        <w:tc>
+          <w:tcPr>
+            <w:tcW w:w="2000" w:type="dxa"/>
+            <w:tcBorders>
+              <w:top w:val="single" w:sz="6" w:space="0" w:color="AAAAAA"/>
+              <w:left w:val="single" w:sz="6" w:space="0" w:color="AAAAAA"/>
+              <w:bottom w:val="single" w:sz="6" w:space="0" w:color="AAAAAA"/>
+              <w:right w:val="single" w:sz="6" w:space="0" w:color="AAAAAA"/>
+            </w:tcBorders>
+            <w:shd w:val="clear" w:color="auto" w:fill="FFFFFF"/>
+            <w:tcMar>
+              <w:top w:w="80" w:type="dxa"/>
+              <w:left w:w="120" w:type="dxa"/>
+              <w:bottom w:w="80" w:type="dxa"/>
+              <w:right w:w="120" w:type="dxa"/>
+            </w:tcMar>
+            <w:vAlign w:val="center"/>
+          </w:tcPr>
+          <w:p>
+            <w:r>
+              <w:rPr>
+                <w:sz w:val="20"/>
+                <w:szCs w:val="20"/>
+                <w:lang w:val="pt-PT"/>
+              </w:rPr>
+              <w:t>Suporte informático externalizado</w:t>
+            </w:r>
+          </w:p>
+        </w:tc>
+        <w:tc>
+          <w:tcPr>
+            <w:tcW w:w="2400" w:type="dxa"/>
+            <w:tcBorders>
+              <w:top w:val="single" w:sz="6" w:space="0" w:color="AAAAAA"/>
+              <w:left w:val="single" w:sz="6" w:space="0" w:color="AAAAAA"/>
+              <w:bottom w:val="single" w:sz="6" w:space="0" w:color="AAAAAA"/>
+              <w:right w:val="single" w:sz="6" w:space="0" w:color="AAAAAA"/>
+            </w:tcBorders>
+            <w:shd w:val="clear" w:color="auto" w:fill="FFFFFF"/>
+            <w:tcMar>
+              <w:top w:w="80" w:type="dxa"/>
+              <w:left w:w="120" w:type="dxa"/>
+              <w:bottom w:w="80" w:type="dxa"/>
+              <w:right w:w="120" w:type="dxa"/>
+            </w:tcMar>
+            <w:vAlign w:val="center"/>
+          </w:tcPr>
+          <w:p>
+            <w:r>
+              <w:rPr>
+                <w:sz w:val="20"/>
+                <w:szCs w:val="20"/>
+                <w:lang w:val="pt-PT"/>
+              </w:rPr>
+              <w:t>PA-001, HW-001, SW-001</w:t>
+            </w:r>
+          </w:p>
+        </w:tc>
+        <w:tc>
+          <w:tcPr>
+            <w:tcW w:w="1400" w:type="dxa"/>
+            <w:tcBorders>
+              <w:top w:val="single" w:sz="6" w:space="0" w:color="AAAAAA"/>
+              <w:left w:val="single" w:sz="6" w:space="0" w:color="AAAAAA"/>
+              <w:bottom w:val="single" w:sz="6" w:space="0" w:color="AAAAAA"/>
+              <w:right w:val="single" w:sz="6" w:space="0" w:color="AAAAAA"/>
+            </w:tcBorders>
+            <w:shd w:val="clear" w:color="auto" w:fill="FFFFFF"/>
+            <w:tcMar>
+              <w:top w:w="80" w:type="dxa"/>
+              <w:left w:w="120" w:type="dxa"/>
+              <w:bottom w:w="80" w:type="dxa"/>
+              <w:right w:w="120" w:type="dxa"/>
+            </w:tcMar>
+            <w:vAlign w:val="center"/>
+          </w:tcPr>
+          <w:p>
+            <w:r>
+              <w:rPr>
+                <w:sz w:val="20"/>
+                <w:szCs w:val="20"/>
+              </w:rPr>
+              <w:t>[Responsável]</w:t>
+            </w:r>
+          </w:p>
+        </w:tc>
+        <w:tc>
+          <w:tcPr>
+            <w:tcW w:w="1326" w:type="dxa"/>
+            <w:tcBorders>
+              <w:top w:val="single" w:sz="6" w:space="0" w:color="AAAAAA"/>
+              <w:left w:val="single" w:sz="6" w:space="0" w:color="AAAAAA"/>
+              <w:bottom w:val="single" w:sz="6" w:space="0" w:color="AAAAAA"/>
+              <w:right w:val="single" w:sz="6" w:space="0" w:color="AAAAAA"/>
+            </w:tcBorders>
+            <w:shd w:val="clear" w:color="auto" w:fill="FFFFFF"/>
+            <w:tcMar>
+              <w:top w:w="80" w:type="dxa"/>
+              <w:left w:w="120" w:type="dxa"/>
+              <w:bottom w:w="80" w:type="dxa"/>
+              <w:right w:w="120" w:type="dxa"/>
+            </w:tcMar>
+            <w:vAlign w:val="center"/>
+          </w:tcPr>
+          <w:p>
+            <w:r>
+              <w:rPr>
+                <w:sz w:val="20"/>
+                <w:szCs w:val="20"/>
+              </w:rPr>
+              <w:t>[Empresa] / [contacto]</w:t>
+            </w:r>
+          </w:p>
+        </w:tc>
+        <w:tc>
+          <w:tcPr>
+            <w:tcW w:w="1000" w:type="dxa"/>
+            <w:tcBorders>
+              <w:top w:val="single" w:sz="6" w:space="0" w:color="AAAAAA"/>
+              <w:left w:val="single" w:sz="6" w:space="0" w:color="AAAAAA"/>
+              <w:bottom w:val="single" w:sz="6" w:space="0" w:color="AAAAAA"/>
+              <w:right w:val="single" w:sz="6" w:space="0" w:color="AAAAAA"/>
+            </w:tcBorders>
+            <w:shd w:val="clear" w:color="auto" w:fill="FFFFFF"/>
+            <w:tcMar>
+              <w:top w:w="80" w:type="dxa"/>
+              <w:left w:w="120" w:type="dxa"/>
+              <w:bottom w:w="80" w:type="dxa"/>
+              <w:right w:w="120" w:type="dxa"/>
+            </w:tcMar>
+            <w:vAlign w:val="center"/>
+          </w:tcPr>
+          <w:p>
+            <w:r>
+              <w:rPr>
+                <w:sz w:val="20"/>
+                <w:szCs w:val="20"/>
+              </w:rPr>
+              <w:t>Alta</w:t>
+            </w:r>
+          </w:p>
+        </w:tc>
+      </w:tr>
+      <w:tr>
+        <w:tc>
+          <w:tcPr>
+            <w:tcW w:w="900" w:type="dxa"/>
+            <w:tcBorders>
+              <w:top w:val="single" w:sz="6" w:space="0" w:color="AAAAAA"/>
+              <w:left w:val="single" w:sz="6" w:space="0" w:color="AAAAAA"/>
+              <w:bottom w:val="single" w:sz="6" w:space="0" w:color="AAAAAA"/>
+              <w:right w:val="single" w:sz="6" w:space="0" w:color="AAAAAA"/>
+            </w:tcBorders>
+            <w:shd w:val="clear" w:color="auto" w:fill="FFFFFF"/>
+            <w:tcMar>
+              <w:top w:w="80" w:type="dxa"/>
+              <w:left w:w="120" w:type="dxa"/>
+              <w:bottom w:w="80" w:type="dxa"/>
+              <w:right w:w="120" w:type="dxa"/>
+            </w:tcMar>
+            <w:vAlign w:val="center"/>
+          </w:tcPr>
+          <w:p/>
+        </w:tc>
+        <w:tc>
+          <w:tcPr>
+            <w:tcW w:w="2000" w:type="dxa"/>
+            <w:tcBorders>
+              <w:top w:val="single" w:sz="6" w:space="0" w:color="AAAAAA"/>
+              <w:left w:val="single" w:sz="6" w:space="0" w:color="AAAAAA"/>
+              <w:bottom w:val="single" w:sz="6" w:space="0" w:color="AAAAAA"/>
+              <w:right w:val="single" w:sz="6" w:space="0" w:color="AAAAAA"/>
+            </w:tcBorders>
+            <w:shd w:val="clear" w:color="auto" w:fill="FFFFFF"/>
+            <w:tcMar>
+              <w:top w:w="80" w:type="dxa"/>
+              <w:left w:w="120" w:type="dxa"/>
+              <w:bottom w:w="80" w:type="dxa"/>
+              <w:right w:w="120" w:type="dxa"/>
+            </w:tcMar>
+            <w:vAlign w:val="center"/>
+          </w:tcPr>
+          <w:p/>
+        </w:tc>
+        <w:tc>
+          <w:tcPr>
+            <w:tcW w:w="2400" w:type="dxa"/>
+            <w:tcBorders>
+              <w:top w:val="single" w:sz="6" w:space="0" w:color="AAAAAA"/>
+              <w:left w:val="single" w:sz="6" w:space="0" w:color="AAAAAA"/>
+              <w:bottom w:val="single" w:sz="6" w:space="0" w:color="AAAAAA"/>
+              <w:right w:val="single" w:sz="6" w:space="0" w:color="AAAAAA"/>
+            </w:tcBorders>
+            <w:shd w:val="clear" w:color="auto" w:fill="FFFFFF"/>
+            <w:tcMar>
+              <w:top w:w="80" w:type="dxa"/>
+              <w:left w:w="120" w:type="dxa"/>
+              <w:bottom w:w="80" w:type="dxa"/>
+              <w:right w:w="120" w:type="dxa"/>
+            </w:tcMar>
+            <w:vAlign w:val="center"/>
+          </w:tcPr>
+          <w:p/>
+        </w:tc>
+        <w:tc>
+          <w:tcPr>
+            <w:tcW w:w="1400" w:type="dxa"/>
+            <w:tcBorders>
+              <w:top w:val="single" w:sz="6" w:space="0" w:color="AAAAAA"/>
+              <w:left w:val="single" w:sz="6" w:space="0" w:color="AAAAAA"/>
+              <w:bottom w:val="single" w:sz="6" w:space="0" w:color="AAAAAA"/>
+              <w:right w:val="single" w:sz="6" w:space="0" w:color="AAAAAA"/>
+            </w:tcBorders>
+            <w:shd w:val="clear" w:color="auto" w:fill="FFFFFF"/>
+            <w:tcMar>
+              <w:top w:w="80" w:type="dxa"/>
+              <w:left w:w="120" w:type="dxa"/>
+              <w:bottom w:w="80" w:type="dxa"/>
+              <w:right w:w="120" w:type="dxa"/>
+            </w:tcMar>
+            <w:vAlign w:val="center"/>
+          </w:tcPr>
+          <w:p/>
+        </w:tc>
+        <w:tc>
+          <w:tcPr>
+            <w:tcW w:w="1326" w:type="dxa"/>
+            <w:tcBorders>
+              <w:top w:val="single" w:sz="6" w:space="0" w:color="AAAAAA"/>
+              <w:left w:val="single" w:sz="6" w:space="0" w:color="AAAAAA"/>
+              <w:bottom w:val="single" w:sz="6" w:space="0" w:color="AAAAAA"/>
+              <w:right w:val="single" w:sz="6" w:space="0" w:color="AAAAAA"/>
+            </w:tcBorders>
+            <w:shd w:val="clear" w:color="auto" w:fill="FFFFFF"/>
+            <w:tcMar>
+              <w:top w:w="80" w:type="dxa"/>
+              <w:left w:w="120" w:type="dxa"/>
+              <w:bottom w:w="80" w:type="dxa"/>
+              <w:right w:w="120" w:type="dxa"/>
+            </w:tcMar>
+            <w:vAlign w:val="center"/>
+          </w:tcPr>
+          <w:p/>
+        </w:tc>
+        <w:tc>
+          <w:tcPr>
+            <w:tcW w:w="1000" w:type="dxa"/>
+            <w:tcBorders>
+              <w:top w:val="single" w:sz="6" w:space="0" w:color="AAAAAA"/>
+              <w:left w:val="single" w:sz="6" w:space="0" w:color="AAAAAA"/>
+              <w:bottom w:val="single" w:sz="6" w:space="0" w:color="AAAAAA"/>
+              <w:right w:val="single" w:sz="6" w:space="0" w:color="AAAAAA"/>
+            </w:tcBorders>
+            <w:shd w:val="clear" w:color="auto" w:fill="FFFFFF"/>
+            <w:tcMar>
+              <w:top w:w="80" w:type="dxa"/>
+              <w:left w:w="120" w:type="dxa"/>
+              <w:bottom w:w="80" w:type="dxa"/>
+              <w:right w:w="120" w:type="dxa"/>
+            </w:tcMar>
+            <w:vAlign w:val="center"/>
+          </w:tcPr>
+          <w:p/>
+        </w:tc>
+      </w:tr>
+      <w:tr>
+        <w:tc>
+          <w:tcPr>
+            <w:tcW w:w="900" w:type="dxa"/>
+            <w:tcBorders>
+              <w:top w:val="single" w:sz="6" w:space="0" w:color="AAAAAA"/>
+              <w:left w:val="single" w:sz="6" w:space="0" w:color="AAAAAA"/>
+              <w:bottom w:val="single" w:sz="6" w:space="0" w:color="AAAAAA"/>
+              <w:right w:val="single" w:sz="6" w:space="0" w:color="AAAAAA"/>
+            </w:tcBorders>
+            <w:shd w:val="clear" w:color="auto" w:fill="FFFFFF"/>
+            <w:tcMar>
+              <w:top w:w="80" w:type="dxa"/>
+              <w:left w:w="120" w:type="dxa"/>
+              <w:bottom w:w="80" w:type="dxa"/>
+              <w:right w:w="120" w:type="dxa"/>
+            </w:tcMar>
+            <w:vAlign w:val="center"/>
+          </w:tcPr>
+          <w:p/>
+        </w:tc>
+        <w:tc>
+          <w:tcPr>
+            <w:tcW w:w="2000" w:type="dxa"/>
+            <w:tcBorders>
+              <w:top w:val="single" w:sz="6" w:space="0" w:color="AAAAAA"/>
+              <w:left w:val="single" w:sz="6" w:space="0" w:color="AAAAAA"/>
+              <w:bottom w:val="single" w:sz="6" w:space="0" w:color="AAAAAA"/>
+              <w:right w:val="single" w:sz="6" w:space="0" w:color="AAAAAA"/>
+            </w:tcBorders>
+            <w:shd w:val="clear" w:color="auto" w:fill="FFFFFF"/>
+            <w:tcMar>
+              <w:top w:w="80" w:type="dxa"/>
+              <w:left w:w="120" w:type="dxa"/>
+              <w:bottom w:w="80" w:type="dxa"/>
+              <w:right w:w="120" w:type="dxa"/>
+            </w:tcMar>
+            <w:vAlign w:val="center"/>
+          </w:tcPr>
+          <w:p/>
+        </w:tc>
+        <w:tc>
+          <w:tcPr>
+            <w:tcW w:w="2400" w:type="dxa"/>
+            <w:tcBorders>
+              <w:top w:val="single" w:sz="6" w:space="0" w:color="AAAAAA"/>
+              <w:left w:val="single" w:sz="6" w:space="0" w:color="AAAAAA"/>
+              <w:bottom w:val="single" w:sz="6" w:space="0" w:color="AAAAAA"/>
+              <w:right w:val="single" w:sz="6" w:space="0" w:color="AAAAAA"/>
+            </w:tcBorders>
+            <w:shd w:val="clear" w:color="auto" w:fill="FFFFFF"/>
+            <w:tcMar>
+              <w:top w:w="80" w:type="dxa"/>
+              <w:left w:w="120" w:type="dxa"/>
+              <w:bottom w:w="80" w:type="dxa"/>
+              <w:right w:w="120" w:type="dxa"/>
+            </w:tcMar>
+            <w:vAlign w:val="center"/>
+          </w:tcPr>
+          <w:p/>
+        </w:tc>
+        <w:tc>
+          <w:tcPr>
+            <w:tcW w:w="1400" w:type="dxa"/>
+            <w:tcBorders>
+              <w:top w:val="single" w:sz="6" w:space="0" w:color="AAAAAA"/>
+              <w:left w:val="single" w:sz="6" w:space="0" w:color="AAAAAA"/>
+              <w:bottom w:val="single" w:sz="6" w:space="0" w:color="AAAAAA"/>
+              <w:right w:val="single" w:sz="6" w:space="0" w:color="AAAAAA"/>
+            </w:tcBorders>
+            <w:shd w:val="clear" w:color="auto" w:fill="FFFFFF"/>
+            <w:tcMar>
+              <w:top w:w="80" w:type="dxa"/>
+              <w:left w:w="120" w:type="dxa"/>
+              <w:bottom w:w="80" w:type="dxa"/>
+              <w:right w:w="120" w:type="dxa"/>
+            </w:tcMar>
+            <w:vAlign w:val="center"/>
+          </w:tcPr>
+          <w:p/>
+        </w:tc>
+        <w:tc>
+          <w:tcPr>
+            <w:tcW w:w="1326" w:type="dxa"/>
+            <w:tcBorders>
+              <w:top w:val="single" w:sz="6" w:space="0" w:color="AAAAAA"/>
+              <w:left w:val="single" w:sz="6" w:space="0" w:color="AAAAAA"/>
+              <w:bottom w:val="single" w:sz="6" w:space="0" w:color="AAAAAA"/>
+              <w:right w:val="single" w:sz="6" w:space="0" w:color="AAAAAA"/>
+            </w:tcBorders>
+            <w:shd w:val="clear" w:color="auto" w:fill="FFFFFF"/>
+            <w:tcMar>
+              <w:top w:w="80" w:type="dxa"/>
+              <w:left w:w="120" w:type="dxa"/>
+              <w:bottom w:w="80" w:type="dxa"/>
+              <w:right w:w="120" w:type="dxa"/>
+            </w:tcMar>
+            <w:vAlign w:val="center"/>
+          </w:tcPr>
+          <w:p/>
+        </w:tc>
+        <w:tc>
+          <w:tcPr>
+            <w:tcW w:w="1000" w:type="dxa"/>
+            <w:tcBorders>
+              <w:top w:val="single" w:sz="6" w:space="0" w:color="AAAAAA"/>
+              <w:left w:val="single" w:sz="6" w:space="0" w:color="AAAAAA"/>
+              <w:bottom w:val="single" w:sz="6" w:space="0" w:color="AAAAAA"/>
+              <w:right w:val="single" w:sz="6" w:space="0" w:color="AAAAAA"/>
+            </w:tcBorders>
+            <w:shd w:val="clear" w:color="auto" w:fill="FFFFFF"/>
+            <w:tcMar>
+              <w:top w:w="80" w:type="dxa"/>
+              <w:left w:w="120" w:type="dxa"/>
+              <w:bottom w:w="80" w:type="dxa"/>
+              <w:right w:w="120" w:type="dxa"/>
+            </w:tcMar>
+            <w:vAlign w:val="center"/>
+          </w:tcPr>
+          <w:p/>
+        </w:tc>
+      </w:tr>
+    </w:tbl>
+    <w:p>
+      <w:pPr>
+        <w:spacing w:before="80" w:after="120"/>
+      </w:pPr>
+    </w:p>
+    <w:p>
+      <w:pPr>
+        <w:pStyle w:val="Heading2"/>
+        <w:rPr>
+          <w:lang w:val="pt-PT"/>
+        </w:rPr>
+      </w:pPr>
+      <w:r>
+        <w:rPr>
+          <w:lang w:val="pt-PT"/>
+        </w:rPr>
+        <w:t>7.5 Ativos diretamente acessíveis a partir da Internet</w:t>
+      </w:r>
+    </w:p>
+    <w:p>
+      <w:pPr>
+        <w:spacing w:before="80" w:after="80"/>
+        <w:rPr>
+          <w:lang w:val="pt-PT"/>
+        </w:rPr>
+      </w:pPr>
+      <w:r>
+        <w:rPr>
+          <w:lang w:val="pt-PT"/>
+        </w:rPr>
+        <w:t>O Regulamento n.º 756/2026, art. 32.º, obriga as entidades essenciais, importantes e públicas relevantes a elaborar, manter atualizada e comunicar à autoridade de cibersegurança competente, através da MyCiber, uma lista de todos os ativos diretamente acessíveis a partir da Internet (ex.: sítio web, servidor de correio, VPN, firewall, portal de clientes). A lista é feita a partir do inventário e inclui, para cada ativo: serviço suportado; nome do equipamento ou do software; modelo/versão; sistema operativo; software do servidor aplicacional; endereço IP, se aplicável; FQDN (nome de domínio completo), se aplicável; fabricante; e as dependências de outros ativos, acessíveis a partir da Internet ou não, quando existam (há dependência quando a indisponibilidade de um ativo compromete sequencialmente a continuidade de outro). O CNCS publica uma instrução técnica de apoio à identificação destes ativos.</w:t>
+      </w:r>
+    </w:p>
+    <w:p>
+      <w:pPr>
+        <w:spacing w:before="80" w:after="80"/>
+        <w:rPr>
+          <w:lang w:val="pt-PT"/>
+        </w:rPr>
+      </w:pPr>
+      <w:r>
+        <w:rPr>
+          <w:lang w:val="pt-PT"/>
+        </w:rPr>
+        <w:t>A lista é informação classificada de grau reservado (Regulamento n.º 756/2026, art. 32.º, n.º 1). É mantida num documento separado deste, tratada internamente com o nível Crítico (secção 8.2), com acesso limitado ao Responsável de TI, ao Responsável de Cibersegurança e ao órgão de gestão, e só é enviada através da MyCiber. Serve também para comunicar as gamas de endereços IP no registo da entidade (RJC, art. 35.º, n.º 1, al. c)); qualquer alteração aos dados do registo é comunicada ao CNCS no prazo de 30 dias úteis (RJC, art. 35.º, n.º 3).</w:t>
+      </w:r>
+    </w:p>
+    <w:p>
+      <w:pPr>
+        <w:spacing w:before="80" w:after="80"/>
+        <w:rPr>
+          <w:lang w:val="pt-PT"/>
+        </w:rPr>
+      </w:pPr>
+      <w:r>
+        <w:rPr>
+          <w:lang w:val="pt-PT"/>
+        </w:rPr>
+        <w:t>Prazos de comunicação: a versão inicial até 31 de janeiro do ano seguinte ao da notificação da qualificação da entidade (RJC, art. 8.º, n.º 5) ou no prazo de seis meses após essa notificação, consoante o que se vença primeiro; depois, uma versão atualizada todos os anos, entregue com o relatório anual (RJC, art. 30.º, n.º 2), no caso das entidades essenciais, ou até ao último dia útil de janeiro do ano civil seguinte àquele a que se reporta, no caso das entidades importantes e públicas relevantes.</w:t>
+      </w:r>
+      <w:proofErr w:type="spellStart"/>
+      <w:r>
+        <w:rPr>
+          <w:lang w:val="pt-PT"/>
+        </w:rPr>
+        <w:t/>
+      </w:r>
+      <w:proofErr w:type="spellEnd"/>
+      <w:r>
+        <w:rPr>
+          <w:lang w:val="pt-PT"/>
+        </w:rPr>
+        <w:t xml:space="preserve"/>
+      </w:r>
+      <w:proofErr w:type="spellStart"/>
+      <w:r>
+        <w:rPr>
+          <w:lang w:val="pt-PT"/>
+        </w:rPr>
+        <w:t/>
+      </w:r>
+      <w:proofErr w:type="spellEnd"/>
+      <w:r>
+        <w:rPr>
+          <w:lang w:val="pt-PT"/>
+        </w:rPr>
+        <w:t xml:space="preserve"/>
+      </w:r>
+      <w:proofErr w:type="spellStart"/>
+      <w:r>
+        <w:rPr>
+          <w:lang w:val="pt-PT"/>
+        </w:rPr>
+        <w:t/>
+      </w:r>
+      <w:proofErr w:type="spellEnd"/>
+      <w:r>
+        <w:rPr>
+          <w:lang w:val="pt-PT"/>
+        </w:rPr>
+        <w:t xml:space="preserve"/>
+      </w:r>
+    </w:p>
+    <w:p>
+      <w:pPr>
+        <w:spacing w:before="80" w:after="80"/>
+        <w:rPr>
+          <w:lang w:val="pt-PT"/>
+        </w:rPr>
+      </w:pPr>
+      <w:r>
+        <w:rPr>
+          <w:lang w:val="pt-PT"/>
+        </w:rPr>
+        <w:t xml:space="preserve">Qualificação da entidade: [essencial / importante]  |  Data da notificação da qualificação: [dd/mm/aaaa]  |  Prazo da versão inicial: [dd/mm/aaaa]  |  Responsável pela lista: [nome / função]  |  Local de conservação (acesso restrito): [local]  |  Última comunicação na MyCiber: [dd/mm/aaaa]</w:t>
+      </w:r>
+    </w:p>
     <w:p>
       <w:pPr>
         <w:pBdr>
@@ -10321,7 +10115,7 @@
         <w:rPr>
           <w:lang w:val="pt-PT"/>
         </w:rPr>
-        <w:t>Activos</w:t>
+        <w:t>Ativos</w:t>
       </w:r>
       <w:proofErr w:type="spellEnd"/>
       <w:r>
@@ -10333,6 +10127,20 @@
     </w:p>
     <w:p>
       <w:pPr>
+        <w:pStyle w:val="Heading2"/>
+        <w:rPr>
+          <w:lang w:val="pt-PT"/>
+        </w:rPr>
+      </w:pPr>
+      <w:r>
+        <w:rPr>
+          <w:lang w:val="pt-PT"/>
+        </w:rPr>
+        <w:t>8.1 Criticidade dos Ativos</w:t>
+      </w:r>
+    </w:p>
+    <w:p>
+      <w:pPr>
         <w:spacing w:before="80" w:after="80"/>
         <w:rPr>
           <w:lang w:val="pt-PT"/>
@@ -10342,49 +10150,461 @@
         <w:rPr>
           <w:lang w:val="pt-PT"/>
         </w:rPr>
-        <w:t xml:space="preserve">Todos os </w:t>
-      </w:r>
-      <w:proofErr w:type="spellStart"/>
-      <w:r>
-        <w:rPr>
-          <w:lang w:val="pt-PT"/>
-        </w:rPr>
-        <w:t>activos</w:t>
-      </w:r>
-      <w:proofErr w:type="spellEnd"/>
-      <w:r>
-        <w:rPr>
-          <w:lang w:val="pt-PT"/>
-        </w:rPr>
-        <w:t xml:space="preserve"> de informação devem ser classificados de acordo com a sua sensibilidade. A classificação determina os controlos de segurança a aplicar. O proprietário do </w:t>
-      </w:r>
-      <w:proofErr w:type="spellStart"/>
-      <w:r>
-        <w:rPr>
-          <w:lang w:val="pt-PT"/>
-        </w:rPr>
-        <w:t>activo</w:t>
-      </w:r>
-      <w:proofErr w:type="spellEnd"/>
-      <w:r>
-        <w:rPr>
-          <w:lang w:val="pt-PT"/>
-        </w:rPr>
-        <w:t xml:space="preserve"> é responsável por atribuir e manter a classificação </w:t>
-      </w:r>
-      <w:proofErr w:type="spellStart"/>
-      <w:r>
-        <w:rPr>
-          <w:lang w:val="pt-PT"/>
-        </w:rPr>
-        <w:t>actualizada</w:t>
-      </w:r>
-      <w:proofErr w:type="spellEnd"/>
-      <w:r>
-        <w:rPr>
-          <w:lang w:val="pt-PT"/>
-        </w:rPr>
-        <w:t>. Em caso de dúvida, atribuir sempre o nível mais elevado.</w:t>
+        <w:t>Cada ativo tem uma criticidade atribuída pelo proprietário, conforme o impacto da sua perda na continuidade dos serviços (QNRCS ID.GA-5, nível Básico). A criticidade fica registada no inventário e orienta as prioridades de manutenção, cópias de segurança, correção de vulnerabilidades e recuperação. Os ativos secundários e os serviços têm, no mínimo, a criticidade mais alta dos ativos primários que suportam. Este método é aprovado com a política.</w:t>
+      </w:r>
+    </w:p>
+    <w:tbl>
+      <w:tblPr>
+        <w:tblW w:w="9026" w:type="dxa"/>
+        <w:tblBorders>
+          <w:top w:val="single" w:sz="4" w:space="0" w:color="auto"/>
+          <w:left w:val="single" w:sz="4" w:space="0" w:color="auto"/>
+          <w:bottom w:val="single" w:sz="4" w:space="0" w:color="auto"/>
+          <w:right w:val="single" w:sz="4" w:space="0" w:color="auto"/>
+          <w:insideH w:val="single" w:sz="4" w:space="0" w:color="auto"/>
+          <w:insideV w:val="single" w:sz="4" w:space="0" w:color="auto"/>
+        </w:tblBorders>
+        <w:tblCellMar>
+          <w:left w:w="10" w:type="dxa"/>
+          <w:right w:w="10" w:type="dxa"/>
+        </w:tblCellMar>
+        <w:tblLook w:val="0000" w:firstRow="0" w:lastRow="0" w:firstColumn="0" w:lastColumn="0" w:noHBand="0" w:noVBand="0"/>
+      </w:tblPr>
+      <w:tblGrid>
+        <w:gridCol w:w="1800"/>
+        <w:gridCol w:w="2400"/>
+        <w:gridCol w:w="4826"/>
+      </w:tblGrid>
+      <w:tr>
+        <w:tc>
+          <w:tcPr>
+            <w:tcW w:w="1800" w:type="dxa"/>
+            <w:tcBorders>
+              <w:top w:val="single" w:sz="6" w:space="0" w:color="2E75B6"/>
+              <w:left w:val="single" w:sz="6" w:space="0" w:color="2E75B6"/>
+              <w:bottom w:val="single" w:sz="6" w:space="0" w:color="2E75B6"/>
+              <w:right w:val="single" w:sz="6" w:space="0" w:color="2E75B6"/>
+            </w:tcBorders>
+            <w:shd w:val="clear" w:color="auto" w:fill="1F4E79"/>
+            <w:tcMar>
+              <w:top w:w="80" w:type="dxa"/>
+              <w:left w:w="120" w:type="dxa"/>
+              <w:bottom w:w="80" w:type="dxa"/>
+              <w:right w:w="120" w:type="dxa"/>
+            </w:tcMar>
+            <w:vAlign w:val="center"/>
+          </w:tcPr>
+          <w:p>
+            <w:pPr>
+              <w:jc w:val="center"/>
+            </w:pPr>
+            <w:r>
+              <w:rPr>
+                <w:b/>
+                <w:bCs/>
+                <w:color w:val="FFFFFF"/>
+                <w:sz w:val="20"/>
+                <w:szCs w:val="20"/>
+              </w:rPr>
+              <w:t>Criticidade</w:t>
+            </w:r>
+          </w:p>
+        </w:tc>
+        <w:tc>
+          <w:tcPr>
+            <w:tcW w:w="2400" w:type="dxa"/>
+            <w:tcBorders>
+              <w:top w:val="single" w:sz="6" w:space="0" w:color="2E75B6"/>
+              <w:left w:val="single" w:sz="6" w:space="0" w:color="2E75B6"/>
+              <w:bottom w:val="single" w:sz="6" w:space="0" w:color="2E75B6"/>
+              <w:right w:val="single" w:sz="6" w:space="0" w:color="2E75B6"/>
+            </w:tcBorders>
+            <w:shd w:val="clear" w:color="auto" w:fill="1F4E79"/>
+            <w:tcMar>
+              <w:top w:w="80" w:type="dxa"/>
+              <w:left w:w="120" w:type="dxa"/>
+              <w:bottom w:w="80" w:type="dxa"/>
+              <w:right w:w="120" w:type="dxa"/>
+            </w:tcMar>
+            <w:vAlign w:val="center"/>
+          </w:tcPr>
+          <w:p>
+            <w:pPr>
+              <w:jc w:val="center"/>
+            </w:pPr>
+            <w:r>
+              <w:rPr>
+                <w:b/>
+                <w:bCs/>
+                <w:color w:val="FFFFFF"/>
+                <w:sz w:val="20"/>
+                <w:szCs w:val="20"/>
+              </w:rPr>
+              <w:t>Critério</w:t>
+            </w:r>
+          </w:p>
+        </w:tc>
+        <w:tc>
+          <w:tcPr>
+            <w:tcW w:w="4826" w:type="dxa"/>
+            <w:tcBorders>
+              <w:top w:val="single" w:sz="6" w:space="0" w:color="2E75B6"/>
+              <w:left w:val="single" w:sz="6" w:space="0" w:color="2E75B6"/>
+              <w:bottom w:val="single" w:sz="6" w:space="0" w:color="2E75B6"/>
+              <w:right w:val="single" w:sz="6" w:space="0" w:color="2E75B6"/>
+            </w:tcBorders>
+            <w:shd w:val="clear" w:color="auto" w:fill="1F4E79"/>
+            <w:tcMar>
+              <w:top w:w="80" w:type="dxa"/>
+              <w:left w:w="120" w:type="dxa"/>
+              <w:bottom w:w="80" w:type="dxa"/>
+              <w:right w:w="120" w:type="dxa"/>
+            </w:tcMar>
+            <w:vAlign w:val="center"/>
+          </w:tcPr>
+          <w:p>
+            <w:pPr>
+              <w:jc w:val="center"/>
+            </w:pPr>
+            <w:r>
+              <w:rPr>
+                <w:b/>
+                <w:bCs/>
+                <w:color w:val="FFFFFF"/>
+                <w:sz w:val="20"/>
+                <w:szCs w:val="20"/>
+              </w:rPr>
+              <w:t>Exemplos</w:t>
+            </w:r>
+          </w:p>
+        </w:tc>
+      </w:tr>
+      <w:tr>
+        <w:tc>
+          <w:tcPr>
+            <w:tcW w:w="1800" w:type="dxa"/>
+            <w:tcBorders>
+              <w:top w:val="single" w:sz="6" w:space="0" w:color="AAAAAA"/>
+              <w:left w:val="single" w:sz="6" w:space="0" w:color="AAAAAA"/>
+              <w:bottom w:val="single" w:sz="6" w:space="0" w:color="AAAAAA"/>
+              <w:right w:val="single" w:sz="6" w:space="0" w:color="AAAAAA"/>
+            </w:tcBorders>
+            <w:shd w:val="clear" w:color="auto" w:fill="FFFFFF"/>
+            <w:tcMar>
+              <w:top w:w="80" w:type="dxa"/>
+              <w:left w:w="120" w:type="dxa"/>
+              <w:bottom w:w="80" w:type="dxa"/>
+              <w:right w:w="120" w:type="dxa"/>
+            </w:tcMar>
+            <w:vAlign w:val="center"/>
+          </w:tcPr>
+          <w:p>
+            <w:r>
+              <w:rPr>
+                <w:b/>
+                <w:bCs/>
+                <w:sz w:val="20"/>
+                <w:szCs w:val="20"/>
+              </w:rPr>
+              <w:t>Alta</w:t>
+            </w:r>
+          </w:p>
+        </w:tc>
+        <w:tc>
+          <w:tcPr>
+            <w:tcW w:w="2400" w:type="dxa"/>
+            <w:tcBorders>
+              <w:top w:val="single" w:sz="6" w:space="0" w:color="AAAAAA"/>
+              <w:left w:val="single" w:sz="6" w:space="0" w:color="AAAAAA"/>
+              <w:bottom w:val="single" w:sz="6" w:space="0" w:color="AAAAAA"/>
+              <w:right w:val="single" w:sz="6" w:space="0" w:color="AAAAAA"/>
+            </w:tcBorders>
+            <w:shd w:val="clear" w:color="auto" w:fill="FFFFFF"/>
+            <w:tcMar>
+              <w:top w:w="80" w:type="dxa"/>
+              <w:left w:w="120" w:type="dxa"/>
+              <w:bottom w:w="80" w:type="dxa"/>
+              <w:right w:w="120" w:type="dxa"/>
+            </w:tcMar>
+            <w:vAlign w:val="center"/>
+          </w:tcPr>
+          <w:p>
+            <w:pPr>
+              <w:rPr>
+                <w:lang w:val="pt-PT"/>
+              </w:rPr>
+            </w:pPr>
+            <w:r>
+              <w:rPr>
+                <w:sz w:val="20"/>
+                <w:szCs w:val="20"/>
+                <w:lang w:val="pt-PT"/>
+              </w:rPr>
+              <w:t>A perda ou indisponibilidade impede um serviço crítico, para clientes ou para a operação, ou causa danos graves (legais, financeiros ou a terceiros).</w:t>
+            </w:r>
+          </w:p>
+        </w:tc>
+        <w:tc>
+          <w:tcPr>
+            <w:tcW w:w="4826" w:type="dxa"/>
+            <w:tcBorders>
+              <w:top w:val="single" w:sz="6" w:space="0" w:color="AAAAAA"/>
+              <w:left w:val="single" w:sz="6" w:space="0" w:color="AAAAAA"/>
+              <w:bottom w:val="single" w:sz="6" w:space="0" w:color="AAAAAA"/>
+              <w:right w:val="single" w:sz="6" w:space="0" w:color="AAAAAA"/>
+            </w:tcBorders>
+            <w:shd w:val="clear" w:color="auto" w:fill="FFFFFF"/>
+            <w:tcMar>
+              <w:top w:w="80" w:type="dxa"/>
+              <w:left w:w="120" w:type="dxa"/>
+              <w:bottom w:w="80" w:type="dxa"/>
+              <w:right w:w="120" w:type="dxa"/>
+            </w:tcMar>
+            <w:vAlign w:val="center"/>
+          </w:tcPr>
+          <w:p>
+            <w:pPr>
+              <w:rPr>
+                <w:lang w:val="pt-PT"/>
+              </w:rPr>
+            </w:pPr>
+            <w:r>
+              <w:rPr>
+                <w:sz w:val="20"/>
+                <w:szCs w:val="20"/>
+                <w:lang w:val="pt-PT"/>
+              </w:rPr>
+              <w:t>ERP ou CRM, servidor de ficheiros principal, firewall, contas de administração, nome de domínio.</w:t>
+            </w:r>
+          </w:p>
+        </w:tc>
+      </w:tr>
+      <w:tr>
+        <w:tc>
+          <w:tcPr>
+            <w:tcW w:w="1800" w:type="dxa"/>
+            <w:tcBorders>
+              <w:top w:val="single" w:sz="6" w:space="0" w:color="AAAAAA"/>
+              <w:left w:val="single" w:sz="6" w:space="0" w:color="AAAAAA"/>
+              <w:bottom w:val="single" w:sz="6" w:space="0" w:color="AAAAAA"/>
+              <w:right w:val="single" w:sz="6" w:space="0" w:color="AAAAAA"/>
+            </w:tcBorders>
+            <w:shd w:val="clear" w:color="auto" w:fill="D6E4F0"/>
+            <w:tcMar>
+              <w:top w:w="80" w:type="dxa"/>
+              <w:left w:w="120" w:type="dxa"/>
+              <w:bottom w:w="80" w:type="dxa"/>
+              <w:right w:w="120" w:type="dxa"/>
+            </w:tcMar>
+            <w:vAlign w:val="center"/>
+          </w:tcPr>
+          <w:p>
+            <w:r>
+              <w:rPr>
+                <w:b/>
+                <w:bCs/>
+                <w:sz w:val="20"/>
+                <w:szCs w:val="20"/>
+              </w:rPr>
+              <w:t>Média</w:t>
+            </w:r>
+          </w:p>
+        </w:tc>
+        <w:tc>
+          <w:tcPr>
+            <w:tcW w:w="2400" w:type="dxa"/>
+            <w:tcBorders>
+              <w:top w:val="single" w:sz="6" w:space="0" w:color="AAAAAA"/>
+              <w:left w:val="single" w:sz="6" w:space="0" w:color="AAAAAA"/>
+              <w:bottom w:val="single" w:sz="6" w:space="0" w:color="AAAAAA"/>
+              <w:right w:val="single" w:sz="6" w:space="0" w:color="AAAAAA"/>
+            </w:tcBorders>
+            <w:shd w:val="clear" w:color="auto" w:fill="D6E4F0"/>
+            <w:tcMar>
+              <w:top w:w="80" w:type="dxa"/>
+              <w:left w:w="120" w:type="dxa"/>
+              <w:bottom w:w="80" w:type="dxa"/>
+              <w:right w:w="120" w:type="dxa"/>
+            </w:tcMar>
+            <w:vAlign w:val="center"/>
+          </w:tcPr>
+          <w:p>
+            <w:r>
+              <w:rPr>
+                <w:sz w:val="20"/>
+                <w:szCs w:val="20"/>
+              </w:rPr>
+              <w:t>Perturba a atividade, mas há alternativa ou a recuperação é possível dentro dos tempos definidos no Plano de Continuidade de Negócio.</w:t>
+            </w:r>
+          </w:p>
+        </w:tc>
+        <w:tc>
+          <w:tcPr>
+            <w:tcW w:w="4826" w:type="dxa"/>
+            <w:tcBorders>
+              <w:top w:val="single" w:sz="6" w:space="0" w:color="AAAAAA"/>
+              <w:left w:val="single" w:sz="6" w:space="0" w:color="AAAAAA"/>
+              <w:bottom w:val="single" w:sz="6" w:space="0" w:color="AAAAAA"/>
+              <w:right w:val="single" w:sz="6" w:space="0" w:color="AAAAAA"/>
+            </w:tcBorders>
+            <w:shd w:val="clear" w:color="auto" w:fill="D6E4F0"/>
+            <w:tcMar>
+              <w:top w:w="80" w:type="dxa"/>
+              <w:left w:w="120" w:type="dxa"/>
+              <w:bottom w:w="80" w:type="dxa"/>
+              <w:right w:w="120" w:type="dxa"/>
+            </w:tcMar>
+            <w:vAlign w:val="center"/>
+          </w:tcPr>
+          <w:p>
+            <w:pPr>
+              <w:rPr>
+                <w:lang w:val="pt-PT"/>
+              </w:rPr>
+            </w:pPr>
+            <w:r>
+              <w:rPr>
+                <w:sz w:val="20"/>
+                <w:szCs w:val="20"/>
+                <w:lang w:val="pt-PT"/>
+              </w:rPr>
+              <w:t>Portáteis dos utilizadores, impressoras de rede, aplicações de apoio.</w:t>
+            </w:r>
+          </w:p>
+        </w:tc>
+      </w:tr>
+      <w:tr>
+        <w:tc>
+          <w:tcPr>
+            <w:tcW w:w="1800" w:type="dxa"/>
+            <w:tcBorders>
+              <w:top w:val="single" w:sz="6" w:space="0" w:color="AAAAAA"/>
+              <w:left w:val="single" w:sz="6" w:space="0" w:color="AAAAAA"/>
+              <w:bottom w:val="single" w:sz="6" w:space="0" w:color="AAAAAA"/>
+              <w:right w:val="single" w:sz="6" w:space="0" w:color="AAAAAA"/>
+            </w:tcBorders>
+            <w:shd w:val="clear" w:color="auto" w:fill="FFFFFF"/>
+            <w:tcMar>
+              <w:top w:w="80" w:type="dxa"/>
+              <w:left w:w="120" w:type="dxa"/>
+              <w:bottom w:w="80" w:type="dxa"/>
+              <w:right w:w="120" w:type="dxa"/>
+            </w:tcMar>
+            <w:vAlign w:val="center"/>
+          </w:tcPr>
+          <w:p>
+            <w:r>
+              <w:rPr>
+                <w:b/>
+                <w:bCs/>
+                <w:sz w:val="20"/>
+                <w:szCs w:val="20"/>
+              </w:rPr>
+              <w:t>Baixa</w:t>
+            </w:r>
+          </w:p>
+        </w:tc>
+        <w:tc>
+          <w:tcPr>
+            <w:tcW w:w="2400" w:type="dxa"/>
+            <w:tcBorders>
+              <w:top w:val="single" w:sz="6" w:space="0" w:color="AAAAAA"/>
+              <w:left w:val="single" w:sz="6" w:space="0" w:color="AAAAAA"/>
+              <w:bottom w:val="single" w:sz="6" w:space="0" w:color="AAAAAA"/>
+              <w:right w:val="single" w:sz="6" w:space="0" w:color="AAAAAA"/>
+            </w:tcBorders>
+            <w:shd w:val="clear" w:color="auto" w:fill="FFFFFF"/>
+            <w:tcMar>
+              <w:top w:w="80" w:type="dxa"/>
+              <w:left w:w="120" w:type="dxa"/>
+              <w:bottom w:w="80" w:type="dxa"/>
+              <w:right w:w="120" w:type="dxa"/>
+            </w:tcMar>
+            <w:vAlign w:val="center"/>
+          </w:tcPr>
+          <w:p>
+            <w:pPr>
+              <w:rPr>
+                <w:lang w:val="pt-PT"/>
+              </w:rPr>
+            </w:pPr>
+            <w:r>
+              <w:rPr>
+                <w:sz w:val="20"/>
+                <w:szCs w:val="20"/>
+                <w:lang w:val="pt-PT"/>
+              </w:rPr>
+              <w:t>Impacto reduzido e substituição fácil.</w:t>
+            </w:r>
+          </w:p>
+        </w:tc>
+        <w:tc>
+          <w:tcPr>
+            <w:tcW w:w="4826" w:type="dxa"/>
+            <w:tcBorders>
+              <w:top w:val="single" w:sz="6" w:space="0" w:color="AAAAAA"/>
+              <w:left w:val="single" w:sz="6" w:space="0" w:color="AAAAAA"/>
+              <w:bottom w:val="single" w:sz="6" w:space="0" w:color="AAAAAA"/>
+              <w:right w:val="single" w:sz="6" w:space="0" w:color="AAAAAA"/>
+            </w:tcBorders>
+            <w:shd w:val="clear" w:color="auto" w:fill="FFFFFF"/>
+            <w:tcMar>
+              <w:top w:w="80" w:type="dxa"/>
+              <w:left w:w="120" w:type="dxa"/>
+              <w:bottom w:w="80" w:type="dxa"/>
+              <w:right w:w="120" w:type="dxa"/>
+            </w:tcMar>
+            <w:vAlign w:val="center"/>
+          </w:tcPr>
+          <w:p>
+            <w:pPr>
+              <w:rPr>
+                <w:lang w:val="pt-PT"/>
+              </w:rPr>
+            </w:pPr>
+            <w:r>
+              <w:rPr>
+                <w:sz w:val="20"/>
+                <w:szCs w:val="20"/>
+                <w:lang w:val="pt-PT"/>
+              </w:rPr>
+              <w:t>Periféricos, equipamentos de reserva sem dados.</w:t>
+            </w:r>
+          </w:p>
+        </w:tc>
+      </w:tr>
+    </w:tbl>
+    <w:p>
+      <w:pPr>
+        <w:spacing w:before="80" w:after="120"/>
+      </w:pPr>
+    </w:p>
+    <w:p>
+      <w:pPr>
+        <w:pStyle w:val="Heading2"/>
+        <w:rPr>
+          <w:lang w:val="pt-PT"/>
+        </w:rPr>
+      </w:pPr>
+      <w:r>
+        <w:rPr>
+          <w:lang w:val="pt-PT"/>
+        </w:rPr>
+        <w:t>8.2 Classificação da Informação</w:t>
+      </w:r>
+    </w:p>
+    <w:p>
+      <w:pPr>
+        <w:spacing w:before="80" w:after="80"/>
+        <w:rPr>
+          <w:lang w:val="pt-PT"/>
+        </w:rPr>
+      </w:pPr>
+      <w:r>
+        <w:rPr>
+          <w:lang w:val="pt-PT"/>
+        </w:rPr>
+        <w:t>A informação é classificada segundo a sua sensibilidade, com os quatro níveis da Política de Classificação e Gestão de Dados, que define as regras de rotulagem, tratamento, retenção e eliminação de cada nível. O proprietário atribui a classificação e mantém-na atualizada. Em caso de dúvida, atribuir o nível mais elevado. Resumo:</w:t>
       </w:r>
     </w:p>
     <w:p>
@@ -10692,7 +10912,7 @@
                 <w:szCs w:val="20"/>
                 <w:lang w:val="pt-PT"/>
               </w:rPr>
-              <w:t>Informação partilhável sem restrições. Ex: materiais de marketing, informação no website.</w:t>
+              <w:t>Informação aprovada para divulgação pública. Ex.: materiais de marketing, informação no sítio web.</w:t>
             </w:r>
           </w:p>
         </w:tc>
@@ -10824,7 +11044,7 @@
                 <w:szCs w:val="20"/>
                 <w:lang w:val="pt-PT"/>
               </w:rPr>
-              <w:t>Para uso interno. Não partilhar externamente sem necessidade. Ex: procedimentos internos, comunicações internas.</w:t>
+              <w:t>Para uso interno; é o nível da informação sem rótulo. Ex.: procedimentos internos, comunicações internas.</w:t>
             </w:r>
           </w:p>
         </w:tc>
@@ -10847,47 +11067,13 @@
             <w:vAlign w:val="center"/>
           </w:tcPr>
           <w:p>
-            <w:proofErr w:type="spellStart"/>
-            <w:r>
-              <w:rPr>
-                <w:sz w:val="20"/>
-                <w:szCs w:val="20"/>
-              </w:rPr>
-              <w:t>Controlo</w:t>
-            </w:r>
-            <w:proofErr w:type="spellEnd"/>
-            <w:r>
-              <w:rPr>
-                <w:sz w:val="20"/>
-                <w:szCs w:val="20"/>
-              </w:rPr>
-              <w:t xml:space="preserve"> </w:t>
-            </w:r>
-            <w:proofErr w:type="spellStart"/>
-            <w:r>
-              <w:rPr>
-                <w:sz w:val="20"/>
-                <w:szCs w:val="20"/>
-              </w:rPr>
-              <w:t>básico</w:t>
-            </w:r>
-            <w:proofErr w:type="spellEnd"/>
-            <w:r>
-              <w:rPr>
-                <w:sz w:val="20"/>
-                <w:szCs w:val="20"/>
-              </w:rPr>
-              <w:t xml:space="preserve"> de </w:t>
-            </w:r>
-            <w:proofErr w:type="spellStart"/>
-            <w:r>
-              <w:rPr>
-                <w:sz w:val="20"/>
-                <w:szCs w:val="20"/>
-              </w:rPr>
-              <w:t>acesso</w:t>
-            </w:r>
-            <w:proofErr w:type="spellEnd"/>
+            <w:r>
+              <w:rPr>
+                <w:sz w:val="20"/>
+                <w:szCs w:val="20"/>
+              </w:rPr>
+              <w:t>Colaboradores e prestadores autorizados</w:t>
+            </w:r>
           </w:p>
         </w:tc>
         <w:tc>
@@ -10909,31 +11095,13 @@
             <w:vAlign w:val="center"/>
           </w:tcPr>
           <w:p>
-            <w:proofErr w:type="spellStart"/>
-            <w:r>
-              <w:rPr>
-                <w:sz w:val="20"/>
-                <w:szCs w:val="20"/>
-              </w:rPr>
-              <w:t>Encriptação</w:t>
-            </w:r>
-            <w:proofErr w:type="spellEnd"/>
-            <w:r>
-              <w:rPr>
-                <w:sz w:val="20"/>
-                <w:szCs w:val="20"/>
-              </w:rPr>
-              <w:t xml:space="preserve"> </w:t>
-            </w:r>
-            <w:proofErr w:type="spellStart"/>
-            <w:r>
-              <w:rPr>
-                <w:sz w:val="20"/>
-                <w:szCs w:val="20"/>
-              </w:rPr>
-              <w:t>recomendada</w:t>
-            </w:r>
-            <w:proofErr w:type="spellEnd"/>
+            <w:r>
+              <w:rPr>
+                <w:sz w:val="20"/>
+                <w:szCs w:val="20"/>
+              </w:rPr>
+              <w:t>Sistemas da organização; cifra dos portáteis recomendada</w:t>
+            </w:r>
           </w:p>
         </w:tc>
       </w:tr>
@@ -10993,78 +11161,7 @@
                 <w:szCs w:val="20"/>
                 <w:lang w:val="pt-PT"/>
               </w:rPr>
-              <w:t xml:space="preserve">Informação sensível cuja divulgação não autorizada causaria dano significativo. </w:t>
-            </w:r>
-            <w:r>
-              <w:rPr>
-                <w:sz w:val="20"/>
-                <w:szCs w:val="20"/>
-              </w:rPr>
-              <w:t xml:space="preserve">Ex: dados </w:t>
-            </w:r>
-            <w:proofErr w:type="spellStart"/>
-            <w:r>
-              <w:rPr>
-                <w:sz w:val="20"/>
-                <w:szCs w:val="20"/>
-              </w:rPr>
-              <w:t>contratuais</w:t>
-            </w:r>
-            <w:proofErr w:type="spellEnd"/>
-            <w:r>
-              <w:rPr>
-                <w:sz w:val="20"/>
-                <w:szCs w:val="20"/>
-              </w:rPr>
-              <w:t xml:space="preserve">, dados </w:t>
-            </w:r>
-            <w:proofErr w:type="spellStart"/>
-            <w:r>
-              <w:rPr>
-                <w:sz w:val="20"/>
-                <w:szCs w:val="20"/>
-              </w:rPr>
-              <w:t>financeiros</w:t>
-            </w:r>
-            <w:proofErr w:type="spellEnd"/>
-            <w:r>
-              <w:rPr>
-                <w:sz w:val="20"/>
-                <w:szCs w:val="20"/>
-              </w:rPr>
-              <w:t xml:space="preserve">, </w:t>
-            </w:r>
-            <w:proofErr w:type="spellStart"/>
-            <w:r>
-              <w:rPr>
-                <w:sz w:val="20"/>
-                <w:szCs w:val="20"/>
-              </w:rPr>
-              <w:t>credenciais</w:t>
-            </w:r>
-            <w:proofErr w:type="spellEnd"/>
-            <w:r>
-              <w:rPr>
-                <w:sz w:val="20"/>
-                <w:szCs w:val="20"/>
-              </w:rPr>
-              <w:t xml:space="preserve">, dados </w:t>
-            </w:r>
-            <w:proofErr w:type="spellStart"/>
-            <w:r>
-              <w:rPr>
-                <w:sz w:val="20"/>
-                <w:szCs w:val="20"/>
-              </w:rPr>
-              <w:t>pessoais</w:t>
-            </w:r>
-            <w:proofErr w:type="spellEnd"/>
-            <w:r>
-              <w:rPr>
-                <w:sz w:val="20"/>
-                <w:szCs w:val="20"/>
-              </w:rPr>
-              <w:t xml:space="preserve"> (RGPD).</w:t>
+              <w:t>Informação cuja divulgação não autorizada causaria dano significativo. Ex.: contratos, dados financeiros, credenciais, dados pessoais (RGPD).</w:t>
             </w:r>
           </w:p>
         </w:tc>
@@ -11098,7 +11195,7 @@
                 <w:szCs w:val="20"/>
                 <w:lang w:val="pt-PT"/>
               </w:rPr>
-              <w:t>Acesso restrito + registo de acessos</w:t>
+              <w:t>Só quem precisa, autorizado pelo proprietário + registo de acessos</w:t>
             </w:r>
           </w:p>
         </w:tc>
@@ -11121,31 +11218,13 @@
             <w:vAlign w:val="center"/>
           </w:tcPr>
           <w:p>
-            <w:proofErr w:type="spellStart"/>
-            <w:r>
-              <w:rPr>
-                <w:sz w:val="20"/>
-                <w:szCs w:val="20"/>
-              </w:rPr>
-              <w:t>Encriptação</w:t>
-            </w:r>
-            <w:proofErr w:type="spellEnd"/>
-            <w:r>
-              <w:rPr>
-                <w:sz w:val="20"/>
-                <w:szCs w:val="20"/>
-              </w:rPr>
-              <w:t xml:space="preserve"> </w:t>
-            </w:r>
-            <w:proofErr w:type="spellStart"/>
-            <w:r>
-              <w:rPr>
-                <w:sz w:val="20"/>
-                <w:szCs w:val="20"/>
-              </w:rPr>
-              <w:t>obrigatória</w:t>
-            </w:r>
-            <w:proofErr w:type="spellEnd"/>
+            <w:r>
+              <w:rPr>
+                <w:sz w:val="20"/>
+                <w:szCs w:val="20"/>
+              </w:rPr>
+              <w:t>Cifra obrigatória em trânsito, nos portáteis e nos suportes amovíveis</w:t>
+            </w:r>
           </w:p>
         </w:tc>
       </w:tr>
@@ -11210,7 +11289,7 @@
                 <w:szCs w:val="20"/>
                 <w:lang w:val="pt-PT"/>
               </w:rPr>
-              <w:t>Informação altamente sensível cuja divulgação causaria danos graves. Ex: dados pessoais em grande escala, segredos industriais, chaves criptográficas.</w:t>
+              <w:t>Informação cuja divulgação causaria danos graves. Ex.: categorias especiais de dados pessoais ou dados pessoais em grande escala, segredos industriais, chaves criptográficas, lista de ativos acessíveis a partir da Internet.</w:t>
             </w:r>
           </w:p>
         </w:tc>
@@ -11244,7 +11323,7 @@
                 <w:szCs w:val="20"/>
                 <w:lang w:val="pt-PT"/>
               </w:rPr>
-              <w:t>Acesso estritamente necessário + autenticação forte</w:t>
+              <w:t>Lista nominal aprovada pelo proprietário + registo de acessos</w:t>
             </w:r>
           </w:p>
         </w:tc>
@@ -11267,63 +11346,13 @@
             <w:vAlign w:val="center"/>
           </w:tcPr>
           <w:p>
-            <w:proofErr w:type="spellStart"/>
-            <w:r>
-              <w:rPr>
-                <w:sz w:val="20"/>
-                <w:szCs w:val="20"/>
-              </w:rPr>
-              <w:t>Encriptação</w:t>
-            </w:r>
-            <w:proofErr w:type="spellEnd"/>
-            <w:r>
-              <w:rPr>
-                <w:sz w:val="20"/>
-                <w:szCs w:val="20"/>
-              </w:rPr>
-              <w:t xml:space="preserve"> </w:t>
-            </w:r>
-            <w:proofErr w:type="spellStart"/>
-            <w:r>
-              <w:rPr>
-                <w:sz w:val="20"/>
-                <w:szCs w:val="20"/>
-              </w:rPr>
-              <w:t>obrigatória</w:t>
-            </w:r>
-            <w:proofErr w:type="spellEnd"/>
-            <w:r>
-              <w:rPr>
-                <w:sz w:val="20"/>
-                <w:szCs w:val="20"/>
-              </w:rPr>
-              <w:t xml:space="preserve"> + </w:t>
-            </w:r>
-            <w:proofErr w:type="spellStart"/>
-            <w:r>
-              <w:rPr>
-                <w:sz w:val="20"/>
-                <w:szCs w:val="20"/>
-              </w:rPr>
-              <w:t>controlos</w:t>
-            </w:r>
-            <w:proofErr w:type="spellEnd"/>
-            <w:r>
-              <w:rPr>
-                <w:sz w:val="20"/>
-                <w:szCs w:val="20"/>
-              </w:rPr>
-              <w:t xml:space="preserve"> </w:t>
-            </w:r>
-            <w:proofErr w:type="spellStart"/>
-            <w:r>
-              <w:rPr>
-                <w:sz w:val="20"/>
-                <w:szCs w:val="20"/>
-              </w:rPr>
-              <w:t>adicionais</w:t>
-            </w:r>
-            <w:proofErr w:type="spellEnd"/>
+            <w:r>
+              <w:rPr>
+                <w:sz w:val="20"/>
+                <w:szCs w:val="20"/>
+              </w:rPr>
+              <w:t>Cifra obrigatória em trânsito e em repouso + controlos adicionais</w:t>
+            </w:r>
           </w:p>
         </w:tc>
       </w:tr>
@@ -11395,43 +11424,7 @@
                 <w:szCs w:val="20"/>
                 <w:lang w:val="pt-PT"/>
               </w:rPr>
-              <w:t xml:space="preserve">ISO/IEC 27002:2022, Controlo A.5.12 - A informação deve ser classificada de acordo com os requisitos legais, valor, criticidade e sensibilidade. Os </w:t>
-            </w:r>
-            <w:proofErr w:type="spellStart"/>
-            <w:r>
-              <w:rPr>
-                <w:sz w:val="20"/>
-                <w:szCs w:val="20"/>
-                <w:lang w:val="pt-PT"/>
-              </w:rPr>
-              <w:t>activos</w:t>
-            </w:r>
-            <w:proofErr w:type="spellEnd"/>
-            <w:r>
-              <w:rPr>
-                <w:sz w:val="20"/>
-                <w:szCs w:val="20"/>
-                <w:lang w:val="pt-PT"/>
-              </w:rPr>
-              <w:t xml:space="preserve"> com dados pessoais devem ser classificados no mínimo como Confidencial (RGPD, </w:t>
-            </w:r>
-            <w:proofErr w:type="spellStart"/>
-            <w:r>
-              <w:rPr>
-                <w:sz w:val="20"/>
-                <w:szCs w:val="20"/>
-                <w:lang w:val="pt-PT"/>
-              </w:rPr>
-              <w:t>Art</w:t>
-            </w:r>
-            <w:proofErr w:type="spellEnd"/>
-            <w:r>
-              <w:rPr>
-                <w:sz w:val="20"/>
-                <w:szCs w:val="20"/>
-                <w:lang w:val="pt-PT"/>
-              </w:rPr>
-              <w:t>. 5.º, al. f)).</w:t>
+              <w:t>QNRCS ID.GA-5 (nível Básico); ISO/IEC 27002:2022, controlo 5.12 - A informação deve ser classificada de acordo com os requisitos legais, valor, criticidade e sensibilidade. Os ativos com dados pessoais devem ser classificados no mínimo como Confidencial, em aplicação do princípio da integridade e confidencialidade (RGPD, art. 5.º, n.º 1, al. f)).</w:t>
             </w:r>
           </w:p>
         </w:tc>
@@ -11466,7 +11459,7 @@
         <w:rPr>
           <w:lang w:val="pt-PT"/>
         </w:rPr>
-        <w:t>Activos</w:t>
+        <w:t>Ativos</w:t>
       </w:r>
       <w:proofErr w:type="spellEnd"/>
     </w:p>
@@ -11506,7 +11499,7 @@
         <w:rPr>
           <w:lang w:val="pt-PT"/>
         </w:rPr>
-        <w:t>activos</w:t>
+        <w:t>ativos</w:t>
       </w:r>
       <w:proofErr w:type="spellEnd"/>
       <w:r>
@@ -11538,7 +11531,7 @@
         <w:rPr>
           <w:lang w:val="pt-PT"/>
         </w:rPr>
-        <w:t>inspecções</w:t>
+        <w:t>inspeções</w:t>
       </w:r>
       <w:proofErr w:type="spellEnd"/>
       <w:r>
@@ -11552,7 +11545,7 @@
         <w:rPr>
           <w:lang w:val="pt-PT"/>
         </w:rPr>
-        <w:t>activo</w:t>
+        <w:t>ativo</w:t>
       </w:r>
       <w:proofErr w:type="spellEnd"/>
       <w:r>
@@ -11566,7 +11559,7 @@
         <w:rPr>
           <w:lang w:val="pt-PT"/>
         </w:rPr>
-        <w:t>excepção</w:t>
+        <w:t>exceção</w:t>
       </w:r>
       <w:proofErr w:type="spellEnd"/>
       <w:r>
@@ -11598,7 +11591,7 @@
         <w:rPr>
           <w:lang w:val="pt-PT"/>
         </w:rPr>
-        <w:t>activo</w:t>
+        <w:t>ativo</w:t>
       </w:r>
       <w:proofErr w:type="spellEnd"/>
       <w:r>
@@ -11640,51 +11633,13 @@
           <w:lang w:val="pt-PT"/>
         </w:rPr>
       </w:pPr>
-      <w:proofErr w:type="spellStart"/>
       <w:r>
         <w:rPr>
           <w:i/>
           <w:iCs/>
           <w:lang w:val="pt-PT"/>
         </w:rPr>
-        <w:t>Patches</w:t>
-      </w:r>
-      <w:proofErr w:type="spellEnd"/>
-      <w:r>
-        <w:rPr>
-          <w:lang w:val="pt-PT"/>
-        </w:rPr>
-        <w:t xml:space="preserve"> e </w:t>
-      </w:r>
-      <w:proofErr w:type="spellStart"/>
-      <w:r>
-        <w:rPr>
-          <w:lang w:val="pt-PT"/>
-        </w:rPr>
-        <w:t>actualizações</w:t>
-      </w:r>
-      <w:proofErr w:type="spellEnd"/>
-      <w:r>
-        <w:rPr>
-          <w:lang w:val="pt-PT"/>
-        </w:rPr>
-        <w:t xml:space="preserve"> de segurança devem ser aplicados regularmente, conforme a Política de Gestão de Vulnerabilidades e </w:t>
-      </w:r>
-      <w:proofErr w:type="spellStart"/>
-      <w:r>
-        <w:rPr>
-          <w:i/>
-          <w:iCs/>
-          <w:lang w:val="pt-PT"/>
-        </w:rPr>
-        <w:t>Patches</w:t>
-      </w:r>
-      <w:proofErr w:type="spellEnd"/>
-      <w:r>
-        <w:rPr>
-          <w:lang w:val="pt-PT"/>
-        </w:rPr>
-        <w:t>.</w:t>
+        <w:t>Patches e atualizações de segurança devem ser aplicados regularmente, conforme a Política de Gestão de Vulnerabilidades e Patches. Quando não for possível atualizar, aplicar controlos compensatórios decididos com base no risco.</w:t>
       </w:r>
     </w:p>
     <w:p>
@@ -11703,7 +11658,7 @@
         <w:rPr>
           <w:lang w:val="pt-PT"/>
         </w:rPr>
-        <w:t>Actualizações</w:t>
+        <w:t>Atualizações</w:t>
       </w:r>
       <w:proofErr w:type="spellEnd"/>
       <w:r>
@@ -11744,35 +11699,7 @@
         <w:rPr>
           <w:lang w:val="pt-PT"/>
         </w:rPr>
-        <w:t xml:space="preserve">Todas as </w:t>
-      </w:r>
-      <w:proofErr w:type="spellStart"/>
-      <w:r>
-        <w:rPr>
-          <w:lang w:val="pt-PT"/>
-        </w:rPr>
-        <w:t>actividades</w:t>
-      </w:r>
-      <w:proofErr w:type="spellEnd"/>
-      <w:r>
-        <w:rPr>
-          <w:lang w:val="pt-PT"/>
-        </w:rPr>
-        <w:t xml:space="preserve"> de manutenção devem ser documentadas no registo do </w:t>
-      </w:r>
-      <w:proofErr w:type="spellStart"/>
-      <w:r>
-        <w:rPr>
-          <w:lang w:val="pt-PT"/>
-        </w:rPr>
-        <w:t>activo</w:t>
-      </w:r>
-      <w:proofErr w:type="spellEnd"/>
-      <w:r>
-        <w:rPr>
-          <w:lang w:val="pt-PT"/>
-        </w:rPr>
-        <w:t>.</w:t>
+        <w:t>As ações de manutenção de software e hardware são aprovadas antes da execução pelo Responsável de TI (as de rotina, como a aplicação regular de patches, podem ter uma aprovação geral) e registadas no registo do ativo, com data, descrição e quem executou (QNRCS ID.GA-7, nível Básico).</w:t>
       </w:r>
     </w:p>
     <w:p>
@@ -11811,28 +11738,6 @@
     </w:p>
     <w:p>
       <w:pPr>
-        <w:pStyle w:val="Heading2"/>
-      </w:pPr>
-      <w:r>
-        <w:lastRenderedPageBreak/>
-        <w:t xml:space="preserve">9.3 </w:t>
-      </w:r>
-      <w:proofErr w:type="spellStart"/>
-      <w:r>
-        <w:t>Manutenção</w:t>
-      </w:r>
-      <w:proofErr w:type="spellEnd"/>
-      <w:r>
-        <w:t xml:space="preserve"> </w:t>
-      </w:r>
-      <w:proofErr w:type="spellStart"/>
-      <w:r>
-        <w:t>Correctiva</w:t>
-      </w:r>
-      <w:proofErr w:type="spellEnd"/>
-    </w:p>
-    <w:p>
-      <w:pPr>
         <w:pStyle w:val="ListParagraph"/>
         <w:numPr>
           <w:ilvl w:val="0"/>
@@ -11846,22 +11751,30 @@
         <w:rPr>
           <w:lang w:val="pt-PT"/>
         </w:rPr>
-        <w:t xml:space="preserve">Qualquer avaria, defeito ou incidente de segurança relacionado com um </w:t>
+        <w:t>A partir do nível Substancial: planear, executar e documentar a manutenção preventiva e as reparações dos componentes críticos num plano de manutenção (QNRCS ID.GA-7). Registo de manutenção e plano: [local / ferramenta].</w:t>
+      </w:r>
+    </w:p>
+    <w:p>
+      <w:pPr>
+        <w:pStyle w:val="Heading2"/>
+      </w:pPr>
+      <w:r>
+        <w:lastRenderedPageBreak/>
+        <w:t xml:space="preserve">9.3 </w:t>
       </w:r>
       <w:proofErr w:type="spellStart"/>
       <w:r>
-        <w:rPr>
-          <w:lang w:val="pt-PT"/>
-        </w:rPr>
-        <w:t>activo</w:t>
+        <w:t>Manutenção</w:t>
       </w:r>
       <w:proofErr w:type="spellEnd"/>
       <w:r>
-        <w:rPr>
-          <w:lang w:val="pt-PT"/>
-        </w:rPr>
-        <w:t xml:space="preserve"> deve ser tratado e documentado imediatamente.</w:t>
-      </w:r>
+        <w:t xml:space="preserve"> </w:t>
+      </w:r>
+      <w:proofErr w:type="spellStart"/>
+      <w:r>
+        <w:t>Corretiva</w:t>
+      </w:r>
+      <w:proofErr w:type="spellEnd"/>
     </w:p>
     <w:p>
       <w:pPr>
@@ -11878,35 +11791,21 @@
         <w:rPr>
           <w:lang w:val="pt-PT"/>
         </w:rPr>
-        <w:t xml:space="preserve">Os incidentes de segurança envolvendo </w:t>
+        <w:t xml:space="preserve">Qualquer avaria, defeito ou incidente de segurança relacionado com um </w:t>
       </w:r>
       <w:proofErr w:type="spellStart"/>
       <w:r>
         <w:rPr>
           <w:lang w:val="pt-PT"/>
         </w:rPr>
-        <w:t>activos</w:t>
+        <w:t>ativo</w:t>
       </w:r>
       <w:proofErr w:type="spellEnd"/>
       <w:r>
         <w:rPr>
           <w:lang w:val="pt-PT"/>
         </w:rPr>
-        <w:t xml:space="preserve"> devem ser reportados e geridos de acordo com o Plano de Resposta a Incidentes de </w:t>
-      </w:r>
-      <w:proofErr w:type="spellStart"/>
-      <w:r>
-        <w:rPr>
-          <w:lang w:val="pt-PT"/>
-        </w:rPr>
-        <w:t>Cibersegurança</w:t>
-      </w:r>
-      <w:proofErr w:type="spellEnd"/>
-      <w:r>
-        <w:rPr>
-          <w:lang w:val="pt-PT"/>
-        </w:rPr>
-        <w:t xml:space="preserve"> (PRIC).</w:t>
+        <w:t xml:space="preserve"> deve ser tratado e documentado imediatamente.</w:t>
       </w:r>
     </w:p>
     <w:p>
@@ -11924,6 +11823,52 @@
         <w:rPr>
           <w:lang w:val="pt-PT"/>
         </w:rPr>
+        <w:t xml:space="preserve">Os incidentes de segurança envolvendo </w:t>
+      </w:r>
+      <w:proofErr w:type="spellStart"/>
+      <w:r>
+        <w:rPr>
+          <w:lang w:val="pt-PT"/>
+        </w:rPr>
+        <w:t>ativos</w:t>
+      </w:r>
+      <w:proofErr w:type="spellEnd"/>
+      <w:r>
+        <w:rPr>
+          <w:lang w:val="pt-PT"/>
+        </w:rPr>
+        <w:t xml:space="preserve"> devem ser reportados e geridos de acordo com o Plano de Resposta a Incidentes de </w:t>
+      </w:r>
+      <w:proofErr w:type="spellStart"/>
+      <w:r>
+        <w:rPr>
+          <w:lang w:val="pt-PT"/>
+        </w:rPr>
+        <w:t>Cibersegurança</w:t>
+      </w:r>
+      <w:proofErr w:type="spellEnd"/>
+      <w:r>
+        <w:rPr>
+          <w:lang w:val="pt-PT"/>
+        </w:rPr>
+        <w:t xml:space="preserve"> (PRIC).</w:t>
+      </w:r>
+    </w:p>
+    <w:p>
+      <w:pPr>
+        <w:pStyle w:val="ListParagraph"/>
+        <w:numPr>
+          <w:ilvl w:val="0"/>
+          <w:numId w:val="2"/>
+        </w:numPr>
+        <w:rPr>
+          <w:lang w:val="pt-PT"/>
+        </w:rPr>
+      </w:pPr>
+      <w:r>
+        <w:rPr>
+          <w:lang w:val="pt-PT"/>
+        </w:rPr>
         <w:t xml:space="preserve">As causas do incidente devem ser analisadas e </w:t>
       </w:r>
       <w:proofErr w:type="spellStart"/>
@@ -11931,7 +11876,7 @@
         <w:rPr>
           <w:lang w:val="pt-PT"/>
         </w:rPr>
-        <w:t>acções</w:t>
+        <w:t>ações</w:t>
       </w:r>
       <w:proofErr w:type="spellEnd"/>
       <w:r>
@@ -11945,7 +11890,7 @@
         <w:rPr>
           <w:lang w:val="pt-PT"/>
         </w:rPr>
-        <w:t>correctivas</w:t>
+        <w:t>corretivas</w:t>
       </w:r>
       <w:proofErr w:type="spellEnd"/>
       <w:r>
@@ -11984,7 +11929,7 @@
         <w:rPr>
           <w:lang w:val="pt-PT"/>
         </w:rPr>
-        <w:t>Activos</w:t>
+        <w:t>Ativos</w:t>
       </w:r>
       <w:proofErr w:type="spellEnd"/>
     </w:p>
@@ -12013,49 +11958,7 @@
         <w:rPr>
           <w:lang w:val="pt-PT"/>
         </w:rPr>
-        <w:t xml:space="preserve">Os </w:t>
-      </w:r>
-      <w:proofErr w:type="spellStart"/>
-      <w:r>
-        <w:rPr>
-          <w:lang w:val="pt-PT"/>
-        </w:rPr>
-        <w:t>activos</w:t>
-      </w:r>
-      <w:proofErr w:type="spellEnd"/>
-      <w:r>
-        <w:rPr>
-          <w:lang w:val="pt-PT"/>
-        </w:rPr>
-        <w:t xml:space="preserve"> críticos devem ser fisicamente protegidos contra acesso não autorizado, roubo e danos. Esta </w:t>
-      </w:r>
-      <w:proofErr w:type="spellStart"/>
-      <w:r>
-        <w:rPr>
-          <w:lang w:val="pt-PT"/>
-        </w:rPr>
-        <w:t>protecção</w:t>
-      </w:r>
-      <w:proofErr w:type="spellEnd"/>
-      <w:r>
-        <w:rPr>
-          <w:lang w:val="pt-PT"/>
-        </w:rPr>
-        <w:t xml:space="preserve"> inclui controlos de acesso físico (fechaduras, videovigilância), armários seguros para suportes amovíveis e documentação sensível, e </w:t>
-      </w:r>
-      <w:proofErr w:type="spellStart"/>
-      <w:r>
-        <w:rPr>
-          <w:lang w:val="pt-PT"/>
-        </w:rPr>
-        <w:t>protecção</w:t>
-      </w:r>
-      <w:proofErr w:type="spellEnd"/>
-      <w:r>
-        <w:rPr>
-          <w:lang w:val="pt-PT"/>
-        </w:rPr>
-        <w:t xml:space="preserve"> ambiental (temperatura, humidade, incêndio).</w:t>
+        <w:t>Os ativos críticos devem ser fisicamente protegidos contra acesso não autorizado, roubo e danos. Esta proteção inclui controlos de acesso físico (fechaduras, videovigilância), armários seguros para suportes amovíveis e documentação sensível, e proteção ambiental (temperatura, humidade, incêndio). As zonas de acesso restrito (ex.: sala ou armário de servidores e de rede, arquivo de documentação confidencial) são definidas e protegidas (QNRCS PR.GA-6, nível Básico). Zonas de acesso restrito: [indicar].</w:t>
       </w:r>
     </w:p>
     <w:p>
@@ -12083,23 +11986,7 @@
         <w:rPr>
           <w:lang w:val="pt-PT"/>
         </w:rPr>
-        <w:t xml:space="preserve">A segmentação de rede deve separar os sistemas críticos de outros segmentos. </w:t>
-      </w:r>
-      <w:proofErr w:type="spellStart"/>
-      <w:r>
-        <w:rPr>
-          <w:i/>
-          <w:iCs/>
-          <w:lang w:val="pt-PT"/>
-        </w:rPr>
-        <w:t>Firewalls</w:t>
-      </w:r>
-      <w:proofErr w:type="spellEnd"/>
-      <w:r>
-        <w:rPr>
-          <w:lang w:val="pt-PT"/>
-        </w:rPr>
-        <w:t xml:space="preserve"> e outros controlos de rede devem ser implementados conforme a Política de Segurança de Rede.</w:t>
+        <w:t>A segmentação de rede deve separar os sistemas críticos de outros segmentos. Firewalls e outros controlos de rede devem ser implementados conforme a Política de Segurança da Rede.</w:t>
       </w:r>
     </w:p>
     <w:p>
@@ -12127,35 +12014,7 @@
         <w:rPr>
           <w:lang w:val="pt-PT"/>
         </w:rPr>
-        <w:t xml:space="preserve">O acesso aos </w:t>
-      </w:r>
-      <w:proofErr w:type="spellStart"/>
-      <w:r>
-        <w:rPr>
-          <w:lang w:val="pt-PT"/>
-        </w:rPr>
-        <w:t>activos</w:t>
-      </w:r>
-      <w:proofErr w:type="spellEnd"/>
-      <w:r>
-        <w:rPr>
-          <w:lang w:val="pt-PT"/>
-        </w:rPr>
-        <w:t xml:space="preserve"> deve ser gerido de acordo com a Política de Controlo de Acessos. O princípio do menor privilégio aplica-se a todos os </w:t>
-      </w:r>
-      <w:proofErr w:type="spellStart"/>
-      <w:r>
-        <w:rPr>
-          <w:lang w:val="pt-PT"/>
-        </w:rPr>
-        <w:t>activos</w:t>
-      </w:r>
-      <w:proofErr w:type="spellEnd"/>
-      <w:r>
-        <w:rPr>
-          <w:lang w:val="pt-PT"/>
-        </w:rPr>
-        <w:t>: cada utilizador deve ter apenas os acessos estritamente necessários para o seu trabalho.</w:t>
+        <w:t>O acesso aos ativos segue a Política de Gestão de Identidades, Autenticação e Controlo de Acessos e o princípio do menor privilégio: cada utilizador tem apenas os acessos necessários para o seu trabalho.</w:t>
       </w:r>
     </w:p>
     <w:p>
@@ -12176,7 +12035,7 @@
         <w:rPr>
           <w:lang w:val="pt-PT"/>
         </w:rPr>
-        <w:t>Protecção</w:t>
+        <w:t>Proteção</w:t>
       </w:r>
       <w:proofErr w:type="spellEnd"/>
       <w:r>
@@ -12197,49 +12056,7 @@
         <w:rPr>
           <w:lang w:val="pt-PT"/>
         </w:rPr>
-        <w:t>Os dados sensíveis e confidenciais devem ser encriptados em trânsito e em repouso. Cópias de segurança (</w:t>
-      </w:r>
-      <w:r>
-        <w:rPr>
-          <w:i/>
-          <w:iCs/>
-          <w:lang w:val="pt-PT"/>
-        </w:rPr>
-        <w:t>backups</w:t>
-      </w:r>
-      <w:r>
-        <w:rPr>
-          <w:lang w:val="pt-PT"/>
-        </w:rPr>
-        <w:t xml:space="preserve">) regulares dos dados críticos devem ser realizadas de acordo com a Política de </w:t>
-      </w:r>
-      <w:r>
-        <w:rPr>
-          <w:i/>
-          <w:iCs/>
-          <w:lang w:val="pt-PT"/>
-        </w:rPr>
-        <w:t>Backup</w:t>
-      </w:r>
-      <w:r>
-        <w:rPr>
-          <w:lang w:val="pt-PT"/>
-        </w:rPr>
-        <w:t xml:space="preserve"> e Recuperação. Os </w:t>
-      </w:r>
-      <w:proofErr w:type="spellStart"/>
-      <w:r>
-        <w:rPr>
-          <w:lang w:val="pt-PT"/>
-        </w:rPr>
-        <w:t>activos</w:t>
-      </w:r>
-      <w:proofErr w:type="spellEnd"/>
-      <w:r>
-        <w:rPr>
-          <w:lang w:val="pt-PT"/>
-        </w:rPr>
-        <w:t xml:space="preserve"> com dados pessoais devem ser geridos em conformidade com o RGPD.</w:t>
+        <w:t>A informação é protegida de acordo com o seu nível de classificação, segundo as regras da Política de Classificação e Gestão de Dados (a informação Confidencial e Crítica é cifrada em trânsito e nos equipamentos portáteis e suportes amovíveis; a Crítica também em repouso). Cópias de segurança regulares dos dados críticos são feitas conforme a Política de Backup e Recuperação. Os ativos com dados pessoais são geridos em conformidade com o RGPD.</w:t>
       </w:r>
     </w:p>
     <w:p>
@@ -12271,7 +12088,7 @@
         <w:rPr>
           <w:lang w:val="pt-PT"/>
         </w:rPr>
-        <w:t>Activos</w:t>
+        <w:t>Ativos</w:t>
       </w:r>
       <w:proofErr w:type="spellEnd"/>
     </w:p>
@@ -12286,21 +12103,7 @@
         <w:rPr>
           <w:lang w:val="pt-PT"/>
         </w:rPr>
-        <w:t xml:space="preserve">Os </w:t>
-      </w:r>
-      <w:proofErr w:type="spellStart"/>
-      <w:r>
-        <w:rPr>
-          <w:lang w:val="pt-PT"/>
-        </w:rPr>
-        <w:t>activos</w:t>
-      </w:r>
-      <w:proofErr w:type="spellEnd"/>
-      <w:r>
-        <w:rPr>
-          <w:lang w:val="pt-PT"/>
-        </w:rPr>
-        <w:t xml:space="preserve"> obsoletos ou irrecuperáveis devem ser retirados de serviço de forma segura e documentada. Todos os dados em dispositivos digitais devem ser apagados ou destruídos de forma segura antes de qualquer alienação, reutilização ou reciclagem.</w:t>
+        <w:t>Os ativos obsoletos ou irrecuperáveis devem ser retirados de serviço de forma segura e documentada. Todos os dados em dispositivos digitais devem ser apagados ou destruídos de forma segura antes de qualquer alienação, reutilização ou reciclagem. A destruição de dados segue as regras por nível da Política de Classificação e Gestão de Dados (QNRCS ID.GA-8); esta secção descreve os métodos e o procedimento para equipamentos e suportes.</w:t>
       </w:r>
     </w:p>
     <w:p>
@@ -12527,25 +12330,7 @@
                 <w:szCs w:val="20"/>
                 <w:lang w:val="pt-PT"/>
               </w:rPr>
-              <w:t xml:space="preserve">Discos rígidos (HDD), </w:t>
-            </w:r>
-            <w:proofErr w:type="spellStart"/>
-            <w:r>
-              <w:rPr>
-                <w:sz w:val="20"/>
-                <w:szCs w:val="20"/>
-                <w:lang w:val="pt-PT"/>
-              </w:rPr>
-              <w:t>pens</w:t>
-            </w:r>
-            <w:proofErr w:type="spellEnd"/>
-            <w:r>
-              <w:rPr>
-                <w:sz w:val="20"/>
-                <w:szCs w:val="20"/>
-                <w:lang w:val="pt-PT"/>
-              </w:rPr>
-              <w:t xml:space="preserve"> USB com dados Internos ou Confidenciais.</w:t>
+              <w:t>Discos rígidos (HDD) com dados Internos ou Confidenciais que vão ser reutilizados.</w:t>
             </w:r>
           </w:p>
         </w:tc>
@@ -12579,43 +12364,7 @@
                 <w:szCs w:val="20"/>
                 <w:lang w:val="pt-PT"/>
               </w:rPr>
-              <w:t>Usar ferramenta de apagamento seguro (</w:t>
-            </w:r>
-            <w:proofErr w:type="spellStart"/>
-            <w:r>
-              <w:rPr>
-                <w:sz w:val="20"/>
-                <w:szCs w:val="20"/>
-                <w:lang w:val="pt-PT"/>
-              </w:rPr>
-              <w:t>ex</w:t>
-            </w:r>
-            <w:proofErr w:type="spellEnd"/>
-            <w:r>
-              <w:rPr>
-                <w:sz w:val="20"/>
-                <w:szCs w:val="20"/>
-                <w:lang w:val="pt-PT"/>
-              </w:rPr>
-              <w:t xml:space="preserve">: DBAN, </w:t>
-            </w:r>
-            <w:proofErr w:type="spellStart"/>
-            <w:r>
-              <w:rPr>
-                <w:sz w:val="20"/>
-                <w:szCs w:val="20"/>
-                <w:lang w:val="pt-PT"/>
-              </w:rPr>
-              <w:t>Eraser</w:t>
-            </w:r>
-            <w:proofErr w:type="spellEnd"/>
-            <w:r>
-              <w:rPr>
-                <w:sz w:val="20"/>
-                <w:szCs w:val="20"/>
-                <w:lang w:val="pt-PT"/>
-              </w:rPr>
-              <w:t>). Para dados Confidenciais, fazer múltiplas passagens.</w:t>
+              <w:t>Usar uma ferramenta de apagamento seguro que verifique o resultado. Uma passagem é suficiente nos discos atuais. Não é eficaz em SSD nem em pens USB.</w:t>
             </w:r>
           </w:p>
         </w:tc>
@@ -12718,23 +12467,7 @@
                 <w:sz w:val="20"/>
                 <w:szCs w:val="20"/>
               </w:rPr>
-              <w:t xml:space="preserve">SSDs, smartphones, tablets, </w:t>
-            </w:r>
-            <w:proofErr w:type="spellStart"/>
-            <w:r>
-              <w:rPr>
-                <w:sz w:val="20"/>
-                <w:szCs w:val="20"/>
-              </w:rPr>
-              <w:t>serviços</w:t>
-            </w:r>
-            <w:proofErr w:type="spellEnd"/>
-            <w:r>
-              <w:rPr>
-                <w:sz w:val="20"/>
-                <w:szCs w:val="20"/>
-              </w:rPr>
-              <w:t xml:space="preserve"> cloud.</w:t>
+              <w:t>SSD, pens USB, smartphones, tablets, serviços na nuvem.</w:t>
             </w:r>
           </w:p>
         </w:tc>
@@ -12768,25 +12501,7 @@
                 <w:szCs w:val="20"/>
                 <w:lang w:val="pt-PT"/>
               </w:rPr>
-              <w:t xml:space="preserve">Método preferido para </w:t>
-            </w:r>
-            <w:proofErr w:type="spellStart"/>
-            <w:r>
-              <w:rPr>
-                <w:sz w:val="20"/>
-                <w:szCs w:val="20"/>
-                <w:lang w:val="pt-PT"/>
-              </w:rPr>
-              <w:t>SSDs</w:t>
-            </w:r>
-            <w:proofErr w:type="spellEnd"/>
-            <w:r>
-              <w:rPr>
-                <w:sz w:val="20"/>
-                <w:szCs w:val="20"/>
-                <w:lang w:val="pt-PT"/>
-              </w:rPr>
-              <w:t xml:space="preserve"> (a sobrescrita é ineficaz em flash). Encriptar o disco antes de o usar; apagar a chave no abate torna os dados irrecuperáveis.</w:t>
+              <w:t>Método preferido para suportes flash (a sobrescrita é ineficaz). O suporte tem de estar cifrado desde o início; apagar a chave (apagamento criptográfico) torna os dados irrecuperáveis. Em alternativa, usar a função de sanitização do fabricante. Nos serviços na nuvem, pedir ao fornecedor a eliminação e uma confirmação escrita.</w:t>
             </w:r>
           </w:p>
         </w:tc>
@@ -12874,7 +12589,7 @@
                 <w:szCs w:val="20"/>
                 <w:lang w:val="pt-PT"/>
               </w:rPr>
-              <w:t>Qualquer suporte com dados Confidenciais ou Críticos que não vá ser reutilizado.</w:t>
+              <w:t>Qualquer suporte com dados Confidenciais ou Críticos que não vá ser reutilizado, incluindo suportes avariados.</w:t>
             </w:r>
           </w:p>
         </w:tc>
@@ -12903,55 +12618,7 @@
                 <w:szCs w:val="20"/>
                 <w:lang w:val="pt-PT"/>
               </w:rPr>
-              <w:t xml:space="preserve">Triturador certificado (norma DIN-66399, nível P-4 ou superior) ou empresa especializada. </w:t>
-            </w:r>
-            <w:proofErr w:type="spellStart"/>
-            <w:r>
-              <w:rPr>
-                <w:sz w:val="20"/>
-                <w:szCs w:val="20"/>
-              </w:rPr>
-              <w:t>Obter</w:t>
-            </w:r>
-            <w:proofErr w:type="spellEnd"/>
-            <w:r>
-              <w:rPr>
-                <w:sz w:val="20"/>
-                <w:szCs w:val="20"/>
-              </w:rPr>
-              <w:t xml:space="preserve"> </w:t>
-            </w:r>
-            <w:proofErr w:type="spellStart"/>
-            <w:r>
-              <w:rPr>
-                <w:sz w:val="20"/>
-                <w:szCs w:val="20"/>
-              </w:rPr>
-              <w:t>certificado</w:t>
-            </w:r>
-            <w:proofErr w:type="spellEnd"/>
-            <w:r>
-              <w:rPr>
-                <w:sz w:val="20"/>
-                <w:szCs w:val="20"/>
-              </w:rPr>
-              <w:t xml:space="preserve"> de </w:t>
-            </w:r>
-            <w:proofErr w:type="spellStart"/>
-            <w:r>
-              <w:rPr>
-                <w:sz w:val="20"/>
-                <w:szCs w:val="20"/>
-              </w:rPr>
-              <w:t>destruição</w:t>
-            </w:r>
-            <w:proofErr w:type="spellEnd"/>
-            <w:r>
-              <w:rPr>
-                <w:sz w:val="20"/>
-                <w:szCs w:val="20"/>
-              </w:rPr>
-              <w:t>.</w:t>
+              <w:t>Triturador ou empresa especializada, segundo a norma DIN 66399, com o nível adequado ao tipo de suporte (ex.: P-4 ou superior para papel). Obter certificado de destruição.</w:t>
             </w:r>
           </w:p>
         </w:tc>
@@ -13269,6 +12936,20 @@
         </w:tc>
       </w:tr>
     </w:tbl>
+    <w:p>
+      <w:pPr>
+        <w:spacing w:before="80" w:after="80"/>
+        <w:rPr>
+          <w:lang w:val="pt-PT"/>
+        </w:rPr>
+      </w:pPr>
+      <w:r>
+        <w:rPr>
+          <w:lang w:val="pt-PT"/>
+        </w:rPr>
+        <w:t>Os métodos seguem as boas práticas de sanitização de suportes (NIST SP 800-88 Rev. 2, de 2025, e norma IEEE 2883).</w:t>
+      </w:r>
+    </w:p>
     <w:p>
       <w:pPr>
         <w:pStyle w:val="Heading2"/>
@@ -13312,7 +12993,7 @@
         <w:rPr>
           <w:lang w:val="pt-PT"/>
         </w:rPr>
-        <w:t>activo</w:t>
+        <w:t>ativo</w:t>
       </w:r>
       <w:proofErr w:type="spellEnd"/>
       <w:r>
@@ -13337,35 +13018,7 @@
         <w:rPr>
           <w:lang w:val="pt-PT"/>
         </w:rPr>
-        <w:t xml:space="preserve">O Responsável de TI </w:t>
-      </w:r>
-      <w:proofErr w:type="spellStart"/>
-      <w:r>
-        <w:rPr>
-          <w:lang w:val="pt-PT"/>
-        </w:rPr>
-        <w:t>efectua</w:t>
-      </w:r>
-      <w:proofErr w:type="spellEnd"/>
-      <w:r>
-        <w:rPr>
-          <w:lang w:val="pt-PT"/>
-        </w:rPr>
-        <w:t xml:space="preserve"> </w:t>
-      </w:r>
-      <w:r>
-        <w:rPr>
-          <w:i/>
-          <w:iCs/>
-          <w:lang w:val="pt-PT"/>
-        </w:rPr>
-        <w:t>backup</w:t>
-      </w:r>
-      <w:r>
-        <w:rPr>
-          <w:lang w:val="pt-PT"/>
-        </w:rPr>
-        <w:t xml:space="preserve"> dos dados do utilizador, se necessário, antes do apagamento.</w:t>
+        <w:t>O Responsável de TI faz cópia de segurança dos dados do utilizador, se necessário, antes do apagamento.</w:t>
       </w:r>
     </w:p>
     <w:p>
@@ -13408,7 +13061,7 @@
         <w:rPr>
           <w:lang w:val="pt-PT"/>
         </w:rPr>
-        <w:t>activo</w:t>
+        <w:t>ativo</w:t>
       </w:r>
       <w:proofErr w:type="spellEnd"/>
       <w:r>
@@ -13429,33 +13082,11 @@
           <w:lang w:val="pt-PT"/>
         </w:rPr>
       </w:pPr>
-      <w:proofErr w:type="spellStart"/>
-      <w:r>
-        <w:rPr>
-          <w:lang w:val="pt-PT"/>
-        </w:rPr>
-        <w:t>Actualizar</w:t>
-      </w:r>
-      <w:proofErr w:type="spellEnd"/>
-      <w:r>
-        <w:rPr>
-          <w:lang w:val="pt-PT"/>
-        </w:rPr>
-        <w:t xml:space="preserve"> o estado do </w:t>
-      </w:r>
-      <w:proofErr w:type="spellStart"/>
-      <w:r>
-        <w:rPr>
-          <w:lang w:val="pt-PT"/>
-        </w:rPr>
-        <w:t>activo</w:t>
-      </w:r>
-      <w:proofErr w:type="spellEnd"/>
-      <w:r>
-        <w:rPr>
-          <w:lang w:val="pt-PT"/>
-        </w:rPr>
-        <w:t xml:space="preserve"> no inventário (marcado como abatido, com data e método de apagamento).</w:t>
+      <w:r>
+        <w:rPr>
+          <w:lang w:val="pt-PT"/>
+        </w:rPr>
+        <w:t>Atualizar o estado do ativo no inventário (marcado como abatido, com data, método de apagamento e quem o executou) e guardar o certificado de destruição, se existir.</w:t>
       </w:r>
     </w:p>
     <w:p>
@@ -13510,7 +13141,7 @@
         <w:rPr>
           <w:lang w:val="pt-PT"/>
         </w:rPr>
-        <w:t>activo</w:t>
+        <w:t>ativo</w:t>
       </w:r>
       <w:proofErr w:type="spellEnd"/>
       <w:r>
@@ -13542,7 +13173,7 @@
         <w:rPr>
           <w:lang w:val="pt-PT"/>
         </w:rPr>
-        <w:t>desactivados</w:t>
+        <w:t>desativados</w:t>
       </w:r>
       <w:proofErr w:type="spellEnd"/>
       <w:r>
@@ -13550,6 +13181,24 @@
           <w:lang w:val="pt-PT"/>
         </w:rPr>
         <w:t>. Mantê-los sob controlo da organização durante um período de transição.</w:t>
+      </w:r>
+    </w:p>
+    <w:p>
+      <w:pPr>
+        <w:pStyle w:val="ListParagraph"/>
+        <w:numPr>
+          <w:ilvl w:val="0"/>
+          <w:numId w:val="2"/>
+        </w:numPr>
+        <w:rPr>
+          <w:lang w:val="pt-PT"/>
+        </w:rPr>
+      </w:pPr>
+      <w:r>
+        <w:rPr>
+          <w:lang w:val="pt-PT"/>
+        </w:rPr>
+        <w:t>A partir do nível Elevado: o processo de sanitização, físico e digital, está documentado (esta secção) e é testado, por exemplo verificando por amostragem, com uma ferramenta de recuperação de dados, que os suportes sanitizados não têm dados recuperáveis; os testes são registados (QNRCS ID.GA-8). Registo dos testes: [local].</w:t>
       </w:r>
     </w:p>
     <w:p>
@@ -13611,251 +13260,15 @@
                 <w:szCs w:val="20"/>
                 <w:lang w:val="pt-PT"/>
               </w:rPr>
-              <w:t xml:space="preserve">Risco - </w:t>
-            </w:r>
-            <w:proofErr w:type="spellStart"/>
-            <w:r>
-              <w:rPr>
-                <w:b/>
-                <w:bCs/>
-                <w:color w:val="7D0000"/>
-                <w:sz w:val="20"/>
-                <w:szCs w:val="20"/>
-                <w:lang w:val="pt-PT"/>
-              </w:rPr>
-              <w:t>Domain</w:t>
-            </w:r>
-            <w:proofErr w:type="spellEnd"/>
-            <w:r>
-              <w:rPr>
-                <w:b/>
-                <w:bCs/>
-                <w:color w:val="7D0000"/>
-                <w:sz w:val="20"/>
-                <w:szCs w:val="20"/>
-                <w:lang w:val="pt-PT"/>
-              </w:rPr>
-              <w:t xml:space="preserve"> </w:t>
-            </w:r>
-            <w:proofErr w:type="spellStart"/>
-            <w:r>
-              <w:rPr>
-                <w:b/>
-                <w:bCs/>
-                <w:color w:val="7D0000"/>
-                <w:sz w:val="20"/>
-                <w:szCs w:val="20"/>
-                <w:lang w:val="pt-PT"/>
-              </w:rPr>
-              <w:t>Hijacking</w:t>
-            </w:r>
-            <w:proofErr w:type="spellEnd"/>
-            <w:r>
-              <w:rPr>
-                <w:b/>
-                <w:bCs/>
-                <w:color w:val="7D0000"/>
-                <w:sz w:val="20"/>
-                <w:szCs w:val="20"/>
-                <w:lang w:val="pt-PT"/>
-              </w:rPr>
-              <w:t xml:space="preserve">: </w:t>
-            </w:r>
-            <w:r>
-              <w:rPr>
-                <w:sz w:val="20"/>
-                <w:szCs w:val="20"/>
-                <w:lang w:val="pt-PT"/>
-              </w:rPr>
-              <w:t xml:space="preserve">Um nome de domínio expirado pode ser registado por terceiros maliciosos para realizar ataques de </w:t>
-            </w:r>
-            <w:proofErr w:type="spellStart"/>
-            <w:r>
-              <w:rPr>
-                <w:i/>
-                <w:iCs/>
-                <w:sz w:val="20"/>
-                <w:szCs w:val="20"/>
-                <w:lang w:val="pt-PT"/>
-              </w:rPr>
-              <w:t>phishing</w:t>
-            </w:r>
-            <w:proofErr w:type="spellEnd"/>
-            <w:r>
-              <w:rPr>
-                <w:sz w:val="20"/>
-                <w:szCs w:val="20"/>
-                <w:lang w:val="pt-PT"/>
-              </w:rPr>
-              <w:t xml:space="preserve">, distribuição de </w:t>
-            </w:r>
-            <w:proofErr w:type="spellStart"/>
-            <w:r>
-              <w:rPr>
-                <w:i/>
-                <w:iCs/>
-                <w:sz w:val="20"/>
-                <w:szCs w:val="20"/>
-                <w:lang w:val="pt-PT"/>
-              </w:rPr>
-              <w:t>malware</w:t>
-            </w:r>
-            <w:proofErr w:type="spellEnd"/>
-            <w:r>
-              <w:rPr>
-                <w:sz w:val="20"/>
-                <w:szCs w:val="20"/>
-                <w:lang w:val="pt-PT"/>
-              </w:rPr>
-              <w:t xml:space="preserve"> ou acesso a contas </w:t>
-            </w:r>
-            <w:proofErr w:type="spellStart"/>
-            <w:r>
-              <w:rPr>
-                <w:i/>
-                <w:iCs/>
-                <w:sz w:val="20"/>
-                <w:szCs w:val="20"/>
-                <w:lang w:val="pt-PT"/>
-              </w:rPr>
-              <w:t>cloud</w:t>
-            </w:r>
-            <w:proofErr w:type="spellEnd"/>
-            <w:r>
-              <w:rPr>
-                <w:sz w:val="20"/>
-                <w:szCs w:val="20"/>
-                <w:lang w:val="pt-PT"/>
-              </w:rPr>
-              <w:t xml:space="preserve"> que usem o domínio para recuperação de palavra-passe. O custo de renovação (poucos euros por ano) é negligenciável face aos danos potenciais. </w:t>
-            </w:r>
-            <w:proofErr w:type="spellStart"/>
-            <w:r>
-              <w:rPr>
-                <w:sz w:val="20"/>
-                <w:szCs w:val="20"/>
-              </w:rPr>
-              <w:t>Não</w:t>
-            </w:r>
-            <w:proofErr w:type="spellEnd"/>
-            <w:r>
-              <w:rPr>
-                <w:sz w:val="20"/>
-                <w:szCs w:val="20"/>
-              </w:rPr>
-              <w:t xml:space="preserve"> </w:t>
-            </w:r>
-            <w:proofErr w:type="spellStart"/>
-            <w:r>
-              <w:rPr>
-                <w:sz w:val="20"/>
-                <w:szCs w:val="20"/>
-              </w:rPr>
-              <w:t>deixar</w:t>
-            </w:r>
-            <w:proofErr w:type="spellEnd"/>
-            <w:r>
-              <w:rPr>
-                <w:sz w:val="20"/>
-                <w:szCs w:val="20"/>
-              </w:rPr>
-              <w:t xml:space="preserve"> </w:t>
-            </w:r>
-            <w:proofErr w:type="spellStart"/>
-            <w:r>
-              <w:rPr>
-                <w:sz w:val="20"/>
-                <w:szCs w:val="20"/>
-              </w:rPr>
-              <w:t>expirar</w:t>
-            </w:r>
-            <w:proofErr w:type="spellEnd"/>
-            <w:r>
-              <w:rPr>
-                <w:sz w:val="20"/>
-                <w:szCs w:val="20"/>
-              </w:rPr>
-              <w:t xml:space="preserve"> </w:t>
-            </w:r>
-            <w:proofErr w:type="spellStart"/>
-            <w:r>
-              <w:rPr>
-                <w:sz w:val="20"/>
-                <w:szCs w:val="20"/>
-              </w:rPr>
-              <w:t>domínios</w:t>
-            </w:r>
-            <w:proofErr w:type="spellEnd"/>
-            <w:r>
-              <w:rPr>
-                <w:sz w:val="20"/>
-                <w:szCs w:val="20"/>
-              </w:rPr>
-              <w:t xml:space="preserve"> da </w:t>
-            </w:r>
-            <w:proofErr w:type="spellStart"/>
-            <w:r>
-              <w:rPr>
-                <w:sz w:val="20"/>
-                <w:szCs w:val="20"/>
-              </w:rPr>
-              <w:t>organização</w:t>
-            </w:r>
-            <w:proofErr w:type="spellEnd"/>
-            <w:r>
-              <w:rPr>
-                <w:sz w:val="20"/>
-                <w:szCs w:val="20"/>
-              </w:rPr>
-              <w:t xml:space="preserve"> </w:t>
-            </w:r>
-            <w:proofErr w:type="spellStart"/>
-            <w:r>
-              <w:rPr>
-                <w:sz w:val="20"/>
-                <w:szCs w:val="20"/>
-              </w:rPr>
-              <w:t>sem</w:t>
-            </w:r>
-            <w:proofErr w:type="spellEnd"/>
-            <w:r>
-              <w:rPr>
-                <w:sz w:val="20"/>
-                <w:szCs w:val="20"/>
-              </w:rPr>
-              <w:t xml:space="preserve"> </w:t>
-            </w:r>
-            <w:proofErr w:type="spellStart"/>
-            <w:r>
-              <w:rPr>
-                <w:sz w:val="20"/>
-                <w:szCs w:val="20"/>
-              </w:rPr>
-              <w:t>análise</w:t>
-            </w:r>
-            <w:proofErr w:type="spellEnd"/>
-            <w:r>
-              <w:rPr>
-                <w:sz w:val="20"/>
-                <w:szCs w:val="20"/>
-              </w:rPr>
-              <w:t xml:space="preserve"> </w:t>
-            </w:r>
-            <w:proofErr w:type="spellStart"/>
-            <w:r>
-              <w:rPr>
-                <w:sz w:val="20"/>
-                <w:szCs w:val="20"/>
-              </w:rPr>
-              <w:t>prévia</w:t>
-            </w:r>
-            <w:proofErr w:type="spellEnd"/>
-            <w:r>
-              <w:rPr>
-                <w:sz w:val="20"/>
-                <w:szCs w:val="20"/>
-              </w:rPr>
-              <w:t>.</w:t>
+              <w:t xml:space="preserve">Risco - Domain Hijacking: </w:t>
+            </w:r>
+            <w:r>
+              <w:rPr>
+                <w:sz w:val="20"/>
+                <w:szCs w:val="20"/>
+                <w:lang w:val="pt-PT"/>
+              </w:rPr>
+              <w:t>um domínio que expire pode ser registado por terceiros e usado para phishing ou para recuperar palavras-passe de contas na nuvem. Não deixar expirar domínios da organização sem análise prévia.</w:t>
             </w:r>
           </w:p>
         </w:tc>
@@ -13890,7 +13303,7 @@
         <w:rPr>
           <w:lang w:val="pt-PT"/>
         </w:rPr>
-        <w:t>Comunicar imediatamente a perda ou roubo ao Responsável de TI e à Administração.</w:t>
+        <w:t>Comunicar imediatamente a perda ou roubo ao Responsável de TI e ao órgão de gestão.</w:t>
       </w:r>
     </w:p>
     <w:p>
@@ -13915,7 +13328,7 @@
         <w:rPr>
           <w:lang w:val="pt-PT"/>
         </w:rPr>
-        <w:t>activo</w:t>
+        <w:t>ativo</w:t>
       </w:r>
       <w:proofErr w:type="spellEnd"/>
       <w:r>
@@ -13941,7 +13354,7 @@
         <w:rPr>
           <w:lang w:val="pt-PT"/>
         </w:rPr>
-        <w:t>Activar</w:t>
+        <w:t>Ativar</w:t>
       </w:r>
       <w:proofErr w:type="spellEnd"/>
       <w:r>
@@ -13983,7 +13396,7 @@
         <w:rPr>
           <w:lang w:val="pt-PT"/>
         </w:rPr>
-        <w:t>Actualizar</w:t>
+        <w:t>Atualizar</w:t>
       </w:r>
       <w:proofErr w:type="spellEnd"/>
       <w:r>
@@ -13997,7 +13410,7 @@
         <w:rPr>
           <w:lang w:val="pt-PT"/>
         </w:rPr>
-        <w:t>activo</w:t>
+        <w:t>ativo</w:t>
       </w:r>
       <w:proofErr w:type="spellEnd"/>
       <w:r>
@@ -14029,7 +13442,7 @@
         <w:rPr>
           <w:lang w:val="pt-PT"/>
         </w:rPr>
-        <w:t>activar</w:t>
+        <w:t>ativar</w:t>
       </w:r>
       <w:proofErr w:type="spellEnd"/>
       <w:r>
@@ -14068,35 +13481,7 @@
         <w:rPr>
           <w:lang w:val="pt-PT"/>
         </w:rPr>
-        <w:t xml:space="preserve">Se o </w:t>
-      </w:r>
-      <w:proofErr w:type="spellStart"/>
-      <w:r>
-        <w:rPr>
-          <w:lang w:val="pt-PT"/>
-        </w:rPr>
-        <w:t>activo</w:t>
-      </w:r>
-      <w:proofErr w:type="spellEnd"/>
-      <w:r>
-        <w:rPr>
-          <w:lang w:val="pt-PT"/>
-        </w:rPr>
-        <w:t xml:space="preserve"> continha dados pessoais, avaliar a obrigação de notificação à CNPD (RGPD, </w:t>
-      </w:r>
-      <w:proofErr w:type="spellStart"/>
-      <w:r>
-        <w:rPr>
-          <w:lang w:val="pt-PT"/>
-        </w:rPr>
-        <w:t>Art</w:t>
-      </w:r>
-      <w:proofErr w:type="spellEnd"/>
-      <w:r>
-        <w:rPr>
-          <w:lang w:val="pt-PT"/>
-        </w:rPr>
-        <w:t>. 33.º, prazo de 72 horas).</w:t>
+        <w:t>Se o ativo continha dados pessoais, avaliar com o Encarregado de Proteção de Dados (se existir) a obrigação de notificação à CNPD (RGPD, art. 33.º: até 72 horas após ter conhecimento da violação) e, se o risco para os titulares for elevado, de os informar também (RGPD, art. 34.º).</w:t>
       </w:r>
     </w:p>
     <w:p>
@@ -14119,11 +13504,120 @@
     </w:p>
     <w:p>
       <w:pPr>
-        <w:spacing w:before="120" w:after="80"/>
-        <w:rPr>
-          <w:lang w:val="pt-PT"/>
-        </w:rPr>
-      </w:pPr>
+        <w:pBdr>
+          <w:bottom w:val="single" w:sz="6" w:space="1" w:color="2E75B6"/>
+        </w:pBdr>
+        <w:spacing w:before="80" w:after="80"/>
+        <w:rPr>
+          <w:lang w:val="pt-PT"/>
+        </w:rPr>
+      </w:pPr>
+    </w:p>
+    <w:p>
+      <w:pPr>
+        <w:pStyle w:val="Heading1"/>
+        <w:rPr>
+          <w:lang w:val="pt-PT"/>
+        </w:rPr>
+      </w:pPr>
+      <w:r>
+        <w:rPr>
+          <w:lang w:val="pt-PT"/>
+        </w:rPr>
+        <w:t xml:space="preserve">12. Gestão de Incidentes Relacionados com </w:t>
+      </w:r>
+      <w:proofErr w:type="spellStart"/>
+      <w:r>
+        <w:rPr>
+          <w:lang w:val="pt-PT"/>
+        </w:rPr>
+        <w:t>Ativos</w:t>
+      </w:r>
+      <w:proofErr w:type="spellEnd"/>
+    </w:p>
+    <w:p>
+      <w:pPr>
+        <w:spacing w:before="80" w:after="80"/>
+        <w:rPr>
+          <w:lang w:val="pt-PT"/>
+        </w:rPr>
+      </w:pPr>
+      <w:r>
+        <w:rPr>
+          <w:lang w:val="pt-PT"/>
+        </w:rPr>
+        <w:t xml:space="preserve">Todos os incidentes de segurança que envolvam </w:t>
+      </w:r>
+      <w:proofErr w:type="spellStart"/>
+      <w:r>
+        <w:rPr>
+          <w:lang w:val="pt-PT"/>
+        </w:rPr>
+        <w:t>ativos</w:t>
+      </w:r>
+      <w:proofErr w:type="spellEnd"/>
+      <w:r>
+        <w:rPr>
+          <w:lang w:val="pt-PT"/>
+        </w:rPr>
+        <w:t xml:space="preserve"> da </w:t>
+      </w:r>
+      <w:r>
+        <w:rPr>
+          <w:b/>
+          <w:bCs/>
+          <w:lang w:val="pt-PT"/>
+        </w:rPr>
+        <w:t>[ORGANIZAÇÃO]</w:t>
+      </w:r>
+      <w:r>
+        <w:rPr>
+          <w:lang w:val="pt-PT"/>
+        </w:rPr>
+        <w:t xml:space="preserve"> devem ser imediatamente reportados e documentados de acordo com o Plano de Resposta a Incidentes de </w:t>
+      </w:r>
+      <w:proofErr w:type="spellStart"/>
+      <w:r>
+        <w:rPr>
+          <w:lang w:val="pt-PT"/>
+        </w:rPr>
+        <w:t>Cibersegurança</w:t>
+      </w:r>
+      <w:proofErr w:type="spellEnd"/>
+      <w:r>
+        <w:rPr>
+          <w:lang w:val="pt-PT"/>
+        </w:rPr>
+        <w:t xml:space="preserve"> (PRIC). As causas devem ser analisadas e </w:t>
+      </w:r>
+      <w:proofErr w:type="spellStart"/>
+      <w:r>
+        <w:rPr>
+          <w:lang w:val="pt-PT"/>
+        </w:rPr>
+        <w:t>ações</w:t>
+      </w:r>
+      <w:proofErr w:type="spellEnd"/>
+      <w:r>
+        <w:rPr>
+          <w:lang w:val="pt-PT"/>
+        </w:rPr>
+        <w:t xml:space="preserve"> </w:t>
+      </w:r>
+      <w:proofErr w:type="spellStart"/>
+      <w:r>
+        <w:rPr>
+          <w:lang w:val="pt-PT"/>
+        </w:rPr>
+        <w:t>corretivas</w:t>
+      </w:r>
+      <w:proofErr w:type="spellEnd"/>
+      <w:r>
+        <w:rPr>
+          <w:lang w:val="pt-PT"/>
+        </w:rPr>
+        <w:t xml:space="preserve"> implementadas.</w:t>
+      </w:r>
     </w:p>
     <w:tbl>
       <w:tblPr>
@@ -14150,12 +13644,12 @@
           <w:tcPr>
             <w:tcW w:w="9026" w:type="dxa"/>
             <w:tcBorders>
-              <w:top w:val="single" w:sz="6" w:space="0" w:color="FFC107"/>
-              <w:left w:val="single" w:sz="6" w:space="0" w:color="FFC107"/>
-              <w:bottom w:val="single" w:sz="6" w:space="0" w:color="FFC107"/>
-              <w:right w:val="single" w:sz="6" w:space="0" w:color="FFC107"/>
-            </w:tcBorders>
-            <w:shd w:val="clear" w:color="auto" w:fill="FFF3CD"/>
+              <w:top w:val="single" w:sz="6" w:space="0" w:color="2E75B6"/>
+              <w:left w:val="single" w:sz="6" w:space="0" w:color="2E75B6"/>
+              <w:bottom w:val="single" w:sz="6" w:space="0" w:color="2E75B6"/>
+              <w:right w:val="single" w:sz="6" w:space="0" w:color="2E75B6"/>
+            </w:tcBorders>
+            <w:shd w:val="clear" w:color="auto" w:fill="D6E4F0"/>
             <w:tcMar>
               <w:top w:w="100" w:type="dxa"/>
               <w:left w:w="160" w:type="dxa"/>
@@ -14166,82 +13660,25 @@
           <w:p>
             <w:pPr>
               <w:spacing w:before="40" w:after="40"/>
-              <w:rPr>
-                <w:lang w:val="pt-PT"/>
-              </w:rPr>
             </w:pPr>
             <w:r>
               <w:rPr>
                 <w:b/>
                 <w:bCs/>
-                <w:color w:val="7D5200"/>
-                <w:sz w:val="20"/>
-                <w:szCs w:val="20"/>
-                <w:lang w:val="pt-PT"/>
-              </w:rPr>
-              <w:t xml:space="preserve">RGPD - Violação de dados: </w:t>
-            </w:r>
-            <w:r>
-              <w:rPr>
-                <w:sz w:val="20"/>
-                <w:szCs w:val="20"/>
-                <w:lang w:val="pt-PT"/>
-              </w:rPr>
-              <w:t xml:space="preserve">A perda ou roubo de um </w:t>
-            </w:r>
-            <w:proofErr w:type="spellStart"/>
-            <w:r>
-              <w:rPr>
-                <w:sz w:val="20"/>
-                <w:szCs w:val="20"/>
-                <w:lang w:val="pt-PT"/>
-              </w:rPr>
-              <w:t>activo</w:t>
-            </w:r>
-            <w:proofErr w:type="spellEnd"/>
-            <w:r>
-              <w:rPr>
-                <w:sz w:val="20"/>
-                <w:szCs w:val="20"/>
-                <w:lang w:val="pt-PT"/>
-              </w:rPr>
-              <w:t xml:space="preserve"> com dados pessoais pode constituir uma violação de dados que obriga à notificação à CNPD no prazo de 72 horas (</w:t>
-            </w:r>
-            <w:proofErr w:type="spellStart"/>
-            <w:r>
-              <w:rPr>
-                <w:sz w:val="20"/>
-                <w:szCs w:val="20"/>
-                <w:lang w:val="pt-PT"/>
-              </w:rPr>
-              <w:t>Art</w:t>
-            </w:r>
-            <w:proofErr w:type="spellEnd"/>
-            <w:r>
-              <w:rPr>
-                <w:sz w:val="20"/>
-                <w:szCs w:val="20"/>
-                <w:lang w:val="pt-PT"/>
-              </w:rPr>
-              <w:t>. 33.º do RGPD). Se o risco para os titulares dos dados for elevado, é necessário notificá-los também (</w:t>
-            </w:r>
-            <w:proofErr w:type="spellStart"/>
-            <w:r>
-              <w:rPr>
-                <w:sz w:val="20"/>
-                <w:szCs w:val="20"/>
-                <w:lang w:val="pt-PT"/>
-              </w:rPr>
-              <w:t>Art</w:t>
-            </w:r>
-            <w:proofErr w:type="spellEnd"/>
-            <w:r>
-              <w:rPr>
-                <w:sz w:val="20"/>
-                <w:szCs w:val="20"/>
-                <w:lang w:val="pt-PT"/>
-              </w:rPr>
-              <w:t>. 34.º).</w:t>
+                <w:color w:val="1F4E79"/>
+                <w:sz w:val="20"/>
+                <w:szCs w:val="20"/>
+                <w:lang w:val="pt-PT"/>
+              </w:rPr>
+              <w:t xml:space="preserve">Referência normativa: </w:t>
+            </w:r>
+            <w:r>
+              <w:rPr>
+                <w:sz w:val="20"/>
+                <w:szCs w:val="20"/>
+                <w:lang w:val="pt-PT"/>
+              </w:rPr>
+              <w:t>RJC, arts. 40.º a 44.º - Se o incidente for significativo, é notificado à autoridade de cibersegurança competente através da MyCiber, nos prazos e com o procedimento do PRIC (notificação inicial até 24 horas após a entidade concluir que existe, ou pode vir a existir, um incidente significativo). Um ativo crítico comprometido pode constituir um incidente significativo.</w:t>
             </w:r>
           </w:p>
         </w:tc>
@@ -14253,115 +13690,38 @@
           <w:bottom w:val="single" w:sz="6" w:space="1" w:color="2E75B6"/>
         </w:pBdr>
         <w:spacing w:before="80" w:after="80"/>
-        <w:rPr>
-          <w:lang w:val="pt-PT"/>
-        </w:rPr>
       </w:pPr>
     </w:p>
     <w:p>
       <w:pPr>
         <w:pStyle w:val="Heading1"/>
-        <w:rPr>
-          <w:lang w:val="pt-PT"/>
-        </w:rPr>
-      </w:pPr>
-      <w:r>
-        <w:rPr>
-          <w:lang w:val="pt-PT"/>
-        </w:rPr>
-        <w:t xml:space="preserve">12. Gestão de Incidentes Relacionados com </w:t>
+      </w:pPr>
+      <w:r>
+        <w:t xml:space="preserve">13. </w:t>
       </w:r>
       <w:proofErr w:type="spellStart"/>
       <w:r>
-        <w:rPr>
-          <w:lang w:val="pt-PT"/>
-        </w:rPr>
-        <w:t>Activos</w:t>
+        <w:t>Formação</w:t>
+      </w:r>
+      <w:proofErr w:type="spellEnd"/>
+      <w:r>
+        <w:t xml:space="preserve"> e </w:t>
+      </w:r>
+      <w:proofErr w:type="spellStart"/>
+      <w:r>
+        <w:t>Sensibilização</w:t>
       </w:r>
       <w:proofErr w:type="spellEnd"/>
     </w:p>
     <w:p>
       <w:pPr>
         <w:spacing w:before="80" w:after="80"/>
-        <w:rPr>
-          <w:lang w:val="pt-PT"/>
-        </w:rPr>
-      </w:pPr>
-      <w:r>
-        <w:rPr>
-          <w:lang w:val="pt-PT"/>
-        </w:rPr>
-        <w:t xml:space="preserve">Todos os incidentes de segurança que envolvam </w:t>
-      </w:r>
-      <w:proofErr w:type="spellStart"/>
-      <w:r>
-        <w:rPr>
-          <w:lang w:val="pt-PT"/>
-        </w:rPr>
-        <w:t>activos</w:t>
-      </w:r>
-      <w:proofErr w:type="spellEnd"/>
-      <w:r>
-        <w:rPr>
-          <w:lang w:val="pt-PT"/>
-        </w:rPr>
-        <w:t xml:space="preserve"> da </w:t>
-      </w:r>
-      <w:r>
-        <w:rPr>
-          <w:b/>
-          <w:bCs/>
-          <w:lang w:val="pt-PT"/>
-        </w:rPr>
-        <w:t>[ORGANIZAÇÃO]</w:t>
-      </w:r>
-      <w:r>
-        <w:rPr>
-          <w:lang w:val="pt-PT"/>
-        </w:rPr>
-        <w:t xml:space="preserve"> devem ser imediatamente reportados e documentados de acordo com o Plano de Resposta a Incidentes de </w:t>
-      </w:r>
-      <w:proofErr w:type="spellStart"/>
-      <w:r>
-        <w:rPr>
-          <w:lang w:val="pt-PT"/>
-        </w:rPr>
-        <w:t>Cibersegurança</w:t>
-      </w:r>
-      <w:proofErr w:type="spellEnd"/>
-      <w:r>
-        <w:rPr>
-          <w:lang w:val="pt-PT"/>
-        </w:rPr>
-        <w:t xml:space="preserve"> (PRIC). As causas devem ser analisadas e </w:t>
-      </w:r>
-      <w:proofErr w:type="spellStart"/>
-      <w:r>
-        <w:rPr>
-          <w:lang w:val="pt-PT"/>
-        </w:rPr>
-        <w:t>acções</w:t>
-      </w:r>
-      <w:proofErr w:type="spellEnd"/>
-      <w:r>
-        <w:rPr>
-          <w:lang w:val="pt-PT"/>
-        </w:rPr>
-        <w:t xml:space="preserve"> </w:t>
-      </w:r>
-      <w:proofErr w:type="spellStart"/>
-      <w:r>
-        <w:rPr>
-          <w:lang w:val="pt-PT"/>
-        </w:rPr>
-        <w:t>correctivas</w:t>
-      </w:r>
-      <w:proofErr w:type="spellEnd"/>
-      <w:r>
-        <w:rPr>
-          <w:lang w:val="pt-PT"/>
-        </w:rPr>
-        <w:t xml:space="preserve"> implementadas.</w:t>
+      </w:pPr>
+      <w:r>
+        <w:rPr>
+          <w:lang w:val="pt-PT"/>
+        </w:rPr>
+        <w:t>Todos os colaboradores recebem formação sobre as regras desta política (uso dos ativos, comunicação de perdas e avarias, tratamento da informação classificada, abate seguro) no acolhimento e, depois, pelo menos anualmente, integrada na formação de sensibilização da organização.</w:t>
       </w:r>
     </w:p>
     <w:p>
@@ -14375,261 +13735,18 @@
         <w:rPr>
           <w:lang w:val="pt-PT"/>
         </w:rPr>
-        <w:t xml:space="preserve">Exemplos de incidentes a reportar: acesso não autorizado a um </w:t>
-      </w:r>
-      <w:proofErr w:type="spellStart"/>
-      <w:r>
-        <w:rPr>
-          <w:lang w:val="pt-PT"/>
-        </w:rPr>
-        <w:t>activo</w:t>
-      </w:r>
-      <w:proofErr w:type="spellEnd"/>
-      <w:r>
-        <w:rPr>
-          <w:lang w:val="pt-PT"/>
-        </w:rPr>
-        <w:t xml:space="preserve">, </w:t>
-      </w:r>
-      <w:proofErr w:type="spellStart"/>
-      <w:r>
-        <w:rPr>
-          <w:i/>
-          <w:iCs/>
-          <w:lang w:val="pt-PT"/>
-        </w:rPr>
-        <w:t>malware</w:t>
-      </w:r>
-      <w:proofErr w:type="spellEnd"/>
-      <w:r>
-        <w:rPr>
-          <w:lang w:val="pt-PT"/>
-        </w:rPr>
-        <w:t xml:space="preserve"> num computador, falha de hardware crítico, perda ou roubo de dispositivo, </w:t>
-      </w:r>
-      <w:proofErr w:type="spellStart"/>
-      <w:r>
-        <w:rPr>
-          <w:lang w:val="pt-PT"/>
-        </w:rPr>
-        <w:t>exfiltração</w:t>
-      </w:r>
-      <w:proofErr w:type="spellEnd"/>
-      <w:r>
-        <w:rPr>
-          <w:lang w:val="pt-PT"/>
-        </w:rPr>
-        <w:t xml:space="preserve"> de dados.</w:t>
+        <w:t>Devem ser realizadas pelo menos [2] sessões de sensibilização por ano.</w:t>
       </w:r>
     </w:p>
-    <w:tbl>
-      <w:tblPr>
-        <w:tblW w:w="9026" w:type="dxa"/>
-        <w:tblBorders>
-          <w:top w:val="single" w:sz="4" w:space="0" w:color="auto"/>
-          <w:left w:val="single" w:sz="4" w:space="0" w:color="auto"/>
-          <w:bottom w:val="single" w:sz="4" w:space="0" w:color="auto"/>
-          <w:right w:val="single" w:sz="4" w:space="0" w:color="auto"/>
-          <w:insideH w:val="single" w:sz="4" w:space="0" w:color="auto"/>
-          <w:insideV w:val="single" w:sz="4" w:space="0" w:color="auto"/>
-        </w:tblBorders>
-        <w:tblCellMar>
-          <w:left w:w="10" w:type="dxa"/>
-          <w:right w:w="10" w:type="dxa"/>
-        </w:tblCellMar>
-        <w:tblLook w:val="0000" w:firstRow="0" w:lastRow="0" w:firstColumn="0" w:lastColumn="0" w:noHBand="0" w:noVBand="0"/>
-      </w:tblPr>
-      <w:tblGrid>
-        <w:gridCol w:w="9026"/>
-      </w:tblGrid>
-      <w:tr>
-        <w:tc>
-          <w:tcPr>
-            <w:tcW w:w="9026" w:type="dxa"/>
-            <w:tcBorders>
-              <w:top w:val="single" w:sz="6" w:space="0" w:color="2E75B6"/>
-              <w:left w:val="single" w:sz="6" w:space="0" w:color="2E75B6"/>
-              <w:bottom w:val="single" w:sz="6" w:space="0" w:color="2E75B6"/>
-              <w:right w:val="single" w:sz="6" w:space="0" w:color="2E75B6"/>
-            </w:tcBorders>
-            <w:shd w:val="clear" w:color="auto" w:fill="D6E4F0"/>
-            <w:tcMar>
-              <w:top w:w="100" w:type="dxa"/>
-              <w:left w:w="160" w:type="dxa"/>
-              <w:bottom w:w="100" w:type="dxa"/>
-              <w:right w:w="160" w:type="dxa"/>
-            </w:tcMar>
-          </w:tcPr>
-          <w:p>
-            <w:pPr>
-              <w:spacing w:before="40" w:after="40"/>
-            </w:pPr>
-            <w:r>
-              <w:rPr>
-                <w:b/>
-                <w:bCs/>
-                <w:color w:val="1F4E79"/>
-                <w:sz w:val="20"/>
-                <w:szCs w:val="20"/>
-                <w:lang w:val="pt-PT"/>
-              </w:rPr>
-              <w:t xml:space="preserve">Referência normativa: </w:t>
-            </w:r>
-            <w:r>
-              <w:rPr>
-                <w:sz w:val="20"/>
-                <w:szCs w:val="20"/>
-                <w:lang w:val="pt-PT"/>
-              </w:rPr>
-              <w:t xml:space="preserve">DL 125/2025, </w:t>
-            </w:r>
-            <w:proofErr w:type="spellStart"/>
-            <w:r>
-              <w:rPr>
-                <w:sz w:val="20"/>
-                <w:szCs w:val="20"/>
-                <w:lang w:val="pt-PT"/>
-              </w:rPr>
-              <w:t>Art</w:t>
-            </w:r>
-            <w:proofErr w:type="spellEnd"/>
-            <w:r>
-              <w:rPr>
-                <w:sz w:val="20"/>
-                <w:szCs w:val="20"/>
-                <w:lang w:val="pt-PT"/>
-              </w:rPr>
-              <w:t xml:space="preserve">. 19.º - Incidentes significativos devem ser notificados ao CNCS no prazo de 24 horas (aviso precoce) e 72 horas (notificação). </w:t>
-            </w:r>
-            <w:r>
-              <w:rPr>
-                <w:sz w:val="20"/>
-                <w:szCs w:val="20"/>
-              </w:rPr>
-              <w:t xml:space="preserve">Um </w:t>
-            </w:r>
-            <w:proofErr w:type="spellStart"/>
-            <w:r>
-              <w:rPr>
-                <w:sz w:val="20"/>
-                <w:szCs w:val="20"/>
-              </w:rPr>
-              <w:t>activo</w:t>
-            </w:r>
-            <w:proofErr w:type="spellEnd"/>
-            <w:r>
-              <w:rPr>
-                <w:sz w:val="20"/>
-                <w:szCs w:val="20"/>
-              </w:rPr>
-              <w:t xml:space="preserve"> </w:t>
-            </w:r>
-            <w:proofErr w:type="spellStart"/>
-            <w:r>
-              <w:rPr>
-                <w:sz w:val="20"/>
-                <w:szCs w:val="20"/>
-              </w:rPr>
-              <w:t>crítico</w:t>
-            </w:r>
-            <w:proofErr w:type="spellEnd"/>
-            <w:r>
-              <w:rPr>
-                <w:sz w:val="20"/>
-                <w:szCs w:val="20"/>
-              </w:rPr>
-              <w:t xml:space="preserve"> </w:t>
-            </w:r>
-            <w:proofErr w:type="spellStart"/>
-            <w:r>
-              <w:rPr>
-                <w:sz w:val="20"/>
-                <w:szCs w:val="20"/>
-              </w:rPr>
-              <w:t>comprometido</w:t>
-            </w:r>
-            <w:proofErr w:type="spellEnd"/>
-            <w:r>
-              <w:rPr>
-                <w:sz w:val="20"/>
-                <w:szCs w:val="20"/>
-              </w:rPr>
-              <w:t xml:space="preserve"> </w:t>
-            </w:r>
-            <w:proofErr w:type="spellStart"/>
-            <w:r>
-              <w:rPr>
-                <w:sz w:val="20"/>
-                <w:szCs w:val="20"/>
-              </w:rPr>
-              <w:t>pode</w:t>
-            </w:r>
-            <w:proofErr w:type="spellEnd"/>
-            <w:r>
-              <w:rPr>
-                <w:sz w:val="20"/>
-                <w:szCs w:val="20"/>
-              </w:rPr>
-              <w:t xml:space="preserve"> </w:t>
-            </w:r>
-            <w:proofErr w:type="spellStart"/>
-            <w:r>
-              <w:rPr>
-                <w:sz w:val="20"/>
-                <w:szCs w:val="20"/>
-              </w:rPr>
-              <w:t>constituir</w:t>
-            </w:r>
-            <w:proofErr w:type="spellEnd"/>
-            <w:r>
-              <w:rPr>
-                <w:sz w:val="20"/>
-                <w:szCs w:val="20"/>
-              </w:rPr>
-              <w:t xml:space="preserve"> um </w:t>
-            </w:r>
-            <w:proofErr w:type="spellStart"/>
-            <w:r>
-              <w:rPr>
-                <w:sz w:val="20"/>
-                <w:szCs w:val="20"/>
-              </w:rPr>
-              <w:t>incidente</w:t>
-            </w:r>
-            <w:proofErr w:type="spellEnd"/>
-            <w:r>
-              <w:rPr>
-                <w:sz w:val="20"/>
-                <w:szCs w:val="20"/>
-              </w:rPr>
-              <w:t xml:space="preserve"> </w:t>
-            </w:r>
-            <w:proofErr w:type="spellStart"/>
-            <w:r>
-              <w:rPr>
-                <w:sz w:val="20"/>
-                <w:szCs w:val="20"/>
-              </w:rPr>
-              <w:t>significativo</w:t>
-            </w:r>
-            <w:proofErr w:type="spellEnd"/>
-            <w:r>
-              <w:rPr>
-                <w:sz w:val="20"/>
-                <w:szCs w:val="20"/>
-              </w:rPr>
-              <w:t>.</w:t>
-            </w:r>
-          </w:p>
-        </w:tc>
-      </w:tr>
-    </w:tbl>
     <w:p>
       <w:pPr>
         <w:pBdr>
           <w:bottom w:val="single" w:sz="6" w:space="1" w:color="2E75B6"/>
         </w:pBdr>
         <w:spacing w:before="80" w:after="80"/>
+        <w:rPr>
+          <w:lang w:val="pt-PT"/>
+        </w:rPr>
       </w:pPr>
     </w:p>
     <w:p>
@@ -14637,11 +13754,11 @@
         <w:pStyle w:val="Heading1"/>
       </w:pPr>
       <w:r>
-        <w:t xml:space="preserve">13. </w:t>
+        <w:t xml:space="preserve">14. </w:t>
       </w:r>
       <w:proofErr w:type="spellStart"/>
       <w:r>
-        <w:t>Formação</w:t>
+        <w:t>Conformidade</w:t>
       </w:r>
       <w:proofErr w:type="spellEnd"/>
       <w:r>
@@ -14649,61 +13766,30 @@
       </w:r>
       <w:proofErr w:type="spellStart"/>
       <w:r>
-        <w:t>Sensibilização</w:t>
+        <w:t>Revisão</w:t>
       </w:r>
       <w:proofErr w:type="spellEnd"/>
     </w:p>
     <w:p>
       <w:pPr>
-        <w:spacing w:before="80" w:after="80"/>
-      </w:pPr>
-      <w:r>
-        <w:rPr>
-          <w:lang w:val="pt-PT"/>
-        </w:rPr>
-        <w:t xml:space="preserve">Todos os colaboradores devem receber formação sobre as suas responsabilidades na gestão e segurança dos </w:t>
+        <w:pStyle w:val="Heading2"/>
+      </w:pPr>
+      <w:r>
+        <w:t xml:space="preserve">14.1 </w:t>
       </w:r>
       <w:proofErr w:type="spellStart"/>
       <w:r>
-        <w:rPr>
-          <w:lang w:val="pt-PT"/>
-        </w:rPr>
-        <w:t>activos</w:t>
+        <w:t>Controlos</w:t>
       </w:r>
       <w:proofErr w:type="spellEnd"/>
       <w:r>
-        <w:rPr>
-          <w:lang w:val="pt-PT"/>
-        </w:rPr>
-        <w:t xml:space="preserve">. Esta formação deve ser incluída na integração de novos colaboradores e renovada pelo menos anualmente. </w:t>
-      </w:r>
-      <w:r>
-        <w:t xml:space="preserve">O </w:t>
+        <w:t xml:space="preserve"> </w:t>
       </w:r>
       <w:proofErr w:type="spellStart"/>
       <w:r>
-        <w:t>conteúdo</w:t>
+        <w:t>periódicos</w:t>
       </w:r>
       <w:proofErr w:type="spellEnd"/>
-      <w:r>
-        <w:t xml:space="preserve"> </w:t>
-      </w:r>
-      <w:proofErr w:type="spellStart"/>
-      <w:r>
-        <w:t>deve</w:t>
-      </w:r>
-      <w:proofErr w:type="spellEnd"/>
-      <w:r>
-        <w:t xml:space="preserve"> </w:t>
-      </w:r>
-      <w:proofErr w:type="spellStart"/>
-      <w:r>
-        <w:t>incluir</w:t>
-      </w:r>
-      <w:proofErr w:type="spellEnd"/>
-      <w:r>
-        <w:t>:</w:t>
-      </w:r>
     </w:p>
     <w:p>
       <w:pPr>
@@ -14720,21 +13806,35 @@
         <w:rPr>
           <w:lang w:val="pt-PT"/>
         </w:rPr>
-        <w:t xml:space="preserve">Regras de utilização aceitável dos </w:t>
+        <w:t xml:space="preserve">Revisão semestral do inventário de </w:t>
       </w:r>
       <w:proofErr w:type="spellStart"/>
       <w:r>
         <w:rPr>
           <w:lang w:val="pt-PT"/>
         </w:rPr>
-        <w:t>activos</w:t>
+        <w:t>ativos</w:t>
       </w:r>
       <w:proofErr w:type="spellEnd"/>
       <w:r>
         <w:rPr>
           <w:lang w:val="pt-PT"/>
         </w:rPr>
-        <w:t xml:space="preserve"> da organização.</w:t>
+        <w:t xml:space="preserve"> pelo Responsável de TI, com reconciliação física dos </w:t>
+      </w:r>
+      <w:proofErr w:type="spellStart"/>
+      <w:r>
+        <w:rPr>
+          <w:lang w:val="pt-PT"/>
+        </w:rPr>
+        <w:t>ativos</w:t>
+      </w:r>
+      <w:proofErr w:type="spellEnd"/>
+      <w:r>
+        <w:rPr>
+          <w:lang w:val="pt-PT"/>
+        </w:rPr>
+        <w:t xml:space="preserve"> críticos.</w:t>
       </w:r>
     </w:p>
     <w:p>
@@ -14752,21 +13852,7 @@
         <w:rPr>
           <w:lang w:val="pt-PT"/>
         </w:rPr>
-        <w:t xml:space="preserve">Como reportar a perda, roubo ou avaria de um </w:t>
-      </w:r>
-      <w:proofErr w:type="spellStart"/>
-      <w:r>
-        <w:rPr>
-          <w:lang w:val="pt-PT"/>
-        </w:rPr>
-        <w:t>activo</w:t>
-      </w:r>
-      <w:proofErr w:type="spellEnd"/>
-      <w:r>
-        <w:rPr>
-          <w:lang w:val="pt-PT"/>
-        </w:rPr>
-        <w:t>.</w:t>
+        <w:t>Revisão anual da criticidade e da classificação dos ativos primários, com os proprietários.</w:t>
       </w:r>
     </w:p>
     <w:p>
@@ -14784,35 +13870,7 @@
         <w:rPr>
           <w:lang w:val="pt-PT"/>
         </w:rPr>
-        <w:t xml:space="preserve">Como manusear e armazenar </w:t>
-      </w:r>
-      <w:proofErr w:type="spellStart"/>
-      <w:r>
-        <w:rPr>
-          <w:lang w:val="pt-PT"/>
-        </w:rPr>
-        <w:t>correctamente</w:t>
-      </w:r>
-      <w:proofErr w:type="spellEnd"/>
-      <w:r>
-        <w:rPr>
-          <w:lang w:val="pt-PT"/>
-        </w:rPr>
-        <w:t xml:space="preserve"> </w:t>
-      </w:r>
-      <w:proofErr w:type="spellStart"/>
-      <w:r>
-        <w:rPr>
-          <w:lang w:val="pt-PT"/>
-        </w:rPr>
-        <w:t>activos</w:t>
-      </w:r>
-      <w:proofErr w:type="spellEnd"/>
-      <w:r>
-        <w:rPr>
-          <w:lang w:val="pt-PT"/>
-        </w:rPr>
-        <w:t xml:space="preserve"> com dados sensíveis.</w:t>
+        <w:t>Revisão anual da lista de ativos diretamente acessíveis a partir da Internet e comunicação na MyCiber dentro do prazo (secção 7.5).</w:t>
       </w:r>
     </w:p>
     <w:p>
@@ -14830,7 +13888,21 @@
         <w:rPr>
           <w:lang w:val="pt-PT"/>
         </w:rPr>
-        <w:t>Procedimentos de abate seguro de suportes de armazenamento.</w:t>
+        <w:t xml:space="preserve">Verificação anual da lista de </w:t>
+      </w:r>
+      <w:proofErr w:type="spellStart"/>
+      <w:r>
+        <w:rPr>
+          <w:lang w:val="pt-PT"/>
+        </w:rPr>
+        <w:t>ativos</w:t>
+      </w:r>
+      <w:proofErr w:type="spellEnd"/>
+      <w:r>
+        <w:rPr>
+          <w:lang w:val="pt-PT"/>
+        </w:rPr>
+        <w:t xml:space="preserve"> EOL e do estado dos planos de migração ou mitigação.</w:t>
       </w:r>
     </w:p>
     <w:p>
@@ -14848,11 +13920,39 @@
         <w:rPr>
           <w:lang w:val="pt-PT"/>
         </w:rPr>
-        <w:t>Resultados de incidentes anteriores e lições aprendidas.</w:t>
+        <w:t xml:space="preserve">Revisão dos processos de abate e do registo de </w:t>
+      </w:r>
+      <w:proofErr w:type="spellStart"/>
+      <w:r>
+        <w:rPr>
+          <w:lang w:val="pt-PT"/>
+        </w:rPr>
+        <w:t>ativos</w:t>
+      </w:r>
+      <w:proofErr w:type="spellEnd"/>
+      <w:r>
+        <w:rPr>
+          <w:lang w:val="pt-PT"/>
+        </w:rPr>
+        <w:t xml:space="preserve"> abatidos no último período.</w:t>
       </w:r>
     </w:p>
     <w:p>
       <w:pPr>
+        <w:pStyle w:val="Heading2"/>
+        <w:rPr>
+          <w:lang w:val="pt-PT"/>
+        </w:rPr>
+      </w:pPr>
+      <w:r>
+        <w:rPr>
+          <w:lang w:val="pt-PT"/>
+        </w:rPr>
+        <w:t>14.2 Incumprimento</w:t>
+      </w:r>
+    </w:p>
+    <w:p>
+      <w:pPr>
         <w:spacing w:before="80" w:after="80"/>
         <w:rPr>
           <w:lang w:val="pt-PT"/>
@@ -14862,7 +13962,78 @@
         <w:rPr>
           <w:lang w:val="pt-PT"/>
         </w:rPr>
-        <w:t>Devem ser realizadas pelo menos [2] sessões de sensibilização por ano.</w:t>
+        <w:t xml:space="preserve">O incumprimento desta política pode resultar em processo disciplinar, restrição de acessos e, em casos graves, responsabilidade civil ou criminal. A não comunicação de perda ou roubo de </w:t>
+      </w:r>
+      <w:proofErr w:type="spellStart"/>
+      <w:r>
+        <w:rPr>
+          <w:lang w:val="pt-PT"/>
+        </w:rPr>
+        <w:t>ativos</w:t>
+      </w:r>
+      <w:proofErr w:type="spellEnd"/>
+      <w:r>
+        <w:rPr>
+          <w:lang w:val="pt-PT"/>
+        </w:rPr>
+        <w:t xml:space="preserve">, ou o abate de </w:t>
+      </w:r>
+      <w:proofErr w:type="spellStart"/>
+      <w:r>
+        <w:rPr>
+          <w:lang w:val="pt-PT"/>
+        </w:rPr>
+        <w:t>ativos</w:t>
+      </w:r>
+      <w:proofErr w:type="spellEnd"/>
+      <w:r>
+        <w:rPr>
+          <w:lang w:val="pt-PT"/>
+        </w:rPr>
+        <w:t xml:space="preserve"> sem apagamento seguro dos dados, são considerados violações graves.</w:t>
+      </w:r>
+    </w:p>
+    <w:p>
+      <w:pPr>
+        <w:pStyle w:val="Heading2"/>
+        <w:rPr>
+          <w:lang w:val="pt-PT"/>
+        </w:rPr>
+      </w:pPr>
+      <w:r>
+        <w:rPr>
+          <w:lang w:val="pt-PT"/>
+        </w:rPr>
+        <w:lastRenderedPageBreak/>
+        <w:t>14.3 Revisão da política</w:t>
+      </w:r>
+    </w:p>
+    <w:p>
+      <w:pPr>
+        <w:spacing w:before="80" w:after="80"/>
+        <w:rPr>
+          <w:lang w:val="pt-PT"/>
+        </w:rPr>
+      </w:pPr>
+      <w:r>
+        <w:rPr>
+          <w:lang w:val="pt-PT"/>
+        </w:rPr>
+        <w:t xml:space="preserve">Esta política é revista anualmente ou sempre que ocorram alterações significativas na organização, no quadro legal ou na sequência de incidentes relevantes, e aprovada pelo órgão de gestão (RJC, art. 25.º, n.º 1, al. a)). A revisão pode ser agendada como tarefa recorrente na plataforma NIS2PME. A próxima revisão está prevista para </w:t>
+      </w:r>
+      <w:r>
+        <w:rPr>
+          <w:b/>
+          <w:bCs/>
+          <w:lang w:val="pt-PT"/>
+        </w:rPr>
+        <w:t>[data]</w:t>
+      </w:r>
+      <w:r>
+        <w:rPr>
+          <w:lang w:val="pt-PT"/>
+        </w:rPr>
+        <w:t>.</w:t>
       </w:r>
     </w:p>
     <w:p>
@@ -14879,171 +14050,33 @@
     <w:p>
       <w:pPr>
         <w:pStyle w:val="Heading1"/>
-      </w:pPr>
-      <w:r>
-        <w:t xml:space="preserve">14. </w:t>
+        <w:rPr>
+          <w:lang w:val="pt-PT"/>
+        </w:rPr>
+      </w:pPr>
+      <w:r>
+        <w:rPr>
+          <w:lang w:val="pt-PT"/>
+        </w:rPr>
+        <w:t xml:space="preserve">15. </w:t>
       </w:r>
       <w:proofErr w:type="spellStart"/>
       <w:r>
-        <w:t>Conformidade</w:t>
+        <w:rPr>
+          <w:lang w:val="pt-PT"/>
+        </w:rPr>
+        <w:t>Checklist</w:t>
       </w:r>
       <w:proofErr w:type="spellEnd"/>
       <w:r>
-        <w:t xml:space="preserve"> e </w:t>
-      </w:r>
-      <w:proofErr w:type="spellStart"/>
-      <w:r>
-        <w:t>Revisão</w:t>
-      </w:r>
-      <w:proofErr w:type="spellEnd"/>
+        <w:rPr>
+          <w:lang w:val="pt-PT"/>
+        </w:rPr>
+        <w:t xml:space="preserve"> de Revisão Periódica</w:t>
+      </w:r>
     </w:p>
     <w:p>
       <w:pPr>
-        <w:pStyle w:val="Heading2"/>
-      </w:pPr>
-      <w:r>
-        <w:t xml:space="preserve">14.1 </w:t>
-      </w:r>
-      <w:proofErr w:type="spellStart"/>
-      <w:r>
-        <w:t>Controlos</w:t>
-      </w:r>
-      <w:proofErr w:type="spellEnd"/>
-      <w:r>
-        <w:t xml:space="preserve"> </w:t>
-      </w:r>
-      <w:proofErr w:type="spellStart"/>
-      <w:r>
-        <w:t>periódicos</w:t>
-      </w:r>
-      <w:proofErr w:type="spellEnd"/>
-    </w:p>
-    <w:p>
-      <w:pPr>
-        <w:pStyle w:val="ListParagraph"/>
-        <w:numPr>
-          <w:ilvl w:val="0"/>
-          <w:numId w:val="2"/>
-        </w:numPr>
-        <w:rPr>
-          <w:lang w:val="pt-PT"/>
-        </w:rPr>
-      </w:pPr>
-      <w:r>
-        <w:rPr>
-          <w:lang w:val="pt-PT"/>
-        </w:rPr>
-        <w:t xml:space="preserve">Revisão semestral do inventário de </w:t>
-      </w:r>
-      <w:proofErr w:type="spellStart"/>
-      <w:r>
-        <w:rPr>
-          <w:lang w:val="pt-PT"/>
-        </w:rPr>
-        <w:t>activos</w:t>
-      </w:r>
-      <w:proofErr w:type="spellEnd"/>
-      <w:r>
-        <w:rPr>
-          <w:lang w:val="pt-PT"/>
-        </w:rPr>
-        <w:t xml:space="preserve"> pelo Responsável de TI, com reconciliação física dos </w:t>
-      </w:r>
-      <w:proofErr w:type="spellStart"/>
-      <w:r>
-        <w:rPr>
-          <w:lang w:val="pt-PT"/>
-        </w:rPr>
-        <w:t>activos</w:t>
-      </w:r>
-      <w:proofErr w:type="spellEnd"/>
-      <w:r>
-        <w:rPr>
-          <w:lang w:val="pt-PT"/>
-        </w:rPr>
-        <w:t xml:space="preserve"> críticos.</w:t>
-      </w:r>
-    </w:p>
-    <w:p>
-      <w:pPr>
-        <w:pStyle w:val="ListParagraph"/>
-        <w:numPr>
-          <w:ilvl w:val="0"/>
-          <w:numId w:val="2"/>
-        </w:numPr>
-        <w:rPr>
-          <w:lang w:val="pt-PT"/>
-        </w:rPr>
-      </w:pPr>
-      <w:r>
-        <w:rPr>
-          <w:lang w:val="pt-PT"/>
-        </w:rPr>
-        <w:t xml:space="preserve">Verificação anual da lista de </w:t>
-      </w:r>
-      <w:proofErr w:type="spellStart"/>
-      <w:r>
-        <w:rPr>
-          <w:lang w:val="pt-PT"/>
-        </w:rPr>
-        <w:t>activos</w:t>
-      </w:r>
-      <w:proofErr w:type="spellEnd"/>
-      <w:r>
-        <w:rPr>
-          <w:lang w:val="pt-PT"/>
-        </w:rPr>
-        <w:t xml:space="preserve"> EOL e do estado dos planos de migração ou mitigação.</w:t>
-      </w:r>
-    </w:p>
-    <w:p>
-      <w:pPr>
-        <w:pStyle w:val="ListParagraph"/>
-        <w:numPr>
-          <w:ilvl w:val="0"/>
-          <w:numId w:val="2"/>
-        </w:numPr>
-        <w:rPr>
-          <w:lang w:val="pt-PT"/>
-        </w:rPr>
-      </w:pPr>
-      <w:r>
-        <w:rPr>
-          <w:lang w:val="pt-PT"/>
-        </w:rPr>
-        <w:t xml:space="preserve">Revisão dos processos de abate e do registo de </w:t>
-      </w:r>
-      <w:proofErr w:type="spellStart"/>
-      <w:r>
-        <w:rPr>
-          <w:lang w:val="pt-PT"/>
-        </w:rPr>
-        <w:t>activos</w:t>
-      </w:r>
-      <w:proofErr w:type="spellEnd"/>
-      <w:r>
-        <w:rPr>
-          <w:lang w:val="pt-PT"/>
-        </w:rPr>
-        <w:t xml:space="preserve"> abatidos no último período.</w:t>
-      </w:r>
-    </w:p>
-    <w:p>
-      <w:pPr>
-        <w:pStyle w:val="Heading2"/>
-        <w:rPr>
-          <w:lang w:val="pt-PT"/>
-        </w:rPr>
-      </w:pPr>
-      <w:r>
-        <w:rPr>
-          <w:lang w:val="pt-PT"/>
-        </w:rPr>
-        <w:t>14.2 Incumprimento</w:t>
-      </w:r>
-    </w:p>
-    <w:p>
-      <w:pPr>
         <w:spacing w:before="80" w:after="80"/>
         <w:rPr>
           <w:lang w:val="pt-PT"/>
@@ -15053,147 +14086,7 @@
         <w:rPr>
           <w:lang w:val="pt-PT"/>
         </w:rPr>
-        <w:t xml:space="preserve">O incumprimento desta política pode resultar em processo disciplinar, restrição de acessos e, em casos graves, responsabilidade civil ou criminal. A não comunicação de perda ou roubo de </w:t>
-      </w:r>
-      <w:proofErr w:type="spellStart"/>
-      <w:r>
-        <w:rPr>
-          <w:lang w:val="pt-PT"/>
-        </w:rPr>
-        <w:t>activos</w:t>
-      </w:r>
-      <w:proofErr w:type="spellEnd"/>
-      <w:r>
-        <w:rPr>
-          <w:lang w:val="pt-PT"/>
-        </w:rPr>
-        <w:t xml:space="preserve">, ou o abate de </w:t>
-      </w:r>
-      <w:proofErr w:type="spellStart"/>
-      <w:r>
-        <w:rPr>
-          <w:lang w:val="pt-PT"/>
-        </w:rPr>
-        <w:t>activos</w:t>
-      </w:r>
-      <w:proofErr w:type="spellEnd"/>
-      <w:r>
-        <w:rPr>
-          <w:lang w:val="pt-PT"/>
-        </w:rPr>
-        <w:t xml:space="preserve"> sem apagamento seguro dos dados, são considerados violações graves.</w:t>
-      </w:r>
-    </w:p>
-    <w:p>
-      <w:pPr>
-        <w:pStyle w:val="Heading2"/>
-        <w:rPr>
-          <w:lang w:val="pt-PT"/>
-        </w:rPr>
-      </w:pPr>
-      <w:r>
-        <w:rPr>
-          <w:lang w:val="pt-PT"/>
-        </w:rPr>
-        <w:lastRenderedPageBreak/>
-        <w:t>14.3 Revisão da política</w:t>
-      </w:r>
-    </w:p>
-    <w:p>
-      <w:pPr>
-        <w:spacing w:before="80" w:after="80"/>
-        <w:rPr>
-          <w:lang w:val="pt-PT"/>
-        </w:rPr>
-      </w:pPr>
-      <w:r>
-        <w:rPr>
-          <w:lang w:val="pt-PT"/>
-        </w:rPr>
-        <w:t xml:space="preserve">Esta política é revista anualmente ou sempre que ocorram alterações significativas na organização, no quadro legal ou na sequência de incidentes relevantes. A próxima revisão está prevista para </w:t>
-      </w:r>
-      <w:r>
-        <w:rPr>
-          <w:b/>
-          <w:bCs/>
-          <w:lang w:val="pt-PT"/>
-        </w:rPr>
-        <w:t>[data]</w:t>
-      </w:r>
-      <w:r>
-        <w:rPr>
-          <w:lang w:val="pt-PT"/>
-        </w:rPr>
-        <w:t>.</w:t>
-      </w:r>
-    </w:p>
-    <w:p>
-      <w:pPr>
-        <w:pBdr>
-          <w:bottom w:val="single" w:sz="6" w:space="1" w:color="2E75B6"/>
-        </w:pBdr>
-        <w:spacing w:before="80" w:after="80"/>
-        <w:rPr>
-          <w:lang w:val="pt-PT"/>
-        </w:rPr>
-      </w:pPr>
-    </w:p>
-    <w:p>
-      <w:pPr>
-        <w:pStyle w:val="Heading1"/>
-        <w:rPr>
-          <w:lang w:val="pt-PT"/>
-        </w:rPr>
-      </w:pPr>
-      <w:r>
-        <w:rPr>
-          <w:lang w:val="pt-PT"/>
-        </w:rPr>
-        <w:t xml:space="preserve">15. </w:t>
-      </w:r>
-      <w:proofErr w:type="spellStart"/>
-      <w:r>
-        <w:rPr>
-          <w:lang w:val="pt-PT"/>
-        </w:rPr>
-        <w:t>Checklist</w:t>
-      </w:r>
-      <w:proofErr w:type="spellEnd"/>
-      <w:r>
-        <w:rPr>
-          <w:lang w:val="pt-PT"/>
-        </w:rPr>
-        <w:t xml:space="preserve"> de Revisão Periódica</w:t>
-      </w:r>
-    </w:p>
-    <w:p>
-      <w:pPr>
-        <w:spacing w:before="80" w:after="80"/>
-        <w:rPr>
-          <w:lang w:val="pt-PT"/>
-        </w:rPr>
-      </w:pPr>
-      <w:r>
-        <w:rPr>
-          <w:lang w:val="pt-PT"/>
-        </w:rPr>
-        <w:t xml:space="preserve">Esta </w:t>
-      </w:r>
-      <w:proofErr w:type="spellStart"/>
-      <w:r>
-        <w:rPr>
-          <w:i/>
-          <w:iCs/>
-          <w:lang w:val="pt-PT"/>
-        </w:rPr>
-        <w:t>checklist</w:t>
-      </w:r>
-      <w:proofErr w:type="spellEnd"/>
-      <w:r>
-        <w:rPr>
-          <w:lang w:val="pt-PT"/>
-        </w:rPr>
-        <w:t xml:space="preserve"> deve ser usada pelo Responsável de TI nas revisões semestrais e pela Administração nas revisões anuais.</w:t>
+        <w:t>Esta checklist deve ser usada pelo Responsável de TI nas revisões semestrais e pelo órgão de gestão nas revisões anuais.</w:t>
       </w:r>
     </w:p>
     <w:p>
@@ -15306,7 +14199,7 @@
                 <w:szCs w:val="20"/>
                 <w:lang w:val="pt-PT"/>
               </w:rPr>
-              <w:t>activos</w:t>
+              <w:t>ativos</w:t>
             </w:r>
             <w:proofErr w:type="spellEnd"/>
             <w:r>
@@ -15324,7 +14217,7 @@
                 <w:szCs w:val="20"/>
                 <w:lang w:val="pt-PT"/>
               </w:rPr>
-              <w:t>actualizado</w:t>
+              <w:t>atualizado</w:t>
             </w:r>
             <w:proofErr w:type="spellEnd"/>
             <w:r>
@@ -15409,7 +14302,7 @@
                 <w:szCs w:val="20"/>
                 <w:lang w:val="pt-PT"/>
               </w:rPr>
-              <w:t>actualizado</w:t>
+              <w:t>atualizado</w:t>
             </w:r>
             <w:proofErr w:type="spellEnd"/>
             <w:r>
@@ -15494,7 +14387,7 @@
                 <w:szCs w:val="20"/>
                 <w:lang w:val="pt-PT"/>
               </w:rPr>
-              <w:t>actualizado</w:t>
+              <w:t>atualizado</w:t>
             </w:r>
             <w:proofErr w:type="spellEnd"/>
             <w:r>
@@ -15597,7 +14490,7 @@
                 <w:szCs w:val="20"/>
                 <w:lang w:val="pt-PT"/>
               </w:rPr>
-              <w:t>activos</w:t>
+              <w:t>ativos</w:t>
             </w:r>
             <w:proofErr w:type="spellEnd"/>
             <w:r>
@@ -15749,7 +14642,7 @@
                 <w:szCs w:val="20"/>
                 <w:lang w:val="pt-PT"/>
               </w:rPr>
-              <w:t>activos</w:t>
+              <w:t>ativos</w:t>
             </w:r>
             <w:proofErr w:type="spellEnd"/>
             <w:r>
@@ -15826,6 +14719,207 @@
                 <w:lang w:val="pt-PT"/>
               </w:rPr>
               <w:t>Os certificados digitais e chaves privadas estão no inventário com datas de expiração monitorizadas.</w:t>
+            </w:r>
+          </w:p>
+        </w:tc>
+        <w:tc>
+          <w:tcPr>
+            <w:tcW w:w="800" w:type="dxa"/>
+            <w:tcBorders>
+              <w:top w:val="single" w:sz="6" w:space="0" w:color="AAAAAA"/>
+              <w:left w:val="single" w:sz="6" w:space="0" w:color="AAAAAA"/>
+              <w:bottom w:val="single" w:sz="6" w:space="0" w:color="AAAAAA"/>
+              <w:right w:val="single" w:sz="6" w:space="0" w:color="AAAAAA"/>
+            </w:tcBorders>
+            <w:shd w:val="clear" w:color="auto" w:fill="FFFFFF"/>
+            <w:tcMar>
+              <w:top w:w="80" w:type="dxa"/>
+              <w:left w:w="120" w:type="dxa"/>
+              <w:bottom w:w="80" w:type="dxa"/>
+              <w:right w:w="120" w:type="dxa"/>
+            </w:tcMar>
+            <w:vAlign w:val="center"/>
+          </w:tcPr>
+          <w:p>
+            <w:pPr>
+              <w:jc w:val="center"/>
+            </w:pPr>
+            <w:r>
+              <w:rPr>
+                <w:sz w:val="20"/>
+                <w:szCs w:val="20"/>
+              </w:rPr>
+              <w:t>[ ]</w:t>
+            </w:r>
+          </w:p>
+        </w:tc>
+      </w:tr>
+      <w:tr>
+        <w:tc>
+          <w:tcPr>
+            <w:tcW w:w="8226" w:type="dxa"/>
+            <w:tcBorders>
+              <w:top w:val="single" w:sz="6" w:space="0" w:color="AAAAAA"/>
+              <w:left w:val="single" w:sz="6" w:space="0" w:color="AAAAAA"/>
+              <w:bottom w:val="single" w:sz="6" w:space="0" w:color="AAAAAA"/>
+              <w:right w:val="single" w:sz="6" w:space="0" w:color="AAAAAA"/>
+            </w:tcBorders>
+            <w:shd w:val="clear" w:color="auto" w:fill="FFFFFF"/>
+            <w:tcMar>
+              <w:top w:w="80" w:type="dxa"/>
+              <w:left w:w="120" w:type="dxa"/>
+              <w:bottom w:w="80" w:type="dxa"/>
+              <w:right w:w="120" w:type="dxa"/>
+            </w:tcMar>
+            <w:vAlign w:val="center"/>
+          </w:tcPr>
+          <w:p>
+            <w:pPr>
+              <w:rPr>
+                <w:lang w:val="pt-PT"/>
+              </w:rPr>
+            </w:pPr>
+            <w:r>
+              <w:rPr>
+                <w:sz w:val="20"/>
+                <w:szCs w:val="20"/>
+                <w:lang w:val="pt-PT"/>
+              </w:rPr>
+              <w:t>Todos os ativos têm criticidade atribuída e as dependências estão registadas.</w:t>
+            </w:r>
+          </w:p>
+        </w:tc>
+        <w:tc>
+          <w:tcPr>
+            <w:tcW w:w="800" w:type="dxa"/>
+            <w:tcBorders>
+              <w:top w:val="single" w:sz="6" w:space="0" w:color="AAAAAA"/>
+              <w:left w:val="single" w:sz="6" w:space="0" w:color="AAAAAA"/>
+              <w:bottom w:val="single" w:sz="6" w:space="0" w:color="AAAAAA"/>
+              <w:right w:val="single" w:sz="6" w:space="0" w:color="AAAAAA"/>
+            </w:tcBorders>
+            <w:shd w:val="clear" w:color="auto" w:fill="FFFFFF"/>
+            <w:tcMar>
+              <w:top w:w="80" w:type="dxa"/>
+              <w:left w:w="120" w:type="dxa"/>
+              <w:bottom w:w="80" w:type="dxa"/>
+              <w:right w:w="120" w:type="dxa"/>
+            </w:tcMar>
+            <w:vAlign w:val="center"/>
+          </w:tcPr>
+          <w:p>
+            <w:pPr>
+              <w:jc w:val="center"/>
+            </w:pPr>
+            <w:r>
+              <w:rPr>
+                <w:sz w:val="20"/>
+                <w:szCs w:val="20"/>
+              </w:rPr>
+              <w:t>[ ]</w:t>
+            </w:r>
+          </w:p>
+        </w:tc>
+      </w:tr>
+      <w:tr>
+        <w:tc>
+          <w:tcPr>
+            <w:tcW w:w="8226" w:type="dxa"/>
+            <w:tcBorders>
+              <w:top w:val="single" w:sz="6" w:space="0" w:color="AAAAAA"/>
+              <w:left w:val="single" w:sz="6" w:space="0" w:color="AAAAAA"/>
+              <w:bottom w:val="single" w:sz="6" w:space="0" w:color="AAAAAA"/>
+              <w:right w:val="single" w:sz="6" w:space="0" w:color="AAAAAA"/>
+            </w:tcBorders>
+            <w:shd w:val="clear" w:color="auto" w:fill="FFFFFF"/>
+            <w:tcMar>
+              <w:top w:w="80" w:type="dxa"/>
+              <w:left w:w="120" w:type="dxa"/>
+              <w:bottom w:w="80" w:type="dxa"/>
+              <w:right w:w="120" w:type="dxa"/>
+            </w:tcMar>
+            <w:vAlign w:val="center"/>
+          </w:tcPr>
+          <w:p>
+            <w:pPr>
+              <w:rPr>
+                <w:lang w:val="pt-PT"/>
+              </w:rPr>
+            </w:pPr>
+            <w:r>
+              <w:rPr>
+                <w:sz w:val="20"/>
+                <w:szCs w:val="20"/>
+                <w:lang w:val="pt-PT"/>
+              </w:rPr>
+              <w:t>Os serviços prestados por fornecedores estão no inventário, com responsável interno.</w:t>
+            </w:r>
+          </w:p>
+        </w:tc>
+        <w:tc>
+          <w:tcPr>
+            <w:tcW w:w="800" w:type="dxa"/>
+            <w:tcBorders>
+              <w:top w:val="single" w:sz="6" w:space="0" w:color="AAAAAA"/>
+              <w:left w:val="single" w:sz="6" w:space="0" w:color="AAAAAA"/>
+              <w:bottom w:val="single" w:sz="6" w:space="0" w:color="AAAAAA"/>
+              <w:right w:val="single" w:sz="6" w:space="0" w:color="AAAAAA"/>
+            </w:tcBorders>
+            <w:shd w:val="clear" w:color="auto" w:fill="FFFFFF"/>
+            <w:tcMar>
+              <w:top w:w="80" w:type="dxa"/>
+              <w:left w:w="120" w:type="dxa"/>
+              <w:bottom w:w="80" w:type="dxa"/>
+              <w:right w:w="120" w:type="dxa"/>
+            </w:tcMar>
+            <w:vAlign w:val="center"/>
+          </w:tcPr>
+          <w:p>
+            <w:pPr>
+              <w:jc w:val="center"/>
+            </w:pPr>
+            <w:r>
+              <w:rPr>
+                <w:sz w:val="20"/>
+                <w:szCs w:val="20"/>
+              </w:rPr>
+              <w:t>[ ]</w:t>
+            </w:r>
+          </w:p>
+        </w:tc>
+      </w:tr>
+      <w:tr>
+        <w:tc>
+          <w:tcPr>
+            <w:tcW w:w="8226" w:type="dxa"/>
+            <w:tcBorders>
+              <w:top w:val="single" w:sz="6" w:space="0" w:color="AAAAAA"/>
+              <w:left w:val="single" w:sz="6" w:space="0" w:color="AAAAAA"/>
+              <w:bottom w:val="single" w:sz="6" w:space="0" w:color="AAAAAA"/>
+              <w:right w:val="single" w:sz="6" w:space="0" w:color="AAAAAA"/>
+            </w:tcBorders>
+            <w:shd w:val="clear" w:color="auto" w:fill="FFFFFF"/>
+            <w:tcMar>
+              <w:top w:w="80" w:type="dxa"/>
+              <w:left w:w="120" w:type="dxa"/>
+              <w:bottom w:w="80" w:type="dxa"/>
+              <w:right w:w="120" w:type="dxa"/>
+            </w:tcMar>
+            <w:vAlign w:val="center"/>
+          </w:tcPr>
+          <w:p>
+            <w:pPr>
+              <w:rPr>
+                <w:lang w:val="pt-PT"/>
+              </w:rPr>
+            </w:pPr>
+            <w:r>
+              <w:rPr>
+                <w:sz w:val="20"/>
+                <w:szCs w:val="20"/>
+                <w:lang w:val="pt-PT"/>
+              </w:rPr>
+              <w:t>A lista de ativos acessíveis a partir da Internet foi atualizada e comunicada na MyCiber dentro do prazo.</w:t>
             </w:r>
           </w:p>
         </w:tc>
@@ -15980,25 +15074,7 @@
                 <w:szCs w:val="20"/>
                 <w:lang w:val="pt-PT"/>
               </w:rPr>
-              <w:t xml:space="preserve">Todos os </w:t>
-            </w:r>
-            <w:proofErr w:type="spellStart"/>
-            <w:r>
-              <w:rPr>
-                <w:sz w:val="20"/>
-                <w:szCs w:val="20"/>
-                <w:lang w:val="pt-PT"/>
-              </w:rPr>
-              <w:t>activos</w:t>
-            </w:r>
-            <w:proofErr w:type="spellEnd"/>
-            <w:r>
-              <w:rPr>
-                <w:sz w:val="20"/>
-                <w:szCs w:val="20"/>
-                <w:lang w:val="pt-PT"/>
-              </w:rPr>
-              <w:t xml:space="preserve"> primários têm classificação de confidencialidade atribuída.</w:t>
+              <w:t>Todos os ativos primários têm classificação atribuída, segundo a Política de Classificação e Gestão de Dados.</w:t>
             </w:r>
           </w:p>
         </w:tc>
@@ -16074,7 +15150,7 @@
                 <w:szCs w:val="20"/>
                 <w:lang w:val="pt-PT"/>
               </w:rPr>
-              <w:t>activos</w:t>
+              <w:t>ativos</w:t>
             </w:r>
             <w:proofErr w:type="spellEnd"/>
             <w:r>
@@ -16217,7 +15293,7 @@
                 <w:szCs w:val="20"/>
                 <w:lang w:val="pt-PT"/>
               </w:rPr>
-              <w:t>Os dados confidenciais e críticos estão encriptados em repouso e em trânsito.</w:t>
+              <w:t>A informação Confidencial e Crítica está cifrada conforme as regras da Política de Classificação e Gestão de Dados.</w:t>
             </w:r>
           </w:p>
         </w:tc>
@@ -16472,7 +15548,7 @@
                 <w:szCs w:val="20"/>
                 <w:lang w:val="pt-PT"/>
               </w:rPr>
-              <w:t>activos</w:t>
+              <w:t>ativos</w:t>
             </w:r>
             <w:proofErr w:type="spellEnd"/>
             <w:r>
@@ -16490,7 +15566,7 @@
                 <w:szCs w:val="20"/>
                 <w:lang w:val="pt-PT"/>
               </w:rPr>
-              <w:t>actualizados</w:t>
+              <w:t>atualizados</w:t>
             </w:r>
             <w:proofErr w:type="spellEnd"/>
             <w:r>
@@ -16642,7 +15718,7 @@
                 <w:szCs w:val="20"/>
                 <w:lang w:val="pt-PT"/>
               </w:rPr>
-              <w:t>activo</w:t>
+              <w:t>ativo</w:t>
             </w:r>
             <w:proofErr w:type="spellEnd"/>
             <w:r>
@@ -16727,7 +15803,7 @@
                 <w:szCs w:val="20"/>
                 <w:lang w:val="pt-PT"/>
               </w:rPr>
-              <w:t>activos</w:t>
+              <w:t>ativos</w:t>
             </w:r>
             <w:proofErr w:type="spellEnd"/>
             <w:r>
@@ -16745,7 +15821,7 @@
                 <w:szCs w:val="20"/>
                 <w:lang w:val="pt-PT"/>
               </w:rPr>
-              <w:t>activado</w:t>
+              <w:t>ativado</w:t>
             </w:r>
             <w:proofErr w:type="spellEnd"/>
             <w:r>
@@ -16755,6 +15831,140 @@
                 <w:lang w:val="pt-PT"/>
               </w:rPr>
               <w:t xml:space="preserve"> se necessário.</w:t>
+            </w:r>
+          </w:p>
+        </w:tc>
+        <w:tc>
+          <w:tcPr>
+            <w:tcW w:w="800" w:type="dxa"/>
+            <w:tcBorders>
+              <w:top w:val="single" w:sz="6" w:space="0" w:color="AAAAAA"/>
+              <w:left w:val="single" w:sz="6" w:space="0" w:color="AAAAAA"/>
+              <w:bottom w:val="single" w:sz="6" w:space="0" w:color="AAAAAA"/>
+              <w:right w:val="single" w:sz="6" w:space="0" w:color="AAAAAA"/>
+            </w:tcBorders>
+            <w:shd w:val="clear" w:color="auto" w:fill="FFFFFF"/>
+            <w:tcMar>
+              <w:top w:w="80" w:type="dxa"/>
+              <w:left w:w="120" w:type="dxa"/>
+              <w:bottom w:w="80" w:type="dxa"/>
+              <w:right w:w="120" w:type="dxa"/>
+            </w:tcMar>
+            <w:vAlign w:val="center"/>
+          </w:tcPr>
+          <w:p>
+            <w:pPr>
+              <w:jc w:val="center"/>
+            </w:pPr>
+            <w:r>
+              <w:rPr>
+                <w:sz w:val="20"/>
+                <w:szCs w:val="20"/>
+              </w:rPr>
+              <w:t>[ ]</w:t>
+            </w:r>
+          </w:p>
+        </w:tc>
+      </w:tr>
+      <w:tr>
+        <w:tc>
+          <w:tcPr>
+            <w:tcW w:w="8226" w:type="dxa"/>
+            <w:tcBorders>
+              <w:top w:val="single" w:sz="6" w:space="0" w:color="AAAAAA"/>
+              <w:left w:val="single" w:sz="6" w:space="0" w:color="AAAAAA"/>
+              <w:bottom w:val="single" w:sz="6" w:space="0" w:color="AAAAAA"/>
+              <w:right w:val="single" w:sz="6" w:space="0" w:color="AAAAAA"/>
+            </w:tcBorders>
+            <w:shd w:val="clear" w:color="auto" w:fill="FFFFFF"/>
+            <w:tcMar>
+              <w:top w:w="80" w:type="dxa"/>
+              <w:left w:w="120" w:type="dxa"/>
+              <w:bottom w:w="80" w:type="dxa"/>
+              <w:right w:w="120" w:type="dxa"/>
+            </w:tcMar>
+            <w:vAlign w:val="center"/>
+          </w:tcPr>
+          <w:p>
+            <w:pPr>
+              <w:rPr>
+                <w:lang w:val="pt-PT"/>
+              </w:rPr>
+            </w:pPr>
+            <w:r>
+              <w:rPr>
+                <w:sz w:val="20"/>
+                <w:szCs w:val="20"/>
+                <w:lang w:val="pt-PT"/>
+              </w:rPr>
+              <w:t>As ações de manutenção foram aprovadas e registadas; a partir do nível Substancial, existe plano de manutenção dos componentes críticos.</w:t>
+            </w:r>
+          </w:p>
+        </w:tc>
+        <w:tc>
+          <w:tcPr>
+            <w:tcW w:w="800" w:type="dxa"/>
+            <w:tcBorders>
+              <w:top w:val="single" w:sz="6" w:space="0" w:color="AAAAAA"/>
+              <w:left w:val="single" w:sz="6" w:space="0" w:color="AAAAAA"/>
+              <w:bottom w:val="single" w:sz="6" w:space="0" w:color="AAAAAA"/>
+              <w:right w:val="single" w:sz="6" w:space="0" w:color="AAAAAA"/>
+            </w:tcBorders>
+            <w:shd w:val="clear" w:color="auto" w:fill="FFFFFF"/>
+            <w:tcMar>
+              <w:top w:w="80" w:type="dxa"/>
+              <w:left w:w="120" w:type="dxa"/>
+              <w:bottom w:w="80" w:type="dxa"/>
+              <w:right w:w="120" w:type="dxa"/>
+            </w:tcMar>
+            <w:vAlign w:val="center"/>
+          </w:tcPr>
+          <w:p>
+            <w:pPr>
+              <w:jc w:val="center"/>
+            </w:pPr>
+            <w:r>
+              <w:rPr>
+                <w:sz w:val="20"/>
+                <w:szCs w:val="20"/>
+              </w:rPr>
+              <w:t>[ ]</w:t>
+            </w:r>
+          </w:p>
+        </w:tc>
+      </w:tr>
+      <w:tr>
+        <w:tc>
+          <w:tcPr>
+            <w:tcW w:w="8226" w:type="dxa"/>
+            <w:tcBorders>
+              <w:top w:val="single" w:sz="6" w:space="0" w:color="AAAAAA"/>
+              <w:left w:val="single" w:sz="6" w:space="0" w:color="AAAAAA"/>
+              <w:bottom w:val="single" w:sz="6" w:space="0" w:color="AAAAAA"/>
+              <w:right w:val="single" w:sz="6" w:space="0" w:color="AAAAAA"/>
+            </w:tcBorders>
+            <w:shd w:val="clear" w:color="auto" w:fill="FFFFFF"/>
+            <w:tcMar>
+              <w:top w:w="80" w:type="dxa"/>
+              <w:left w:w="120" w:type="dxa"/>
+              <w:bottom w:w="80" w:type="dxa"/>
+              <w:right w:w="120" w:type="dxa"/>
+            </w:tcMar>
+            <w:vAlign w:val="center"/>
+          </w:tcPr>
+          <w:p>
+            <w:pPr>
+              <w:rPr>
+                <w:lang w:val="pt-PT"/>
+              </w:rPr>
+            </w:pPr>
+            <w:r>
+              <w:rPr>
+                <w:sz w:val="20"/>
+                <w:szCs w:val="20"/>
+                <w:lang w:val="pt-PT"/>
+              </w:rPr>
+              <w:t>A partir do nível Elevado: os testes de sanitização foram feitos e registados.</w:t>
             </w:r>
           </w:p>
         </w:tc>
@@ -16804,14 +16014,955 @@
         <w:pStyle w:val="Heading1"/>
       </w:pPr>
       <w:r>
-        <w:lastRenderedPageBreak/>
-        <w:t xml:space="preserve">16. </w:t>
-      </w:r>
-      <w:proofErr w:type="spellStart"/>
-      <w:r>
-        <w:t>Aprovação</w:t>
-      </w:r>
-      <w:proofErr w:type="spellEnd"/>
+        <w:t>16. Controlos do QNRCS abrangidos</w:t>
+      </w:r>
+    </w:p>
+    <w:p>
+      <w:pPr>
+        <w:spacing w:before="80" w:after="80"/>
+        <w:rPr>
+          <w:lang w:val="pt-PT"/>
+        </w:rPr>
+      </w:pPr>
+      <w:r>
+        <w:rPr>
+          <w:lang w:val="pt-PT"/>
+        </w:rPr>
+        <w:t>Controlos do QNRCS (Regulamento n.º 756/2026, Anexo III) cujo critério de verificação esta política satisfaz, total ou parcialmente. Os níveis são cumulativos.</w:t>
+      </w:r>
+    </w:p>
+    <w:tbl>
+      <w:tblPr>
+        <w:tblW w:w="9026" w:type="dxa"/>
+        <w:tblBorders>
+          <w:top w:val="single" w:sz="4" w:space="0" w:color="auto"/>
+          <w:left w:val="single" w:sz="4" w:space="0" w:color="auto"/>
+          <w:bottom w:val="single" w:sz="4" w:space="0" w:color="auto"/>
+          <w:right w:val="single" w:sz="4" w:space="0" w:color="auto"/>
+          <w:insideH w:val="single" w:sz="4" w:space="0" w:color="auto"/>
+          <w:insideV w:val="single" w:sz="4" w:space="0" w:color="auto"/>
+        </w:tblBorders>
+        <w:tblCellMar>
+          <w:left w:w="10" w:type="dxa"/>
+          <w:right w:w="10" w:type="dxa"/>
+        </w:tblCellMar>
+        <w:tblLook w:val="0000" w:firstRow="0" w:lastRow="0" w:firstColumn="0" w:lastColumn="0" w:noHBand="0" w:noVBand="0"/>
+      </w:tblPr>
+      <w:tblGrid>
+        <w:gridCol w:w="1800"/>
+        <w:gridCol w:w="2400"/>
+        <w:gridCol w:w="4826"/>
+      </w:tblGrid>
+      <w:tr>
+        <w:tc>
+          <w:tcPr>
+            <w:tcW w:w="1800" w:type="dxa"/>
+            <w:tcBorders>
+              <w:top w:val="single" w:sz="6" w:space="0" w:color="2E75B6"/>
+              <w:left w:val="single" w:sz="6" w:space="0" w:color="2E75B6"/>
+              <w:bottom w:val="single" w:sz="6" w:space="0" w:color="2E75B6"/>
+              <w:right w:val="single" w:sz="6" w:space="0" w:color="2E75B6"/>
+            </w:tcBorders>
+            <w:shd w:val="clear" w:color="auto" w:fill="1F4E79"/>
+            <w:tcMar>
+              <w:top w:w="80" w:type="dxa"/>
+              <w:left w:w="120" w:type="dxa"/>
+              <w:bottom w:w="80" w:type="dxa"/>
+              <w:right w:w="120" w:type="dxa"/>
+            </w:tcMar>
+            <w:vAlign w:val="center"/>
+          </w:tcPr>
+          <w:p>
+            <w:pPr>
+              <w:jc w:val="center"/>
+            </w:pPr>
+            <w:r>
+              <w:rPr>
+                <w:b/>
+                <w:bCs/>
+                <w:color w:val="FFFFFF"/>
+                <w:sz w:val="20"/>
+                <w:szCs w:val="20"/>
+              </w:rPr>
+              <w:t>Código</w:t>
+            </w:r>
+          </w:p>
+        </w:tc>
+        <w:tc>
+          <w:tcPr>
+            <w:tcW w:w="2400" w:type="dxa"/>
+            <w:tcBorders>
+              <w:top w:val="single" w:sz="6" w:space="0" w:color="2E75B6"/>
+              <w:left w:val="single" w:sz="6" w:space="0" w:color="2E75B6"/>
+              <w:bottom w:val="single" w:sz="6" w:space="0" w:color="2E75B6"/>
+              <w:right w:val="single" w:sz="6" w:space="0" w:color="2E75B6"/>
+            </w:tcBorders>
+            <w:shd w:val="clear" w:color="auto" w:fill="1F4E79"/>
+            <w:tcMar>
+              <w:top w:w="80" w:type="dxa"/>
+              <w:left w:w="120" w:type="dxa"/>
+              <w:bottom w:w="80" w:type="dxa"/>
+              <w:right w:w="120" w:type="dxa"/>
+            </w:tcMar>
+            <w:vAlign w:val="center"/>
+          </w:tcPr>
+          <w:p>
+            <w:pPr>
+              <w:jc w:val="center"/>
+            </w:pPr>
+            <w:r>
+              <w:rPr>
+                <w:b/>
+                <w:bCs/>
+                <w:color w:val="FFFFFF"/>
+                <w:sz w:val="20"/>
+                <w:szCs w:val="20"/>
+              </w:rPr>
+              <w:t>Nível</w:t>
+            </w:r>
+          </w:p>
+        </w:tc>
+        <w:tc>
+          <w:tcPr>
+            <w:tcW w:w="4826" w:type="dxa"/>
+            <w:tcBorders>
+              <w:top w:val="single" w:sz="6" w:space="0" w:color="2E75B6"/>
+              <w:left w:val="single" w:sz="6" w:space="0" w:color="2E75B6"/>
+              <w:bottom w:val="single" w:sz="6" w:space="0" w:color="2E75B6"/>
+              <w:right w:val="single" w:sz="6" w:space="0" w:color="2E75B6"/>
+            </w:tcBorders>
+            <w:shd w:val="clear" w:color="auto" w:fill="1F4E79"/>
+            <w:tcMar>
+              <w:top w:w="80" w:type="dxa"/>
+              <w:left w:w="120" w:type="dxa"/>
+              <w:bottom w:w="80" w:type="dxa"/>
+              <w:right w:w="120" w:type="dxa"/>
+            </w:tcMar>
+            <w:vAlign w:val="center"/>
+          </w:tcPr>
+          <w:p>
+            <w:pPr>
+              <w:jc w:val="center"/>
+            </w:pPr>
+            <w:r>
+              <w:rPr>
+                <w:b/>
+                <w:bCs/>
+                <w:color w:val="FFFFFF"/>
+                <w:sz w:val="20"/>
+                <w:szCs w:val="20"/>
+              </w:rPr>
+              <w:t>Onde neste documento</w:t>
+            </w:r>
+          </w:p>
+        </w:tc>
+      </w:tr>
+      <w:tr>
+        <w:tc>
+          <w:tcPr>
+            <w:tcW w:w="1800" w:type="dxa"/>
+            <w:tcBorders>
+              <w:top w:val="single" w:sz="6" w:space="0" w:color="AAAAAA"/>
+              <w:left w:val="single" w:sz="6" w:space="0" w:color="AAAAAA"/>
+              <w:bottom w:val="single" w:sz="6" w:space="0" w:color="AAAAAA"/>
+              <w:right w:val="single" w:sz="6" w:space="0" w:color="AAAAAA"/>
+            </w:tcBorders>
+            <w:shd w:val="clear" w:color="auto" w:fill="FFFFFF"/>
+            <w:tcMar>
+              <w:top w:w="80" w:type="dxa"/>
+              <w:left w:w="120" w:type="dxa"/>
+              <w:bottom w:w="80" w:type="dxa"/>
+              <w:right w:w="120" w:type="dxa"/>
+            </w:tcMar>
+            <w:vAlign w:val="center"/>
+          </w:tcPr>
+          <w:p>
+            <w:r>
+              <w:rPr>
+                <w:b/>
+                <w:bCs/>
+                <w:sz w:val="20"/>
+                <w:szCs w:val="20"/>
+              </w:rPr>
+              <w:t>ID.GA-1</w:t>
+            </w:r>
+          </w:p>
+        </w:tc>
+        <w:tc>
+          <w:tcPr>
+            <w:tcW w:w="2400" w:type="dxa"/>
+            <w:tcBorders>
+              <w:top w:val="single" w:sz="6" w:space="0" w:color="AAAAAA"/>
+              <w:left w:val="single" w:sz="6" w:space="0" w:color="AAAAAA"/>
+              <w:bottom w:val="single" w:sz="6" w:space="0" w:color="AAAAAA"/>
+              <w:right w:val="single" w:sz="6" w:space="0" w:color="AAAAAA"/>
+            </w:tcBorders>
+            <w:shd w:val="clear" w:color="auto" w:fill="FFFFFF"/>
+            <w:tcMar>
+              <w:top w:w="80" w:type="dxa"/>
+              <w:left w:w="120" w:type="dxa"/>
+              <w:bottom w:w="80" w:type="dxa"/>
+              <w:right w:w="120" w:type="dxa"/>
+            </w:tcMar>
+            <w:vAlign w:val="center"/>
+          </w:tcPr>
+          <w:p>
+            <w:pPr>
+              <w:rPr>
+                <w:lang w:val="pt-PT"/>
+              </w:rPr>
+            </w:pPr>
+            <w:r>
+              <w:rPr>
+                <w:sz w:val="20"/>
+                <w:szCs w:val="20"/>
+                <w:lang w:val="pt-PT"/>
+              </w:rPr>
+              <w:t>Básico; Elevado</w:t>
+            </w:r>
+          </w:p>
+        </w:tc>
+        <w:tc>
+          <w:tcPr>
+            <w:tcW w:w="4826" w:type="dxa"/>
+            <w:tcBorders>
+              <w:top w:val="single" w:sz="6" w:space="0" w:color="AAAAAA"/>
+              <w:left w:val="single" w:sz="6" w:space="0" w:color="AAAAAA"/>
+              <w:bottom w:val="single" w:sz="6" w:space="0" w:color="AAAAAA"/>
+              <w:right w:val="single" w:sz="6" w:space="0" w:color="AAAAAA"/>
+            </w:tcBorders>
+            <w:shd w:val="clear" w:color="auto" w:fill="FFFFFF"/>
+            <w:tcMar>
+              <w:top w:w="80" w:type="dxa"/>
+              <w:left w:w="120" w:type="dxa"/>
+              <w:bottom w:w="80" w:type="dxa"/>
+              <w:right w:w="120" w:type="dxa"/>
+            </w:tcMar>
+            <w:vAlign w:val="center"/>
+          </w:tcPr>
+          <w:p>
+            <w:pPr>
+              <w:rPr>
+                <w:lang w:val="pt-PT"/>
+              </w:rPr>
+            </w:pPr>
+            <w:r>
+              <w:rPr>
+                <w:sz w:val="20"/>
+                <w:szCs w:val="20"/>
+                <w:lang w:val="pt-PT"/>
+              </w:rPr>
+              <w:t>Secções 7 e 7.2 (inventário de equipamentos). Nível Elevado: ferramenta de inventário (secção 7).</w:t>
+            </w:r>
+          </w:p>
+        </w:tc>
+      </w:tr>
+      <w:tr>
+        <w:tc>
+          <w:tcPr>
+            <w:tcW w:w="1800" w:type="dxa"/>
+            <w:tcBorders>
+              <w:top w:val="single" w:sz="6" w:space="0" w:color="AAAAAA"/>
+              <w:left w:val="single" w:sz="6" w:space="0" w:color="AAAAAA"/>
+              <w:bottom w:val="single" w:sz="6" w:space="0" w:color="AAAAAA"/>
+              <w:right w:val="single" w:sz="6" w:space="0" w:color="AAAAAA"/>
+            </w:tcBorders>
+            <w:shd w:val="clear" w:color="auto" w:fill="D6E4F0"/>
+            <w:tcMar>
+              <w:top w:w="80" w:type="dxa"/>
+              <w:left w:w="120" w:type="dxa"/>
+              <w:bottom w:w="80" w:type="dxa"/>
+              <w:right w:w="120" w:type="dxa"/>
+            </w:tcMar>
+            <w:vAlign w:val="center"/>
+          </w:tcPr>
+          <w:p>
+            <w:r>
+              <w:rPr>
+                <w:b/>
+                <w:bCs/>
+                <w:sz w:val="20"/>
+                <w:szCs w:val="20"/>
+              </w:rPr>
+              <w:t>ID.GA-2</w:t>
+            </w:r>
+          </w:p>
+        </w:tc>
+        <w:tc>
+          <w:tcPr>
+            <w:tcW w:w="2400" w:type="dxa"/>
+            <w:tcBorders>
+              <w:top w:val="single" w:sz="6" w:space="0" w:color="AAAAAA"/>
+              <w:left w:val="single" w:sz="6" w:space="0" w:color="AAAAAA"/>
+              <w:bottom w:val="single" w:sz="6" w:space="0" w:color="AAAAAA"/>
+              <w:right w:val="single" w:sz="6" w:space="0" w:color="AAAAAA"/>
+            </w:tcBorders>
+            <w:shd w:val="clear" w:color="auto" w:fill="D6E4F0"/>
+            <w:tcMar>
+              <w:top w:w="80" w:type="dxa"/>
+              <w:left w:w="120" w:type="dxa"/>
+              <w:bottom w:w="80" w:type="dxa"/>
+              <w:right w:w="120" w:type="dxa"/>
+            </w:tcMar>
+            <w:vAlign w:val="center"/>
+          </w:tcPr>
+          <w:p>
+            <w:r>
+              <w:rPr>
+                <w:sz w:val="20"/>
+                <w:szCs w:val="20"/>
+              </w:rPr>
+              <w:t>Básico; Elevado</w:t>
+            </w:r>
+          </w:p>
+        </w:tc>
+        <w:tc>
+          <w:tcPr>
+            <w:tcW w:w="4826" w:type="dxa"/>
+            <w:tcBorders>
+              <w:top w:val="single" w:sz="6" w:space="0" w:color="AAAAAA"/>
+              <w:left w:val="single" w:sz="6" w:space="0" w:color="AAAAAA"/>
+              <w:bottom w:val="single" w:sz="6" w:space="0" w:color="AAAAAA"/>
+              <w:right w:val="single" w:sz="6" w:space="0" w:color="AAAAAA"/>
+            </w:tcBorders>
+            <w:shd w:val="clear" w:color="auto" w:fill="D6E4F0"/>
+            <w:tcMar>
+              <w:top w:w="80" w:type="dxa"/>
+              <w:left w:w="120" w:type="dxa"/>
+              <w:bottom w:w="80" w:type="dxa"/>
+              <w:right w:w="120" w:type="dxa"/>
+            </w:tcMar>
+            <w:vAlign w:val="center"/>
+          </w:tcPr>
+          <w:p>
+            <w:pPr>
+              <w:rPr>
+                <w:lang w:val="pt-PT"/>
+              </w:rPr>
+            </w:pPr>
+            <w:r>
+              <w:rPr>
+                <w:sz w:val="20"/>
+                <w:szCs w:val="20"/>
+                <w:lang w:val="pt-PT"/>
+              </w:rPr>
+              <w:t>Secções 7 e 7.3 (inventário de software). Nível Elevado: ferramenta de inventário (secção 7).</w:t>
+            </w:r>
+          </w:p>
+        </w:tc>
+      </w:tr>
+      <w:tr>
+        <w:tc>
+          <w:tcPr>
+            <w:tcW w:w="1800" w:type="dxa"/>
+            <w:tcBorders>
+              <w:top w:val="single" w:sz="6" w:space="0" w:color="AAAAAA"/>
+              <w:left w:val="single" w:sz="6" w:space="0" w:color="AAAAAA"/>
+              <w:bottom w:val="single" w:sz="6" w:space="0" w:color="AAAAAA"/>
+              <w:right w:val="single" w:sz="6" w:space="0" w:color="AAAAAA"/>
+            </w:tcBorders>
+            <w:shd w:val="clear" w:color="auto" w:fill="FFFFFF"/>
+            <w:tcMar>
+              <w:top w:w="80" w:type="dxa"/>
+              <w:left w:w="120" w:type="dxa"/>
+              <w:bottom w:w="80" w:type="dxa"/>
+              <w:right w:w="120" w:type="dxa"/>
+            </w:tcMar>
+            <w:vAlign w:val="center"/>
+          </w:tcPr>
+          <w:p>
+            <w:r>
+              <w:rPr>
+                <w:b/>
+                <w:bCs/>
+                <w:sz w:val="20"/>
+                <w:szCs w:val="20"/>
+              </w:rPr>
+              <w:t>ID.GA-3</w:t>
+            </w:r>
+          </w:p>
+        </w:tc>
+        <w:tc>
+          <w:tcPr>
+            <w:tcW w:w="2400" w:type="dxa"/>
+            <w:tcBorders>
+              <w:top w:val="single" w:sz="6" w:space="0" w:color="AAAAAA"/>
+              <w:left w:val="single" w:sz="6" w:space="0" w:color="AAAAAA"/>
+              <w:bottom w:val="single" w:sz="6" w:space="0" w:color="AAAAAA"/>
+              <w:right w:val="single" w:sz="6" w:space="0" w:color="AAAAAA"/>
+            </w:tcBorders>
+            <w:shd w:val="clear" w:color="auto" w:fill="FFFFFF"/>
+            <w:tcMar>
+              <w:top w:w="80" w:type="dxa"/>
+              <w:left w:w="120" w:type="dxa"/>
+              <w:bottom w:w="80" w:type="dxa"/>
+              <w:right w:w="120" w:type="dxa"/>
+            </w:tcMar>
+            <w:vAlign w:val="center"/>
+          </w:tcPr>
+          <w:p>
+            <w:pPr>
+              <w:rPr>
+                <w:lang w:val="pt-PT"/>
+              </w:rPr>
+            </w:pPr>
+            <w:r>
+              <w:rPr>
+                <w:sz w:val="20"/>
+                <w:szCs w:val="20"/>
+                <w:lang w:val="pt-PT"/>
+              </w:rPr>
+              <w:t>Substancial; Elevado</w:t>
+            </w:r>
+          </w:p>
+        </w:tc>
+        <w:tc>
+          <w:tcPr>
+            <w:tcW w:w="4826" w:type="dxa"/>
+            <w:tcBorders>
+              <w:top w:val="single" w:sz="6" w:space="0" w:color="AAAAAA"/>
+              <w:left w:val="single" w:sz="6" w:space="0" w:color="AAAAAA"/>
+              <w:bottom w:val="single" w:sz="6" w:space="0" w:color="AAAAAA"/>
+              <w:right w:val="single" w:sz="6" w:space="0" w:color="AAAAAA"/>
+            </w:tcBorders>
+            <w:shd w:val="clear" w:color="auto" w:fill="FFFFFF"/>
+            <w:tcMar>
+              <w:top w:w="80" w:type="dxa"/>
+              <w:left w:w="120" w:type="dxa"/>
+              <w:bottom w:w="80" w:type="dxa"/>
+              <w:right w:w="120" w:type="dxa"/>
+            </w:tcMar>
+            <w:vAlign w:val="center"/>
+          </w:tcPr>
+          <w:p>
+            <w:pPr>
+              <w:rPr>
+                <w:lang w:val="pt-PT"/>
+              </w:rPr>
+            </w:pPr>
+            <w:r>
+              <w:rPr>
+                <w:sz w:val="20"/>
+                <w:szCs w:val="20"/>
+                <w:lang w:val="pt-PT"/>
+              </w:rPr>
+              <w:t>Em parte: a secção 7 remete os diagramas de rede e de fluxos de comunicação para a Política de Segurança da Rede.</w:t>
+            </w:r>
+          </w:p>
+        </w:tc>
+      </w:tr>
+      <w:tr>
+        <w:tc>
+          <w:tcPr>
+            <w:tcW w:w="1800" w:type="dxa"/>
+            <w:tcBorders>
+              <w:top w:val="single" w:sz="6" w:space="0" w:color="AAAAAA"/>
+              <w:left w:val="single" w:sz="6" w:space="0" w:color="AAAAAA"/>
+              <w:bottom w:val="single" w:sz="6" w:space="0" w:color="AAAAAA"/>
+              <w:right w:val="single" w:sz="6" w:space="0" w:color="AAAAAA"/>
+            </w:tcBorders>
+            <w:shd w:val="clear" w:color="auto" w:fill="D6E4F0"/>
+            <w:tcMar>
+              <w:top w:w="80" w:type="dxa"/>
+              <w:left w:w="120" w:type="dxa"/>
+              <w:bottom w:w="80" w:type="dxa"/>
+              <w:right w:w="120" w:type="dxa"/>
+            </w:tcMar>
+            <w:vAlign w:val="center"/>
+          </w:tcPr>
+          <w:p>
+            <w:r>
+              <w:rPr>
+                <w:b/>
+                <w:bCs/>
+                <w:sz w:val="20"/>
+                <w:szCs w:val="20"/>
+              </w:rPr>
+              <w:t>ID.GA-4</w:t>
+            </w:r>
+          </w:p>
+        </w:tc>
+        <w:tc>
+          <w:tcPr>
+            <w:tcW w:w="2400" w:type="dxa"/>
+            <w:tcBorders>
+              <w:top w:val="single" w:sz="6" w:space="0" w:color="AAAAAA"/>
+              <w:left w:val="single" w:sz="6" w:space="0" w:color="AAAAAA"/>
+              <w:bottom w:val="single" w:sz="6" w:space="0" w:color="AAAAAA"/>
+              <w:right w:val="single" w:sz="6" w:space="0" w:color="AAAAAA"/>
+            </w:tcBorders>
+            <w:shd w:val="clear" w:color="auto" w:fill="D6E4F0"/>
+            <w:tcMar>
+              <w:top w:w="80" w:type="dxa"/>
+              <w:left w:w="120" w:type="dxa"/>
+              <w:bottom w:w="80" w:type="dxa"/>
+              <w:right w:w="120" w:type="dxa"/>
+            </w:tcMar>
+            <w:vAlign w:val="center"/>
+          </w:tcPr>
+          <w:p>
+            <w:r>
+              <w:rPr>
+                <w:sz w:val="20"/>
+                <w:szCs w:val="20"/>
+              </w:rPr>
+              <w:t>Básico</w:t>
+            </w:r>
+          </w:p>
+        </w:tc>
+        <w:tc>
+          <w:tcPr>
+            <w:tcW w:w="4826" w:type="dxa"/>
+            <w:tcBorders>
+              <w:top w:val="single" w:sz="6" w:space="0" w:color="AAAAAA"/>
+              <w:left w:val="single" w:sz="6" w:space="0" w:color="AAAAAA"/>
+              <w:bottom w:val="single" w:sz="6" w:space="0" w:color="AAAAAA"/>
+              <w:right w:val="single" w:sz="6" w:space="0" w:color="AAAAAA"/>
+            </w:tcBorders>
+            <w:shd w:val="clear" w:color="auto" w:fill="D6E4F0"/>
+            <w:tcMar>
+              <w:top w:w="80" w:type="dxa"/>
+              <w:left w:w="120" w:type="dxa"/>
+              <w:bottom w:w="80" w:type="dxa"/>
+              <w:right w:w="120" w:type="dxa"/>
+            </w:tcMar>
+            <w:vAlign w:val="center"/>
+          </w:tcPr>
+          <w:p>
+            <w:pPr>
+              <w:rPr>
+                <w:lang w:val="pt-PT"/>
+              </w:rPr>
+            </w:pPr>
+            <w:r>
+              <w:rPr>
+                <w:sz w:val="20"/>
+                <w:szCs w:val="20"/>
+                <w:lang w:val="pt-PT"/>
+              </w:rPr>
+              <w:t>Secção 7.4 (serviços prestados por fornecedores).</w:t>
+            </w:r>
+          </w:p>
+        </w:tc>
+      </w:tr>
+      <w:tr>
+        <w:tc>
+          <w:tcPr>
+            <w:tcW w:w="1800" w:type="dxa"/>
+            <w:tcBorders>
+              <w:top w:val="single" w:sz="6" w:space="0" w:color="AAAAAA"/>
+              <w:left w:val="single" w:sz="6" w:space="0" w:color="AAAAAA"/>
+              <w:bottom w:val="single" w:sz="6" w:space="0" w:color="AAAAAA"/>
+              <w:right w:val="single" w:sz="6" w:space="0" w:color="AAAAAA"/>
+            </w:tcBorders>
+            <w:shd w:val="clear" w:color="auto" w:fill="FFFFFF"/>
+            <w:tcMar>
+              <w:top w:w="80" w:type="dxa"/>
+              <w:left w:w="120" w:type="dxa"/>
+              <w:bottom w:w="80" w:type="dxa"/>
+              <w:right w:w="120" w:type="dxa"/>
+            </w:tcMar>
+            <w:vAlign w:val="center"/>
+          </w:tcPr>
+          <w:p>
+            <w:r>
+              <w:rPr>
+                <w:b/>
+                <w:bCs/>
+                <w:sz w:val="20"/>
+                <w:szCs w:val="20"/>
+              </w:rPr>
+              <w:t>ID.GA-5</w:t>
+            </w:r>
+          </w:p>
+        </w:tc>
+        <w:tc>
+          <w:tcPr>
+            <w:tcW w:w="2400" w:type="dxa"/>
+            <w:tcBorders>
+              <w:top w:val="single" w:sz="6" w:space="0" w:color="AAAAAA"/>
+              <w:left w:val="single" w:sz="6" w:space="0" w:color="AAAAAA"/>
+              <w:bottom w:val="single" w:sz="6" w:space="0" w:color="AAAAAA"/>
+              <w:right w:val="single" w:sz="6" w:space="0" w:color="AAAAAA"/>
+            </w:tcBorders>
+            <w:shd w:val="clear" w:color="auto" w:fill="FFFFFF"/>
+            <w:tcMar>
+              <w:top w:w="80" w:type="dxa"/>
+              <w:left w:w="120" w:type="dxa"/>
+              <w:bottom w:w="80" w:type="dxa"/>
+              <w:right w:w="120" w:type="dxa"/>
+            </w:tcMar>
+            <w:vAlign w:val="center"/>
+          </w:tcPr>
+          <w:p>
+            <w:pPr>
+              <w:rPr>
+                <w:lang w:val="pt-PT"/>
+              </w:rPr>
+            </w:pPr>
+            <w:r>
+              <w:rPr>
+                <w:sz w:val="20"/>
+                <w:szCs w:val="20"/>
+                <w:lang w:val="pt-PT"/>
+              </w:rPr>
+              <w:t>Básico</w:t>
+            </w:r>
+          </w:p>
+        </w:tc>
+        <w:tc>
+          <w:tcPr>
+            <w:tcW w:w="4826" w:type="dxa"/>
+            <w:tcBorders>
+              <w:top w:val="single" w:sz="6" w:space="0" w:color="AAAAAA"/>
+              <w:left w:val="single" w:sz="6" w:space="0" w:color="AAAAAA"/>
+              <w:bottom w:val="single" w:sz="6" w:space="0" w:color="AAAAAA"/>
+              <w:right w:val="single" w:sz="6" w:space="0" w:color="AAAAAA"/>
+            </w:tcBorders>
+            <w:shd w:val="clear" w:color="auto" w:fill="FFFFFF"/>
+            <w:tcMar>
+              <w:top w:w="80" w:type="dxa"/>
+              <w:left w:w="120" w:type="dxa"/>
+              <w:bottom w:w="80" w:type="dxa"/>
+              <w:right w:w="120" w:type="dxa"/>
+            </w:tcMar>
+            <w:vAlign w:val="center"/>
+          </w:tcPr>
+          <w:p>
+            <w:pPr>
+              <w:rPr>
+                <w:lang w:val="pt-PT"/>
+              </w:rPr>
+            </w:pPr>
+            <w:r>
+              <w:rPr>
+                <w:sz w:val="20"/>
+                <w:szCs w:val="20"/>
+                <w:lang w:val="pt-PT"/>
+              </w:rPr>
+              <w:t>Secção 8.1 e colunas de criticidade do inventário (secções 7.1 a 7.4).</w:t>
+            </w:r>
+          </w:p>
+        </w:tc>
+      </w:tr>
+      <w:tr>
+        <w:tc>
+          <w:tcPr>
+            <w:tcW w:w="1800" w:type="dxa"/>
+            <w:tcBorders>
+              <w:top w:val="single" w:sz="6" w:space="0" w:color="AAAAAA"/>
+              <w:left w:val="single" w:sz="6" w:space="0" w:color="AAAAAA"/>
+              <w:bottom w:val="single" w:sz="6" w:space="0" w:color="AAAAAA"/>
+              <w:right w:val="single" w:sz="6" w:space="0" w:color="AAAAAA"/>
+            </w:tcBorders>
+            <w:shd w:val="clear" w:color="auto" w:fill="D6E4F0"/>
+            <w:tcMar>
+              <w:top w:w="80" w:type="dxa"/>
+              <w:left w:w="120" w:type="dxa"/>
+              <w:bottom w:w="80" w:type="dxa"/>
+              <w:right w:w="120" w:type="dxa"/>
+            </w:tcMar>
+            <w:vAlign w:val="center"/>
+          </w:tcPr>
+          <w:p>
+            <w:r>
+              <w:rPr>
+                <w:b/>
+                <w:bCs/>
+                <w:sz w:val="20"/>
+                <w:szCs w:val="20"/>
+              </w:rPr>
+              <w:t>ID.GA-7</w:t>
+            </w:r>
+          </w:p>
+        </w:tc>
+        <w:tc>
+          <w:tcPr>
+            <w:tcW w:w="2400" w:type="dxa"/>
+            <w:tcBorders>
+              <w:top w:val="single" w:sz="6" w:space="0" w:color="AAAAAA"/>
+              <w:left w:val="single" w:sz="6" w:space="0" w:color="AAAAAA"/>
+              <w:bottom w:val="single" w:sz="6" w:space="0" w:color="AAAAAA"/>
+              <w:right w:val="single" w:sz="6" w:space="0" w:color="AAAAAA"/>
+            </w:tcBorders>
+            <w:shd w:val="clear" w:color="auto" w:fill="D6E4F0"/>
+            <w:tcMar>
+              <w:top w:w="80" w:type="dxa"/>
+              <w:left w:w="120" w:type="dxa"/>
+              <w:bottom w:w="80" w:type="dxa"/>
+              <w:right w:w="120" w:type="dxa"/>
+            </w:tcMar>
+            <w:vAlign w:val="center"/>
+          </w:tcPr>
+          <w:p>
+            <w:r>
+              <w:rPr>
+                <w:sz w:val="20"/>
+                <w:szCs w:val="20"/>
+              </w:rPr>
+              <w:t>Básico; Substancial</w:t>
+            </w:r>
+          </w:p>
+        </w:tc>
+        <w:tc>
+          <w:tcPr>
+            <w:tcW w:w="4826" w:type="dxa"/>
+            <w:tcBorders>
+              <w:top w:val="single" w:sz="6" w:space="0" w:color="AAAAAA"/>
+              <w:left w:val="single" w:sz="6" w:space="0" w:color="AAAAAA"/>
+              <w:bottom w:val="single" w:sz="6" w:space="0" w:color="AAAAAA"/>
+              <w:right w:val="single" w:sz="6" w:space="0" w:color="AAAAAA"/>
+            </w:tcBorders>
+            <w:shd w:val="clear" w:color="auto" w:fill="D6E4F0"/>
+            <w:tcMar>
+              <w:top w:w="80" w:type="dxa"/>
+              <w:left w:w="120" w:type="dxa"/>
+              <w:bottom w:w="80" w:type="dxa"/>
+              <w:right w:w="120" w:type="dxa"/>
+            </w:tcMar>
+            <w:vAlign w:val="center"/>
+          </w:tcPr>
+          <w:p>
+            <w:pPr>
+              <w:rPr>
+                <w:lang w:val="pt-PT"/>
+              </w:rPr>
+            </w:pPr>
+            <w:r>
+              <w:rPr>
+                <w:sz w:val="20"/>
+                <w:szCs w:val="20"/>
+                <w:lang w:val="pt-PT"/>
+              </w:rPr>
+              <w:t>Secções 6 e 9 (manutenção aprovada e registada, controlos compensatórios). Nível Substancial: esta política e o plano de manutenção (secção 9.2). A evidência técnica das atualizações fica nos registos de manutenção e na Política de Gestão de Vulnerabilidades e Patches.</w:t>
+            </w:r>
+          </w:p>
+        </w:tc>
+      </w:tr>
+      <w:tr>
+        <w:tc>
+          <w:tcPr>
+            <w:tcW w:w="1800" w:type="dxa"/>
+            <w:tcBorders>
+              <w:top w:val="single" w:sz="6" w:space="0" w:color="AAAAAA"/>
+              <w:left w:val="single" w:sz="6" w:space="0" w:color="AAAAAA"/>
+              <w:bottom w:val="single" w:sz="6" w:space="0" w:color="AAAAAA"/>
+              <w:right w:val="single" w:sz="6" w:space="0" w:color="AAAAAA"/>
+            </w:tcBorders>
+            <w:shd w:val="clear" w:color="auto" w:fill="FFFFFF"/>
+            <w:tcMar>
+              <w:top w:w="80" w:type="dxa"/>
+              <w:left w:w="120" w:type="dxa"/>
+              <w:bottom w:w="80" w:type="dxa"/>
+              <w:right w:w="120" w:type="dxa"/>
+            </w:tcMar>
+            <w:vAlign w:val="center"/>
+          </w:tcPr>
+          <w:p>
+            <w:r>
+              <w:rPr>
+                <w:b/>
+                <w:bCs/>
+                <w:sz w:val="20"/>
+                <w:szCs w:val="20"/>
+              </w:rPr>
+              <w:t>ID.GA-8</w:t>
+            </w:r>
+          </w:p>
+        </w:tc>
+        <w:tc>
+          <w:tcPr>
+            <w:tcW w:w="2400" w:type="dxa"/>
+            <w:tcBorders>
+              <w:top w:val="single" w:sz="6" w:space="0" w:color="AAAAAA"/>
+              <w:left w:val="single" w:sz="6" w:space="0" w:color="AAAAAA"/>
+              <w:bottom w:val="single" w:sz="6" w:space="0" w:color="AAAAAA"/>
+              <w:right w:val="single" w:sz="6" w:space="0" w:color="AAAAAA"/>
+            </w:tcBorders>
+            <w:shd w:val="clear" w:color="auto" w:fill="FFFFFF"/>
+            <w:tcMar>
+              <w:top w:w="80" w:type="dxa"/>
+              <w:left w:w="120" w:type="dxa"/>
+              <w:bottom w:w="80" w:type="dxa"/>
+              <w:right w:w="120" w:type="dxa"/>
+            </w:tcMar>
+            <w:vAlign w:val="center"/>
+          </w:tcPr>
+          <w:p>
+            <w:pPr>
+              <w:rPr>
+                <w:lang w:val="pt-PT"/>
+              </w:rPr>
+            </w:pPr>
+            <w:r>
+              <w:rPr>
+                <w:sz w:val="20"/>
+                <w:szCs w:val="20"/>
+                <w:lang w:val="pt-PT"/>
+              </w:rPr>
+              <w:t>Elevado</w:t>
+            </w:r>
+          </w:p>
+        </w:tc>
+        <w:tc>
+          <w:tcPr>
+            <w:tcW w:w="4826" w:type="dxa"/>
+            <w:tcBorders>
+              <w:top w:val="single" w:sz="6" w:space="0" w:color="AAAAAA"/>
+              <w:left w:val="single" w:sz="6" w:space="0" w:color="AAAAAA"/>
+              <w:bottom w:val="single" w:sz="6" w:space="0" w:color="AAAAAA"/>
+              <w:right w:val="single" w:sz="6" w:space="0" w:color="AAAAAA"/>
+            </w:tcBorders>
+            <w:shd w:val="clear" w:color="auto" w:fill="FFFFFF"/>
+            <w:tcMar>
+              <w:top w:w="80" w:type="dxa"/>
+              <w:left w:w="120" w:type="dxa"/>
+              <w:bottom w:w="80" w:type="dxa"/>
+              <w:right w:w="120" w:type="dxa"/>
+            </w:tcMar>
+            <w:vAlign w:val="center"/>
+          </w:tcPr>
+          <w:p>
+            <w:pPr>
+              <w:rPr>
+                <w:lang w:val="pt-PT"/>
+              </w:rPr>
+            </w:pPr>
+            <w:r>
+              <w:rPr>
+                <w:sz w:val="20"/>
+                <w:szCs w:val="20"/>
+                <w:lang w:val="pt-PT"/>
+              </w:rPr>
+              <w:t>Secção 11 (sanitização documentada; testes registados na secção 11.2). O nível Substancial está na Política de Classificação e Gestão de Dados.</w:t>
+            </w:r>
+          </w:p>
+        </w:tc>
+      </w:tr>
+      <w:tr>
+        <w:tc>
+          <w:tcPr>
+            <w:tcW w:w="1800" w:type="dxa"/>
+            <w:tcBorders>
+              <w:top w:val="single" w:sz="6" w:space="0" w:color="AAAAAA"/>
+              <w:left w:val="single" w:sz="6" w:space="0" w:color="AAAAAA"/>
+              <w:bottom w:val="single" w:sz="6" w:space="0" w:color="AAAAAA"/>
+              <w:right w:val="single" w:sz="6" w:space="0" w:color="AAAAAA"/>
+            </w:tcBorders>
+            <w:shd w:val="clear" w:color="auto" w:fill="D6E4F0"/>
+            <w:tcMar>
+              <w:top w:w="80" w:type="dxa"/>
+              <w:left w:w="120" w:type="dxa"/>
+              <w:bottom w:w="80" w:type="dxa"/>
+              <w:right w:w="120" w:type="dxa"/>
+            </w:tcMar>
+            <w:vAlign w:val="center"/>
+          </w:tcPr>
+          <w:p>
+            <w:r>
+              <w:rPr>
+                <w:b/>
+                <w:bCs/>
+                <w:sz w:val="20"/>
+                <w:szCs w:val="20"/>
+              </w:rPr>
+              <w:t>PR.GA-6</w:t>
+            </w:r>
+          </w:p>
+        </w:tc>
+        <w:tc>
+          <w:tcPr>
+            <w:tcW w:w="2400" w:type="dxa"/>
+            <w:tcBorders>
+              <w:top w:val="single" w:sz="6" w:space="0" w:color="AAAAAA"/>
+              <w:left w:val="single" w:sz="6" w:space="0" w:color="AAAAAA"/>
+              <w:bottom w:val="single" w:sz="6" w:space="0" w:color="AAAAAA"/>
+              <w:right w:val="single" w:sz="6" w:space="0" w:color="AAAAAA"/>
+            </w:tcBorders>
+            <w:shd w:val="clear" w:color="auto" w:fill="D6E4F0"/>
+            <w:tcMar>
+              <w:top w:w="80" w:type="dxa"/>
+              <w:left w:w="120" w:type="dxa"/>
+              <w:bottom w:w="80" w:type="dxa"/>
+              <w:right w:w="120" w:type="dxa"/>
+            </w:tcMar>
+            <w:vAlign w:val="center"/>
+          </w:tcPr>
+          <w:p>
+            <w:r>
+              <w:rPr>
+                <w:sz w:val="20"/>
+                <w:szCs w:val="20"/>
+              </w:rPr>
+              <w:t>Básico</w:t>
+            </w:r>
+          </w:p>
+        </w:tc>
+        <w:tc>
+          <w:tcPr>
+            <w:tcW w:w="4826" w:type="dxa"/>
+            <w:tcBorders>
+              <w:top w:val="single" w:sz="6" w:space="0" w:color="AAAAAA"/>
+              <w:left w:val="single" w:sz="6" w:space="0" w:color="AAAAAA"/>
+              <w:bottom w:val="single" w:sz="6" w:space="0" w:color="AAAAAA"/>
+              <w:right w:val="single" w:sz="6" w:space="0" w:color="AAAAAA"/>
+            </w:tcBorders>
+            <w:shd w:val="clear" w:color="auto" w:fill="D6E4F0"/>
+            <w:tcMar>
+              <w:top w:w="80" w:type="dxa"/>
+              <w:left w:w="120" w:type="dxa"/>
+              <w:bottom w:w="80" w:type="dxa"/>
+              <w:right w:w="120" w:type="dxa"/>
+            </w:tcMar>
+            <w:vAlign w:val="center"/>
+          </w:tcPr>
+          <w:p>
+            <w:pPr>
+              <w:rPr>
+                <w:lang w:val="pt-PT"/>
+              </w:rPr>
+            </w:pPr>
+            <w:r>
+              <w:rPr>
+                <w:sz w:val="20"/>
+                <w:szCs w:val="20"/>
+                <w:lang w:val="pt-PT"/>
+              </w:rPr>
+              <w:t>Em parte: secção 10.1 (definição e proteção das zonas de acesso restrito). A monitorização do acesso físico (nível Substancial) não é tratada aqui.</w:t>
+            </w:r>
+          </w:p>
+        </w:tc>
+      </w:tr>
+    </w:tbl>
+    <w:p>
+      <w:pPr>
+        <w:pBdr>
+          <w:bottom w:val="single" w:sz="6" w:space="1" w:color="2E75B6"/>
+        </w:pBdr>
+        <w:spacing w:before="80" w:after="80"/>
+      </w:pPr>
+    </w:p>
+    <w:p>
+      <w:pPr>
+        <w:pStyle w:val="Heading1"/>
+      </w:pPr>
+      <w:r>
+        <w:t>17. Aprovação</w:t>
+      </w:r>
+    </w:p>
+    <w:p>
+      <w:pPr>
+        <w:spacing w:before="80" w:after="80"/>
+        <w:rPr>
+          <w:lang w:val="pt-PT"/>
+        </w:rPr>
+      </w:pPr>
+      <w:r>
+        <w:rPr>
+          <w:lang w:val="pt-PT"/>
+        </w:rPr>
+        <w:t>A política é aprovada pelo órgão de gestão (RJC, art. 25.º, n.º 1, al. a)).</w:t>
+      </w:r>
     </w:p>
     <w:p>
       <w:pPr>
@@ -16979,7 +17130,6 @@
             <w:pPr>
               <w:jc w:val="center"/>
             </w:pPr>
-            <w:proofErr w:type="spellStart"/>
             <w:r>
               <w:rPr>
                 <w:b/>
@@ -16988,31 +17138,8 @@
                 <w:sz w:val="20"/>
                 <w:szCs w:val="20"/>
               </w:rPr>
-              <w:t>Aprovado</w:t>
-            </w:r>
-            <w:proofErr w:type="spellEnd"/>
-            <w:r>
-              <w:rPr>
-                <w:b/>
-                <w:bCs/>
-                <w:color w:val="FFFFFF"/>
-                <w:sz w:val="20"/>
-                <w:szCs w:val="20"/>
-              </w:rPr>
-              <w:t xml:space="preserve"> pela </w:t>
-            </w:r>
-            <w:proofErr w:type="spellStart"/>
-            <w:r>
-              <w:rPr>
-                <w:b/>
-                <w:bCs/>
-                <w:color w:val="FFFFFF"/>
-                <w:sz w:val="20"/>
-                <w:szCs w:val="20"/>
-              </w:rPr>
-              <w:t>Administração</w:t>
-            </w:r>
-            <w:proofErr w:type="spellEnd"/>
+              <w:t>Aprovado pelo órgão de gestão</w:t>
+            </w:r>
           </w:p>
         </w:tc>
       </w:tr>
@@ -17041,23 +17168,7 @@
                 <w:sz w:val="20"/>
                 <w:szCs w:val="20"/>
               </w:rPr>
-              <w:t>[Nome] [</w:t>
-            </w:r>
-            <w:proofErr w:type="spellStart"/>
-            <w:r>
-              <w:rPr>
-                <w:sz w:val="20"/>
-                <w:szCs w:val="20"/>
-              </w:rPr>
-              <w:t>Função</w:t>
-            </w:r>
-            <w:proofErr w:type="spellEnd"/>
-            <w:r>
-              <w:rPr>
-                <w:sz w:val="20"/>
-                <w:szCs w:val="20"/>
-              </w:rPr>
-              <w:t>] [Data]</w:t>
+              <w:t>[Nome] [Função] [Data] [Assinatura]</w:t>
             </w:r>
           </w:p>
         </w:tc>
@@ -17085,23 +17196,7 @@
                 <w:sz w:val="20"/>
                 <w:szCs w:val="20"/>
               </w:rPr>
-              <w:t>[Nome] [</w:t>
-            </w:r>
-            <w:proofErr w:type="spellStart"/>
-            <w:r>
-              <w:rPr>
-                <w:sz w:val="20"/>
-                <w:szCs w:val="20"/>
-              </w:rPr>
-              <w:t>Função</w:t>
-            </w:r>
-            <w:proofErr w:type="spellEnd"/>
-            <w:r>
-              <w:rPr>
-                <w:sz w:val="20"/>
-                <w:szCs w:val="20"/>
-              </w:rPr>
-              <w:t>] [Data]</w:t>
+              <w:t>[Nome] [Função] [Data] [Assinatura]</w:t>
             </w:r>
           </w:p>
         </w:tc>
@@ -17129,12 +17224,26 @@
                 <w:sz w:val="20"/>
                 <w:szCs w:val="20"/>
               </w:rPr>
-              <w:t>[Nome] [Cargo] [Data]</w:t>
+              <w:t>[Nome] [Cargo] [Data] [Assinatura]</w:t>
             </w:r>
           </w:p>
         </w:tc>
       </w:tr>
     </w:tbl>
+    <w:p>
+      <w:pPr>
+        <w:spacing w:before="80" w:after="80"/>
+        <w:rPr>
+          <w:lang w:val="pt-PT"/>
+        </w:rPr>
+      </w:pPr>
+      <w:r>
+        <w:rPr>
+          <w:lang w:val="pt-PT"/>
+        </w:rPr>
+        <w:t>Próxima revisão: [dd/mm/aaaa]</w:t>
+      </w:r>
+    </w:p>
     <w:p>
       <w:pPr>
         <w:spacing w:before="200" w:after="80"/>
@@ -17254,20 +17363,69 @@
       <w:fldChar w:fldCharType="end"/>
     </w:r>
     <w:r>
+      <w:rPr>
+        <w:color w:val="888888"/>
+        <w:sz w:val="16"/>
+        <w:szCs w:val="16"/>
+        <w:lang w:val="pt-PT"/>
+      </w:rPr>
+      <w:t xml:space="preserve"> de </w:t>
+    </w:r>
+    <w:r>
+      <w:rPr>
+        <w:color w:val="888888"/>
+        <w:sz w:val="16"/>
+        <w:szCs w:val="16"/>
+        <w:lang w:val="pt-PT"/>
+      </w:rPr>
       <w:fldChar w:fldCharType="begin"/>
     </w:r>
     <w:r>
       <w:rPr>
+        <w:color w:val="888888"/>
+        <w:sz w:val="16"/>
+        <w:szCs w:val="16"/>
         <w:lang w:val="pt-PT"/>
       </w:rPr>
-      <w:instrText>[object Object]</w:instrText>
+      <w:instrText xml:space="preserve"> NUMPAGES   \* MERGEFORMAT </w:instrText>
     </w:r>
     <w:r>
+      <w:rPr>
+        <w:color w:val="888888"/>
+        <w:sz w:val="16"/>
+        <w:szCs w:val="16"/>
+        <w:lang w:val="pt-PT"/>
+      </w:rPr>
       <w:fldChar w:fldCharType="separate"/>
     </w:r>
     <w:r>
+      <w:rPr>
+        <w:color w:val="888888"/>
+        <w:sz w:val="16"/>
+        <w:szCs w:val="16"/>
+        <w:lang w:val="pt-PT"/>
+      </w:rPr>
+      <w:t>1</w:t>
+    </w:r>
+    <w:r>
+      <w:rPr>
+        <w:color w:val="888888"/>
+        <w:sz w:val="16"/>
+        <w:szCs w:val="16"/>
+        <w:lang w:val="pt-PT"/>
+      </w:rPr>
       <w:fldChar w:fldCharType="end"/>
     </w:r>
+  </w:p>
+</w:ftr>
+</file>
+
+<file path=word/footer2.xml><?xml version="1.0" encoding="utf-8"?>
+<w:ftr xmlns:m="http://schemas.openxmlformats.org/officeDocument/2006/math" xmlns:mc="http://schemas.openxmlformats.org/markup-compatibility/2006" xmlns:mo="http://schemas.microsoft.com/office/mac/office/2008/main" xmlns:mv="urn:schemas-microsoft-com:mac:vml" xmlns:o="urn:schemas-microsoft-com:office:office" xmlns:r="http://schemas.openxmlformats.org/officeDocument/2006/relationships" xmlns:v="urn:schemas-microsoft-com:vml" xmlns:w10="urn:schemas-microsoft-com:office:word" xmlns:w14="http://schemas.microsoft.com/office/word/2010/wordml" xmlns:w="http://schemas.openxmlformats.org/wordprocessingml/2006/main" xmlns:wne="http://schemas.microsoft.com/office/word/2006/wordml" xmlns:wp14="http://schemas.microsoft.com/office/word/2010/wordprocessingDrawing" xmlns:wp="http://schemas.openxmlformats.org/drawingml/2006/wordprocessingDrawing" xmlns:wpc="http://schemas.microsoft.com/office/word/2010/wordprocessingCanvas" xmlns:wpg="http://schemas.microsoft.com/office/word/2010/wordprocessingGroup" xmlns:wpi="http://schemas.microsoft.com/office/word/2010/wordprocessingInk" xmlns:wps="http://schemas.microsoft.com/office/word/2010/wordprocessingShape" mc:Ignorable="w14 wp14">
+  <w:p>
+    <w:pPr>
+      <w:pStyle w:val="Footer"/>
+    </w:pPr>
   </w:p>
 </w:ftr>
 </file>
@@ -17341,8 +17499,18 @@
         <w:szCs w:val="18"/>
         <w:lang w:val="pt-PT"/>
       </w:rPr>
-      <w:t>Activos  |  v1.0  |  Confidencial</w:t>
+      <w:t xml:space="preserve">Ativos  |  v1.0  |  Confidencial</w:t>
     </w:r>
+  </w:p>
+</w:hdr>
+</file>
+
+<file path=word/header2.xml><?xml version="1.0" encoding="utf-8"?>
+<w:hdr xmlns:m="http://schemas.openxmlformats.org/officeDocument/2006/math" xmlns:mc="http://schemas.openxmlformats.org/markup-compatibility/2006" xmlns:mo="http://schemas.microsoft.com/office/mac/office/2008/main" xmlns:mv="urn:schemas-microsoft-com:mac:vml" xmlns:o="urn:schemas-microsoft-com:office:office" xmlns:r="http://schemas.openxmlformats.org/officeDocument/2006/relationships" xmlns:v="urn:schemas-microsoft-com:vml" xmlns:w10="urn:schemas-microsoft-com:office:word" xmlns:w14="http://schemas.microsoft.com/office/word/2010/wordml" xmlns:w="http://schemas.openxmlformats.org/wordprocessingml/2006/main" xmlns:wne="http://schemas.microsoft.com/office/word/2006/wordml" xmlns:wp14="http://schemas.microsoft.com/office/word/2010/wordprocessingDrawing" xmlns:wp="http://schemas.openxmlformats.org/drawingml/2006/wordprocessingDrawing" xmlns:wpc="http://schemas.microsoft.com/office/word/2010/wordprocessingCanvas" xmlns:wpg="http://schemas.microsoft.com/office/word/2010/wordprocessingGroup" xmlns:wpi="http://schemas.microsoft.com/office/word/2010/wordprocessingInk" xmlns:wps="http://schemas.microsoft.com/office/word/2010/wordprocessingShape" mc:Ignorable="w14 wp14">
+  <w:p>
+    <w:pPr>
+      <w:pStyle w:val="Header"/>
+    </w:pPr>
   </w:p>
 </w:hdr>
 </file>
